--- a/Task2/Task 2 Development Template.docx
+++ b/Task2/Task 2 Development Template.docx
@@ -164,6 +164,9 @@
         </w:numPr>
       </w:pPr>
       <w:r>
+        <w:rPr>
+          <w:noProof/>
+        </w:rPr>
         <w:drawing>
           <wp:inline distT="0" distB="0" distL="0" distR="0" wp14:anchorId="6109F54A" wp14:editId="5614055A">
             <wp:extent cx="2524477" cy="342948"/>
@@ -210,6 +213,9 @@
         </w:numPr>
       </w:pPr>
       <w:r>
+        <w:rPr>
+          <w:noProof/>
+        </w:rPr>
         <w:drawing>
           <wp:inline distT="0" distB="0" distL="0" distR="0" wp14:anchorId="7DA3B649" wp14:editId="0C94FCF8">
             <wp:extent cx="1790950" cy="219106"/>
@@ -280,6 +286,9 @@
         </w:numPr>
       </w:pPr>
       <w:r>
+        <w:rPr>
+          <w:noProof/>
+        </w:rPr>
         <w:drawing>
           <wp:inline distT="0" distB="0" distL="0" distR="0" wp14:anchorId="34B60C2A" wp14:editId="25C8EF15">
             <wp:extent cx="5943600" cy="3120390"/>
@@ -326,6 +335,9 @@
         </w:numPr>
       </w:pPr>
       <w:r>
+        <w:rPr>
+          <w:noProof/>
+        </w:rPr>
         <w:lastRenderedPageBreak/>
         <w:drawing>
           <wp:inline distT="0" distB="0" distL="0" distR="0" wp14:anchorId="3A85D609" wp14:editId="218C5F12">
@@ -403,6 +415,9 @@
         </w:numPr>
       </w:pPr>
       <w:r>
+        <w:rPr>
+          <w:noProof/>
+        </w:rPr>
         <w:drawing>
           <wp:inline distT="0" distB="0" distL="0" distR="0" wp14:anchorId="673FEC22" wp14:editId="51F9599E">
             <wp:extent cx="5943600" cy="4401185"/>
@@ -482,6 +497,9 @@
         <w:ind w:left="360" w:firstLine="720"/>
       </w:pPr>
       <w:r>
+        <w:rPr>
+          <w:noProof/>
+        </w:rPr>
         <w:drawing>
           <wp:inline distT="0" distB="0" distL="0" distR="0" wp14:anchorId="79BD15E6" wp14:editId="38767078">
             <wp:extent cx="5943600" cy="1190625"/>
@@ -538,6 +556,9 @@
         <w:ind w:left="1080"/>
       </w:pPr>
       <w:r>
+        <w:rPr>
+          <w:noProof/>
+        </w:rPr>
         <w:drawing>
           <wp:inline distT="0" distB="0" distL="0" distR="0" wp14:anchorId="330AAE83" wp14:editId="2F61C806">
             <wp:extent cx="5943600" cy="1589405"/>
@@ -594,6 +615,9 @@
         <w:ind w:left="1080"/>
       </w:pPr>
       <w:r>
+        <w:rPr>
+          <w:noProof/>
+        </w:rPr>
         <w:drawing>
           <wp:inline distT="0" distB="0" distL="0" distR="0" wp14:anchorId="0FFA7F58" wp14:editId="641F8832">
             <wp:extent cx="5943600" cy="1871345"/>
@@ -672,6 +696,9 @@
         <w:ind w:left="1080"/>
       </w:pPr>
       <w:r>
+        <w:rPr>
+          <w:noProof/>
+        </w:rPr>
         <w:drawing>
           <wp:inline distT="0" distB="0" distL="0" distR="0" wp14:anchorId="22E340A5" wp14:editId="7B71AFA9">
             <wp:extent cx="5917482" cy="2733675"/>
@@ -726,6 +753,9 @@
         <w:ind w:left="1080"/>
       </w:pPr>
       <w:r>
+        <w:rPr>
+          <w:noProof/>
+        </w:rPr>
         <w:drawing>
           <wp:inline distT="0" distB="0" distL="0" distR="0" wp14:anchorId="32E2875D" wp14:editId="1FCF5C3D">
             <wp:extent cx="5943600" cy="2817495"/>
@@ -807,6 +837,9 @@
         <w:ind w:left="1080"/>
       </w:pPr>
       <w:r>
+        <w:rPr>
+          <w:noProof/>
+        </w:rPr>
         <w:drawing>
           <wp:inline distT="0" distB="0" distL="0" distR="0" wp14:anchorId="2BF2D626" wp14:editId="49C62DEE">
             <wp:extent cx="4705350" cy="1857508"/>
@@ -863,6 +896,9 @@
         <w:ind w:left="720" w:firstLine="360"/>
       </w:pPr>
       <w:r>
+        <w:rPr>
+          <w:noProof/>
+        </w:rPr>
         <w:drawing>
           <wp:inline distT="0" distB="0" distL="0" distR="0" wp14:anchorId="0930C5E5" wp14:editId="75417B20">
             <wp:extent cx="5943600" cy="1895475"/>
@@ -917,6 +953,9 @@
         <w:ind w:left="1080"/>
       </w:pPr>
       <w:r>
+        <w:rPr>
+          <w:noProof/>
+        </w:rPr>
         <w:drawing>
           <wp:inline distT="0" distB="0" distL="0" distR="0" wp14:anchorId="58068F53" wp14:editId="73C9C518">
             <wp:extent cx="5943600" cy="2049145"/>
@@ -1008,6 +1047,9 @@
         <w:ind w:left="1080"/>
       </w:pPr>
       <w:r>
+        <w:rPr>
+          <w:noProof/>
+        </w:rPr>
         <w:drawing>
           <wp:inline distT="0" distB="0" distL="0" distR="0" wp14:anchorId="70994EB6" wp14:editId="2047DA5D">
             <wp:extent cx="3797155" cy="2171700"/>
@@ -1096,6 +1138,7 @@
         <w:rPr>
           <w:b/>
           <w:bCs/>
+          <w:noProof/>
           <w:u w:val="single"/>
         </w:rPr>
         <w:drawing>
@@ -1177,6 +1220,7 @@
         <w:rPr>
           <w:b/>
           <w:bCs/>
+          <w:noProof/>
           <w:u w:val="single"/>
         </w:rPr>
         <w:drawing>
@@ -1250,6 +1294,7 @@
         <w:rPr>
           <w:b/>
           <w:bCs/>
+          <w:noProof/>
           <w:u w:val="single"/>
         </w:rPr>
         <w:lastRenderedPageBreak/>
@@ -1371,6 +1416,7 @@
         <w:rPr>
           <w:b/>
           <w:bCs/>
+          <w:noProof/>
           <w:u w:val="single"/>
         </w:rPr>
         <w:drawing>
@@ -1466,6 +1512,9 @@
         </w:numPr>
       </w:pPr>
       <w:r>
+        <w:rPr>
+          <w:noProof/>
+        </w:rPr>
         <w:drawing>
           <wp:inline distT="0" distB="0" distL="0" distR="0" wp14:anchorId="18711C73" wp14:editId="53A0FA1A">
             <wp:extent cx="5943600" cy="819785"/>
@@ -1563,6 +1612,9 @@
         <w:t xml:space="preserve"> I added:</w:t>
       </w:r>
       <w:r>
+        <w:rPr>
+          <w:noProof/>
+        </w:rPr>
         <w:drawing>
           <wp:inline distT="0" distB="0" distL="0" distR="0" wp14:anchorId="12D6DFC0" wp14:editId="156C206C">
             <wp:extent cx="5943600" cy="614680"/>
@@ -1600,6 +1652,9 @@
         </w:drawing>
       </w:r>
       <w:r>
+        <w:rPr>
+          <w:noProof/>
+        </w:rPr>
         <w:drawing>
           <wp:inline distT="0" distB="0" distL="0" distR="0" wp14:anchorId="6768B41F" wp14:editId="35576BD4">
             <wp:extent cx="5943600" cy="1343025"/>
@@ -1670,6 +1725,9 @@
         </w:numPr>
       </w:pPr>
       <w:r>
+        <w:rPr>
+          <w:noProof/>
+        </w:rPr>
         <w:drawing>
           <wp:inline distT="0" distB="0" distL="0" distR="0" wp14:anchorId="5A2A3BE4" wp14:editId="49271AEB">
             <wp:extent cx="5943600" cy="1757045"/>
@@ -1752,6 +1810,9 @@
         </w:numPr>
       </w:pPr>
       <w:r>
+        <w:rPr>
+          <w:noProof/>
+        </w:rPr>
         <w:drawing>
           <wp:inline distT="0" distB="0" distL="0" distR="0" wp14:anchorId="30D4EBCB" wp14:editId="73668856">
             <wp:extent cx="3210373" cy="876422"/>
@@ -1830,6 +1891,9 @@
         </w:numPr>
       </w:pPr>
       <w:r>
+        <w:rPr>
+          <w:noProof/>
+        </w:rPr>
         <w:drawing>
           <wp:inline distT="0" distB="0" distL="0" distR="0" wp14:anchorId="311EAE64" wp14:editId="33B41319">
             <wp:extent cx="3381375" cy="2063867"/>
@@ -1894,6 +1958,9 @@
         </w:numPr>
       </w:pPr>
       <w:r>
+        <w:rPr>
+          <w:noProof/>
+        </w:rPr>
         <w:drawing>
           <wp:inline distT="0" distB="0" distL="0" distR="0" wp14:anchorId="079D86A5" wp14:editId="41430BC2">
             <wp:extent cx="5582429" cy="1133633"/>
@@ -1972,6 +2039,9 @@
         </w:numPr>
       </w:pPr>
       <w:r>
+        <w:rPr>
+          <w:noProof/>
+        </w:rPr>
         <w:drawing>
           <wp:inline distT="0" distB="0" distL="0" distR="0" wp14:anchorId="7955C549" wp14:editId="151273A3">
             <wp:extent cx="5943600" cy="3131185"/>
@@ -2060,6 +2130,9 @@
         <w:ind w:firstLine="720"/>
       </w:pPr>
       <w:r>
+        <w:rPr>
+          <w:noProof/>
+        </w:rPr>
         <w:drawing>
           <wp:inline distT="0" distB="0" distL="0" distR="0" wp14:anchorId="35E5750B" wp14:editId="3EC808EE">
             <wp:extent cx="2438740" cy="257211"/>
@@ -2118,6 +2191,9 @@
         </w:numPr>
       </w:pPr>
       <w:r>
+        <w:rPr>
+          <w:noProof/>
+        </w:rPr>
         <w:drawing>
           <wp:inline distT="0" distB="0" distL="0" distR="0" wp14:anchorId="0BD1FE20" wp14:editId="11627718">
             <wp:extent cx="4962525" cy="2094758"/>
@@ -2158,78 +2234,12 @@
     <w:p>
       <w:pPr>
         <w:pStyle w:val="ListParagraph"/>
-        <w:numPr>
-          <w:ilvl w:val="0"/>
-          <w:numId w:val="11"/>
-        </w:numPr>
-      </w:pPr>
-    </w:p>
-    <w:p/>
-    <w:p/>
-    <w:p>
-      <w:r>
-        <w:t>Versions of the Program – You can Title each entry from today, Version 1.1, 1.2, 1.3 and so on</w:t>
-      </w:r>
-    </w:p>
-    <w:p>
-      <w:pPr>
-        <w:pStyle w:val="ListParagraph"/>
-        <w:numPr>
-          <w:ilvl w:val="0"/>
-          <w:numId w:val="4"/>
-        </w:numPr>
-      </w:pPr>
-      <w:r>
-        <w:t>Treat this like a Diary with each session being a different version.</w:t>
-      </w:r>
-    </w:p>
-    <w:p>
-      <w:pPr>
-        <w:pStyle w:val="ListParagraph"/>
-        <w:numPr>
-          <w:ilvl w:val="0"/>
-          <w:numId w:val="3"/>
-        </w:numPr>
-      </w:pPr>
-      <w:r>
-        <w:t>Walk me through how you built the software justifying decisions you made along the way</w:t>
-      </w:r>
-    </w:p>
-    <w:p>
-      <w:pPr>
-        <w:pStyle w:val="ListParagraph"/>
-        <w:numPr>
-          <w:ilvl w:val="0"/>
-          <w:numId w:val="2"/>
-        </w:numPr>
-      </w:pPr>
-      <w:r>
-        <w:t>Talk about errors that you encountered and issues</w:t>
-      </w:r>
-      <w:r>
-        <w:t xml:space="preserve"> that you had and how you solved these issues</w:t>
-      </w:r>
-    </w:p>
-    <w:p>
-      <w:pPr>
-        <w:pStyle w:val="ListParagraph"/>
-        <w:numPr>
-          <w:ilvl w:val="0"/>
-          <w:numId w:val="1"/>
-        </w:numPr>
-      </w:pPr>
-      <w:r>
-        <w:t>Use Screenshots</w:t>
-      </w:r>
-    </w:p>
-    <w:p>
-      <w:pPr>
-        <w:jc w:val="center"/>
         <w:rPr>
           <w:b/>
           <w:bCs/>
           <w:sz w:val="28"/>
           <w:szCs w:val="28"/>
+          <w:u w:val="single"/>
         </w:rPr>
       </w:pPr>
       <w:r>
@@ -2238,6 +2248,1484 @@
           <w:bCs/>
           <w:sz w:val="28"/>
           <w:szCs w:val="28"/>
+          <w:u w:val="single"/>
+        </w:rPr>
+        <w:lastRenderedPageBreak/>
+        <w:t>Day 2 - Version 1.1</w:t>
+      </w:r>
+    </w:p>
+    <w:p>
+      <w:pPr>
+        <w:pStyle w:val="ListParagraph"/>
+        <w:rPr>
+          <w:b/>
+          <w:bCs/>
+          <w:sz w:val="28"/>
+          <w:szCs w:val="28"/>
+          <w:u w:val="single"/>
+        </w:rPr>
+      </w:pPr>
+    </w:p>
+    <w:p>
+      <w:pPr>
+        <w:pStyle w:val="ListParagraph"/>
+        <w:numPr>
+          <w:ilvl w:val="0"/>
+          <w:numId w:val="11"/>
+        </w:numPr>
+      </w:pPr>
+      <w:r>
+        <w:t xml:space="preserve">I immediately opened the file which I uploaded on </w:t>
+      </w:r>
+      <w:proofErr w:type="spellStart"/>
+      <w:r>
+        <w:t>github</w:t>
+      </w:r>
+      <w:proofErr w:type="spellEnd"/>
+      <w:r>
+        <w:t xml:space="preserve"> yesterday for version control, so upon opening the file I add migration and update database</w:t>
+      </w:r>
+    </w:p>
+    <w:p>
+      <w:pPr>
+        <w:ind w:firstLine="360"/>
+        <w:rPr>
+          <w:b/>
+          <w:bCs/>
+          <w:u w:val="single"/>
+        </w:rPr>
+      </w:pPr>
+      <w:r>
+        <w:rPr>
+          <w:b/>
+          <w:bCs/>
+          <w:u w:val="single"/>
+        </w:rPr>
+        <w:t xml:space="preserve">Seed Data </w:t>
+      </w:r>
+    </w:p>
+    <w:p>
+      <w:pPr>
+        <w:pStyle w:val="ListParagraph"/>
+        <w:numPr>
+          <w:ilvl w:val="0"/>
+          <w:numId w:val="11"/>
+        </w:numPr>
+        <w:rPr>
+          <w:b/>
+          <w:bCs/>
+          <w:u w:val="single"/>
+        </w:rPr>
+      </w:pPr>
+      <w:r>
+        <w:rPr>
+          <w:b/>
+          <w:bCs/>
+          <w:u w:val="single"/>
+        </w:rPr>
+        <w:drawing>
+          <wp:inline distT="0" distB="0" distL="0" distR="0" wp14:anchorId="79936CBC" wp14:editId="573DA8B1">
+            <wp:extent cx="5943600" cy="1421130"/>
+            <wp:effectExtent l="0" t="0" r="0" b="7620"/>
+            <wp:docPr id="6" name="Picture 6"/>
+            <wp:cNvGraphicFramePr>
+              <a:graphicFrameLocks xmlns:a="http://schemas.openxmlformats.org/drawingml/2006/main" noChangeAspect="1"/>
+            </wp:cNvGraphicFramePr>
+            <a:graphic xmlns:a="http://schemas.openxmlformats.org/drawingml/2006/main">
+              <a:graphicData uri="http://schemas.openxmlformats.org/drawingml/2006/picture">
+                <pic:pic xmlns:pic="http://schemas.openxmlformats.org/drawingml/2006/picture">
+                  <pic:nvPicPr>
+                    <pic:cNvPr id="1" name=""/>
+                    <pic:cNvPicPr/>
+                  </pic:nvPicPr>
+                  <pic:blipFill>
+                    <a:blip r:embed="rId33"/>
+                    <a:stretch>
+                      <a:fillRect/>
+                    </a:stretch>
+                  </pic:blipFill>
+                  <pic:spPr>
+                    <a:xfrm>
+                      <a:off x="0" y="0"/>
+                      <a:ext cx="5943600" cy="1421130"/>
+                    </a:xfrm>
+                    <a:prstGeom prst="rect">
+                      <a:avLst/>
+                    </a:prstGeom>
+                  </pic:spPr>
+                </pic:pic>
+              </a:graphicData>
+            </a:graphic>
+          </wp:inline>
+        </w:drawing>
+      </w:r>
+    </w:p>
+    <w:p>
+      <w:pPr>
+        <w:pStyle w:val="ListParagraph"/>
+        <w:numPr>
+          <w:ilvl w:val="0"/>
+          <w:numId w:val="11"/>
+        </w:numPr>
+        <w:rPr>
+          <w:b/>
+          <w:bCs/>
+          <w:u w:val="single"/>
+        </w:rPr>
+      </w:pPr>
+      <w:r>
+        <w:t>This looks up each farmer from the Farmers table by their name so I can link products to them</w:t>
+      </w:r>
+    </w:p>
+    <w:p>
+      <w:pPr>
+        <w:pStyle w:val="ListParagraph"/>
+        <w:numPr>
+          <w:ilvl w:val="0"/>
+          <w:numId w:val="11"/>
+        </w:numPr>
+        <w:rPr>
+          <w:b/>
+          <w:bCs/>
+          <w:u w:val="single"/>
+        </w:rPr>
+      </w:pPr>
+      <w:r>
+        <w:t>I start seeding products that connect to farmers</w:t>
+      </w:r>
+      <w:r>
+        <w:t>, 4 different products for my 3 different farmers</w:t>
+      </w:r>
+    </w:p>
+    <w:p>
+      <w:pPr>
+        <w:pStyle w:val="ListParagraph"/>
+        <w:numPr>
+          <w:ilvl w:val="0"/>
+          <w:numId w:val="11"/>
+        </w:numPr>
+        <w:rPr>
+          <w:b/>
+          <w:bCs/>
+          <w:u w:val="single"/>
+        </w:rPr>
+      </w:pPr>
+      <w:r>
+        <w:rPr>
+          <w:b/>
+          <w:bCs/>
+          <w:u w:val="single"/>
+        </w:rPr>
+        <w:drawing>
+          <wp:inline distT="0" distB="0" distL="0" distR="0" wp14:anchorId="2E3E467E" wp14:editId="4257BC92">
+            <wp:extent cx="5943600" cy="3592195"/>
+            <wp:effectExtent l="0" t="0" r="0" b="8255"/>
+            <wp:docPr id="11" name="Picture 11"/>
+            <wp:cNvGraphicFramePr>
+              <a:graphicFrameLocks xmlns:a="http://schemas.openxmlformats.org/drawingml/2006/main" noChangeAspect="1"/>
+            </wp:cNvGraphicFramePr>
+            <a:graphic xmlns:a="http://schemas.openxmlformats.org/drawingml/2006/main">
+              <a:graphicData uri="http://schemas.openxmlformats.org/drawingml/2006/picture">
+                <pic:pic xmlns:pic="http://schemas.openxmlformats.org/drawingml/2006/picture">
+                  <pic:nvPicPr>
+                    <pic:cNvPr id="1" name=""/>
+                    <pic:cNvPicPr/>
+                  </pic:nvPicPr>
+                  <pic:blipFill>
+                    <a:blip r:embed="rId34"/>
+                    <a:stretch>
+                      <a:fillRect/>
+                    </a:stretch>
+                  </pic:blipFill>
+                  <pic:spPr>
+                    <a:xfrm>
+                      <a:off x="0" y="0"/>
+                      <a:ext cx="5943600" cy="3592195"/>
+                    </a:xfrm>
+                    <a:prstGeom prst="rect">
+                      <a:avLst/>
+                    </a:prstGeom>
+                  </pic:spPr>
+                </pic:pic>
+              </a:graphicData>
+            </a:graphic>
+          </wp:inline>
+        </w:drawing>
+      </w:r>
+    </w:p>
+    <w:p>
+      <w:pPr>
+        <w:pStyle w:val="ListParagraph"/>
+        <w:numPr>
+          <w:ilvl w:val="0"/>
+          <w:numId w:val="11"/>
+        </w:numPr>
+        <w:rPr>
+          <w:b/>
+          <w:bCs/>
+          <w:u w:val="single"/>
+        </w:rPr>
+      </w:pPr>
+      <w:r>
+        <w:t xml:space="preserve">Then in </w:t>
+      </w:r>
+      <w:proofErr w:type="spellStart"/>
+      <w:r>
+        <w:t>program.cs</w:t>
+      </w:r>
+      <w:proofErr w:type="spellEnd"/>
+      <w:r>
+        <w:t xml:space="preserve"> I add “await </w:t>
+      </w:r>
+      <w:proofErr w:type="spellStart"/>
+      <w:r>
+        <w:t>SeedData.SeedProducts</w:t>
+      </w:r>
+      <w:proofErr w:type="spellEnd"/>
+      <w:r>
+        <w:t>(services);</w:t>
+      </w:r>
+    </w:p>
+    <w:p>
+      <w:pPr>
+        <w:pStyle w:val="ListParagraph"/>
+        <w:numPr>
+          <w:ilvl w:val="0"/>
+          <w:numId w:val="11"/>
+        </w:numPr>
+        <w:rPr>
+          <w:b/>
+          <w:bCs/>
+          <w:u w:val="single"/>
+        </w:rPr>
+      </w:pPr>
+      <w:r>
+        <w:rPr>
+          <w:b/>
+          <w:bCs/>
+          <w:u w:val="single"/>
+        </w:rPr>
+        <w:drawing>
+          <wp:inline distT="0" distB="0" distL="0" distR="0" wp14:anchorId="20F6B91E" wp14:editId="7652760B">
+            <wp:extent cx="4038600" cy="1186523"/>
+            <wp:effectExtent l="0" t="0" r="0" b="0"/>
+            <wp:docPr id="14" name="Picture 14"/>
+            <wp:cNvGraphicFramePr>
+              <a:graphicFrameLocks xmlns:a="http://schemas.openxmlformats.org/drawingml/2006/main" noChangeAspect="1"/>
+            </wp:cNvGraphicFramePr>
+            <a:graphic xmlns:a="http://schemas.openxmlformats.org/drawingml/2006/main">
+              <a:graphicData uri="http://schemas.openxmlformats.org/drawingml/2006/picture">
+                <pic:pic xmlns:pic="http://schemas.openxmlformats.org/drawingml/2006/picture">
+                  <pic:nvPicPr>
+                    <pic:cNvPr id="1" name=""/>
+                    <pic:cNvPicPr/>
+                  </pic:nvPicPr>
+                  <pic:blipFill>
+                    <a:blip r:embed="rId35"/>
+                    <a:stretch>
+                      <a:fillRect/>
+                    </a:stretch>
+                  </pic:blipFill>
+                  <pic:spPr>
+                    <a:xfrm>
+                      <a:off x="0" y="0"/>
+                      <a:ext cx="4043387" cy="1187929"/>
+                    </a:xfrm>
+                    <a:prstGeom prst="rect">
+                      <a:avLst/>
+                    </a:prstGeom>
+                  </pic:spPr>
+                </pic:pic>
+              </a:graphicData>
+            </a:graphic>
+          </wp:inline>
+        </w:drawing>
+      </w:r>
+    </w:p>
+    <w:p>
+      <w:pPr>
+        <w:pStyle w:val="ListParagraph"/>
+        <w:numPr>
+          <w:ilvl w:val="0"/>
+          <w:numId w:val="11"/>
+        </w:numPr>
+        <w:rPr>
+          <w:b/>
+          <w:bCs/>
+          <w:u w:val="single"/>
+        </w:rPr>
+      </w:pPr>
+      <w:r>
+        <w:lastRenderedPageBreak/>
+        <w:t xml:space="preserve">I run the application to see if it works or if </w:t>
+      </w:r>
+      <w:proofErr w:type="spellStart"/>
+      <w:r>
+        <w:t>theres</w:t>
+      </w:r>
+      <w:proofErr w:type="spellEnd"/>
+      <w:r>
+        <w:t xml:space="preserve"> any errors</w:t>
+      </w:r>
+    </w:p>
+    <w:p>
+      <w:pPr>
+        <w:pStyle w:val="ListParagraph"/>
+        <w:numPr>
+          <w:ilvl w:val="0"/>
+          <w:numId w:val="11"/>
+        </w:numPr>
+        <w:rPr>
+          <w:b/>
+          <w:bCs/>
+          <w:u w:val="single"/>
+        </w:rPr>
+      </w:pPr>
+      <w:r>
+        <w:rPr>
+          <w:b/>
+          <w:bCs/>
+          <w:u w:val="single"/>
+        </w:rPr>
+        <w:drawing>
+          <wp:inline distT="0" distB="0" distL="0" distR="0" wp14:anchorId="133C389C" wp14:editId="0C388A0B">
+            <wp:extent cx="5943600" cy="3080385"/>
+            <wp:effectExtent l="0" t="0" r="0" b="5715"/>
+            <wp:docPr id="19" name="Picture 19"/>
+            <wp:cNvGraphicFramePr>
+              <a:graphicFrameLocks xmlns:a="http://schemas.openxmlformats.org/drawingml/2006/main" noChangeAspect="1"/>
+            </wp:cNvGraphicFramePr>
+            <a:graphic xmlns:a="http://schemas.openxmlformats.org/drawingml/2006/main">
+              <a:graphicData uri="http://schemas.openxmlformats.org/drawingml/2006/picture">
+                <pic:pic xmlns:pic="http://schemas.openxmlformats.org/drawingml/2006/picture">
+                  <pic:nvPicPr>
+                    <pic:cNvPr id="1" name=""/>
+                    <pic:cNvPicPr/>
+                  </pic:nvPicPr>
+                  <pic:blipFill>
+                    <a:blip r:embed="rId36"/>
+                    <a:stretch>
+                      <a:fillRect/>
+                    </a:stretch>
+                  </pic:blipFill>
+                  <pic:spPr>
+                    <a:xfrm>
+                      <a:off x="0" y="0"/>
+                      <a:ext cx="5943600" cy="3080385"/>
+                    </a:xfrm>
+                    <a:prstGeom prst="rect">
+                      <a:avLst/>
+                    </a:prstGeom>
+                  </pic:spPr>
+                </pic:pic>
+              </a:graphicData>
+            </a:graphic>
+          </wp:inline>
+        </w:drawing>
+      </w:r>
+    </w:p>
+    <w:p>
+      <w:pPr>
+        <w:pStyle w:val="ListParagraph"/>
+        <w:numPr>
+          <w:ilvl w:val="0"/>
+          <w:numId w:val="11"/>
+        </w:numPr>
+        <w:rPr>
+          <w:b/>
+          <w:bCs/>
+          <w:u w:val="single"/>
+        </w:rPr>
+      </w:pPr>
+      <w:r>
+        <w:t>It works!</w:t>
+      </w:r>
+    </w:p>
+    <w:p>
+      <w:pPr>
+        <w:ind w:firstLine="360"/>
+        <w:rPr>
+          <w:b/>
+          <w:bCs/>
+          <w:u w:val="single"/>
+        </w:rPr>
+      </w:pPr>
+      <w:r>
+        <w:rPr>
+          <w:b/>
+          <w:bCs/>
+          <w:u w:val="single"/>
+        </w:rPr>
+        <w:t>Basket</w:t>
+      </w:r>
+      <w:r>
+        <w:rPr>
+          <w:b/>
+          <w:bCs/>
+          <w:u w:val="single"/>
+        </w:rPr>
+        <w:t xml:space="preserve"> </w:t>
+      </w:r>
+    </w:p>
+    <w:p>
+      <w:pPr>
+        <w:pStyle w:val="ListParagraph"/>
+        <w:numPr>
+          <w:ilvl w:val="0"/>
+          <w:numId w:val="11"/>
+        </w:numPr>
+      </w:pPr>
+      <w:r>
+        <w:t>I go to the index page of the products view</w:t>
+      </w:r>
+      <w:r>
+        <w:t xml:space="preserve"> and add the “add to basket” button</w:t>
+      </w:r>
+    </w:p>
+    <w:p>
+      <w:pPr>
+        <w:pStyle w:val="ListParagraph"/>
+        <w:numPr>
+          <w:ilvl w:val="0"/>
+          <w:numId w:val="11"/>
+        </w:numPr>
+      </w:pPr>
+      <w:r>
+        <w:drawing>
+          <wp:inline distT="0" distB="0" distL="0" distR="0" wp14:anchorId="3F0AC222" wp14:editId="1AC65F28">
+            <wp:extent cx="5096586" cy="2819794"/>
+            <wp:effectExtent l="0" t="0" r="0" b="0"/>
+            <wp:docPr id="23" name="Picture 23"/>
+            <wp:cNvGraphicFramePr>
+              <a:graphicFrameLocks xmlns:a="http://schemas.openxmlformats.org/drawingml/2006/main" noChangeAspect="1"/>
+            </wp:cNvGraphicFramePr>
+            <a:graphic xmlns:a="http://schemas.openxmlformats.org/drawingml/2006/main">
+              <a:graphicData uri="http://schemas.openxmlformats.org/drawingml/2006/picture">
+                <pic:pic xmlns:pic="http://schemas.openxmlformats.org/drawingml/2006/picture">
+                  <pic:nvPicPr>
+                    <pic:cNvPr id="1" name=""/>
+                    <pic:cNvPicPr/>
+                  </pic:nvPicPr>
+                  <pic:blipFill>
+                    <a:blip r:embed="rId37"/>
+                    <a:stretch>
+                      <a:fillRect/>
+                    </a:stretch>
+                  </pic:blipFill>
+                  <pic:spPr>
+                    <a:xfrm>
+                      <a:off x="0" y="0"/>
+                      <a:ext cx="5096586" cy="2819794"/>
+                    </a:xfrm>
+                    <a:prstGeom prst="rect">
+                      <a:avLst/>
+                    </a:prstGeom>
+                  </pic:spPr>
+                </pic:pic>
+              </a:graphicData>
+            </a:graphic>
+          </wp:inline>
+        </w:drawing>
+      </w:r>
+    </w:p>
+    <w:p>
+      <w:pPr>
+        <w:pStyle w:val="ListParagraph"/>
+        <w:numPr>
+          <w:ilvl w:val="0"/>
+          <w:numId w:val="11"/>
+        </w:numPr>
+      </w:pPr>
+      <w:r>
+        <w:t>I run the application to test if it works</w:t>
+      </w:r>
+    </w:p>
+    <w:p>
+      <w:pPr>
+        <w:pStyle w:val="ListParagraph"/>
+        <w:numPr>
+          <w:ilvl w:val="0"/>
+          <w:numId w:val="11"/>
+        </w:numPr>
+      </w:pPr>
+      <w:r>
+        <w:lastRenderedPageBreak/>
+        <w:drawing>
+          <wp:inline distT="0" distB="0" distL="0" distR="0" wp14:anchorId="310E1FB5" wp14:editId="75F169CB">
+            <wp:extent cx="5943600" cy="3074670"/>
+            <wp:effectExtent l="0" t="0" r="0" b="0"/>
+            <wp:docPr id="32" name="Picture 32"/>
+            <wp:cNvGraphicFramePr>
+              <a:graphicFrameLocks xmlns:a="http://schemas.openxmlformats.org/drawingml/2006/main" noChangeAspect="1"/>
+            </wp:cNvGraphicFramePr>
+            <a:graphic xmlns:a="http://schemas.openxmlformats.org/drawingml/2006/main">
+              <a:graphicData uri="http://schemas.openxmlformats.org/drawingml/2006/picture">
+                <pic:pic xmlns:pic="http://schemas.openxmlformats.org/drawingml/2006/picture">
+                  <pic:nvPicPr>
+                    <pic:cNvPr id="1" name=""/>
+                    <pic:cNvPicPr/>
+                  </pic:nvPicPr>
+                  <pic:blipFill>
+                    <a:blip r:embed="rId38"/>
+                    <a:stretch>
+                      <a:fillRect/>
+                    </a:stretch>
+                  </pic:blipFill>
+                  <pic:spPr>
+                    <a:xfrm>
+                      <a:off x="0" y="0"/>
+                      <a:ext cx="5943600" cy="3074670"/>
+                    </a:xfrm>
+                    <a:prstGeom prst="rect">
+                      <a:avLst/>
+                    </a:prstGeom>
+                  </pic:spPr>
+                </pic:pic>
+              </a:graphicData>
+            </a:graphic>
+          </wp:inline>
+        </w:drawing>
+      </w:r>
+    </w:p>
+    <w:p>
+      <w:pPr>
+        <w:pStyle w:val="ListParagraph"/>
+        <w:numPr>
+          <w:ilvl w:val="0"/>
+          <w:numId w:val="11"/>
+        </w:numPr>
+      </w:pPr>
+      <w:r>
+        <w:t>Add to basket button appears!</w:t>
+      </w:r>
+    </w:p>
+    <w:p>
+      <w:pPr>
+        <w:pStyle w:val="ListParagraph"/>
+        <w:numPr>
+          <w:ilvl w:val="0"/>
+          <w:numId w:val="11"/>
+        </w:numPr>
+      </w:pPr>
+      <w:r>
+        <w:t xml:space="preserve">I press the button but it </w:t>
+      </w:r>
+      <w:proofErr w:type="gramStart"/>
+      <w:r>
+        <w:t>wont</w:t>
+      </w:r>
+      <w:proofErr w:type="gramEnd"/>
+      <w:r>
+        <w:t xml:space="preserve"> let me create as I cant input anything in “</w:t>
+      </w:r>
+      <w:proofErr w:type="spellStart"/>
+      <w:r>
+        <w:t>basketId</w:t>
+      </w:r>
+      <w:proofErr w:type="spellEnd"/>
+      <w:r>
+        <w:t>”</w:t>
+      </w:r>
+    </w:p>
+    <w:p>
+      <w:pPr>
+        <w:pStyle w:val="ListParagraph"/>
+        <w:numPr>
+          <w:ilvl w:val="0"/>
+          <w:numId w:val="11"/>
+        </w:numPr>
+      </w:pPr>
+      <w:r>
+        <w:drawing>
+          <wp:inline distT="0" distB="0" distL="0" distR="0" wp14:anchorId="54F9D520" wp14:editId="0F7202CC">
+            <wp:extent cx="4382112" cy="2610214"/>
+            <wp:effectExtent l="0" t="0" r="0" b="0"/>
+            <wp:docPr id="36" name="Picture 36"/>
+            <wp:cNvGraphicFramePr>
+              <a:graphicFrameLocks xmlns:a="http://schemas.openxmlformats.org/drawingml/2006/main" noChangeAspect="1"/>
+            </wp:cNvGraphicFramePr>
+            <a:graphic xmlns:a="http://schemas.openxmlformats.org/drawingml/2006/main">
+              <a:graphicData uri="http://schemas.openxmlformats.org/drawingml/2006/picture">
+                <pic:pic xmlns:pic="http://schemas.openxmlformats.org/drawingml/2006/picture">
+                  <pic:nvPicPr>
+                    <pic:cNvPr id="1" name=""/>
+                    <pic:cNvPicPr/>
+                  </pic:nvPicPr>
+                  <pic:blipFill>
+                    <a:blip r:embed="rId39"/>
+                    <a:stretch>
+                      <a:fillRect/>
+                    </a:stretch>
+                  </pic:blipFill>
+                  <pic:spPr>
+                    <a:xfrm>
+                      <a:off x="0" y="0"/>
+                      <a:ext cx="4382112" cy="2610214"/>
+                    </a:xfrm>
+                    <a:prstGeom prst="rect">
+                      <a:avLst/>
+                    </a:prstGeom>
+                  </pic:spPr>
+                </pic:pic>
+              </a:graphicData>
+            </a:graphic>
+          </wp:inline>
+        </w:drawing>
+      </w:r>
+    </w:p>
+    <w:p>
+      <w:pPr>
+        <w:pStyle w:val="ListParagraph"/>
+        <w:numPr>
+          <w:ilvl w:val="0"/>
+          <w:numId w:val="11"/>
+        </w:numPr>
+      </w:pPr>
+      <w:r>
+        <w:t xml:space="preserve">I go to the </w:t>
+      </w:r>
+      <w:proofErr w:type="spellStart"/>
+      <w:r>
+        <w:t>basketProducts</w:t>
+      </w:r>
+      <w:proofErr w:type="spellEnd"/>
+      <w:r>
+        <w:t xml:space="preserve"> controller to the POST create function</w:t>
+      </w:r>
+    </w:p>
+    <w:p>
+      <w:pPr>
+        <w:pStyle w:val="ListParagraph"/>
+        <w:numPr>
+          <w:ilvl w:val="0"/>
+          <w:numId w:val="11"/>
+        </w:numPr>
+      </w:pPr>
+      <w:r>
+        <w:lastRenderedPageBreak/>
+        <w:drawing>
+          <wp:inline distT="0" distB="0" distL="0" distR="0" wp14:anchorId="5E6B8042" wp14:editId="5D244921">
+            <wp:extent cx="5325218" cy="5601482"/>
+            <wp:effectExtent l="0" t="0" r="8890" b="0"/>
+            <wp:docPr id="37" name="Picture 37"/>
+            <wp:cNvGraphicFramePr>
+              <a:graphicFrameLocks xmlns:a="http://schemas.openxmlformats.org/drawingml/2006/main" noChangeAspect="1"/>
+            </wp:cNvGraphicFramePr>
+            <a:graphic xmlns:a="http://schemas.openxmlformats.org/drawingml/2006/main">
+              <a:graphicData uri="http://schemas.openxmlformats.org/drawingml/2006/picture">
+                <pic:pic xmlns:pic="http://schemas.openxmlformats.org/drawingml/2006/picture">
+                  <pic:nvPicPr>
+                    <pic:cNvPr id="1" name=""/>
+                    <pic:cNvPicPr/>
+                  </pic:nvPicPr>
+                  <pic:blipFill>
+                    <a:blip r:embed="rId40"/>
+                    <a:stretch>
+                      <a:fillRect/>
+                    </a:stretch>
+                  </pic:blipFill>
+                  <pic:spPr>
+                    <a:xfrm>
+                      <a:off x="0" y="0"/>
+                      <a:ext cx="5325218" cy="5601482"/>
+                    </a:xfrm>
+                    <a:prstGeom prst="rect">
+                      <a:avLst/>
+                    </a:prstGeom>
+                  </pic:spPr>
+                </pic:pic>
+              </a:graphicData>
+            </a:graphic>
+          </wp:inline>
+        </w:drawing>
+      </w:r>
+    </w:p>
+    <w:p>
+      <w:pPr>
+        <w:pStyle w:val="ListParagraph"/>
+        <w:numPr>
+          <w:ilvl w:val="0"/>
+          <w:numId w:val="11"/>
+        </w:numPr>
+      </w:pPr>
+      <w:r>
+        <w:t>Attempt to run the application</w:t>
+      </w:r>
+    </w:p>
+    <w:p>
+      <w:pPr>
+        <w:pStyle w:val="ListParagraph"/>
+        <w:numPr>
+          <w:ilvl w:val="0"/>
+          <w:numId w:val="11"/>
+        </w:numPr>
+      </w:pPr>
+      <w:r>
+        <w:drawing>
+          <wp:inline distT="0" distB="0" distL="0" distR="0" wp14:anchorId="30CFF017" wp14:editId="7D42CD8D">
+            <wp:extent cx="5943600" cy="821055"/>
+            <wp:effectExtent l="0" t="0" r="0" b="0"/>
+            <wp:docPr id="38" name="Picture 38"/>
+            <wp:cNvGraphicFramePr>
+              <a:graphicFrameLocks xmlns:a="http://schemas.openxmlformats.org/drawingml/2006/main" noChangeAspect="1"/>
+            </wp:cNvGraphicFramePr>
+            <a:graphic xmlns:a="http://schemas.openxmlformats.org/drawingml/2006/main">
+              <a:graphicData uri="http://schemas.openxmlformats.org/drawingml/2006/picture">
+                <pic:pic xmlns:pic="http://schemas.openxmlformats.org/drawingml/2006/picture">
+                  <pic:nvPicPr>
+                    <pic:cNvPr id="1" name=""/>
+                    <pic:cNvPicPr/>
+                  </pic:nvPicPr>
+                  <pic:blipFill>
+                    <a:blip r:embed="rId41"/>
+                    <a:stretch>
+                      <a:fillRect/>
+                    </a:stretch>
+                  </pic:blipFill>
+                  <pic:spPr>
+                    <a:xfrm>
+                      <a:off x="0" y="0"/>
+                      <a:ext cx="5943600" cy="821055"/>
+                    </a:xfrm>
+                    <a:prstGeom prst="rect">
+                      <a:avLst/>
+                    </a:prstGeom>
+                  </pic:spPr>
+                </pic:pic>
+              </a:graphicData>
+            </a:graphic>
+          </wp:inline>
+        </w:drawing>
+      </w:r>
+    </w:p>
+    <w:p>
+      <w:pPr>
+        <w:pStyle w:val="ListParagraph"/>
+        <w:numPr>
+          <w:ilvl w:val="0"/>
+          <w:numId w:val="11"/>
+        </w:numPr>
+      </w:pPr>
+      <w:r>
+        <w:t>Encounter an error. I look back through my revision PowerPoints and notice I missed a line at the very bottom</w:t>
+      </w:r>
+    </w:p>
+    <w:p>
+      <w:pPr>
+        <w:pStyle w:val="ListParagraph"/>
+        <w:numPr>
+          <w:ilvl w:val="0"/>
+          <w:numId w:val="11"/>
+        </w:numPr>
+      </w:pPr>
+      <w:r>
+        <w:drawing>
+          <wp:inline distT="0" distB="0" distL="0" distR="0" wp14:anchorId="02546797" wp14:editId="7B16AB2C">
+            <wp:extent cx="3801005" cy="581106"/>
+            <wp:effectExtent l="0" t="0" r="9525" b="9525"/>
+            <wp:docPr id="39" name="Picture 39"/>
+            <wp:cNvGraphicFramePr>
+              <a:graphicFrameLocks xmlns:a="http://schemas.openxmlformats.org/drawingml/2006/main" noChangeAspect="1"/>
+            </wp:cNvGraphicFramePr>
+            <a:graphic xmlns:a="http://schemas.openxmlformats.org/drawingml/2006/main">
+              <a:graphicData uri="http://schemas.openxmlformats.org/drawingml/2006/picture">
+                <pic:pic xmlns:pic="http://schemas.openxmlformats.org/drawingml/2006/picture">
+                  <pic:nvPicPr>
+                    <pic:cNvPr id="1" name=""/>
+                    <pic:cNvPicPr/>
+                  </pic:nvPicPr>
+                  <pic:blipFill>
+                    <a:blip r:embed="rId42"/>
+                    <a:stretch>
+                      <a:fillRect/>
+                    </a:stretch>
+                  </pic:blipFill>
+                  <pic:spPr>
+                    <a:xfrm>
+                      <a:off x="0" y="0"/>
+                      <a:ext cx="3801005" cy="581106"/>
+                    </a:xfrm>
+                    <a:prstGeom prst="rect">
+                      <a:avLst/>
+                    </a:prstGeom>
+                  </pic:spPr>
+                </pic:pic>
+              </a:graphicData>
+            </a:graphic>
+          </wp:inline>
+        </w:drawing>
+      </w:r>
+    </w:p>
+    <w:p>
+      <w:pPr>
+        <w:pStyle w:val="ListParagraph"/>
+        <w:numPr>
+          <w:ilvl w:val="0"/>
+          <w:numId w:val="11"/>
+        </w:numPr>
+      </w:pPr>
+      <w:r>
+        <w:t>Attempt to run the application again</w:t>
+      </w:r>
+    </w:p>
+    <w:p>
+      <w:pPr>
+        <w:pStyle w:val="ListParagraph"/>
+        <w:numPr>
+          <w:ilvl w:val="0"/>
+          <w:numId w:val="11"/>
+        </w:numPr>
+      </w:pPr>
+      <w:r>
+        <w:lastRenderedPageBreak/>
+        <w:drawing>
+          <wp:inline distT="0" distB="0" distL="0" distR="0" wp14:anchorId="70DF4FE9" wp14:editId="4C0AAA66">
+            <wp:extent cx="5943600" cy="3837305"/>
+            <wp:effectExtent l="0" t="0" r="0" b="0"/>
+            <wp:docPr id="40" name="Picture 40"/>
+            <wp:cNvGraphicFramePr>
+              <a:graphicFrameLocks xmlns:a="http://schemas.openxmlformats.org/drawingml/2006/main" noChangeAspect="1"/>
+            </wp:cNvGraphicFramePr>
+            <a:graphic xmlns:a="http://schemas.openxmlformats.org/drawingml/2006/main">
+              <a:graphicData uri="http://schemas.openxmlformats.org/drawingml/2006/picture">
+                <pic:pic xmlns:pic="http://schemas.openxmlformats.org/drawingml/2006/picture">
+                  <pic:nvPicPr>
+                    <pic:cNvPr id="1" name=""/>
+                    <pic:cNvPicPr/>
+                  </pic:nvPicPr>
+                  <pic:blipFill>
+                    <a:blip r:embed="rId43"/>
+                    <a:stretch>
+                      <a:fillRect/>
+                    </a:stretch>
+                  </pic:blipFill>
+                  <pic:spPr>
+                    <a:xfrm>
+                      <a:off x="0" y="0"/>
+                      <a:ext cx="5943600" cy="3837305"/>
+                    </a:xfrm>
+                    <a:prstGeom prst="rect">
+                      <a:avLst/>
+                    </a:prstGeom>
+                  </pic:spPr>
+                </pic:pic>
+              </a:graphicData>
+            </a:graphic>
+          </wp:inline>
+        </w:drawing>
+      </w:r>
+    </w:p>
+    <w:p>
+      <w:pPr>
+        <w:pStyle w:val="ListParagraph"/>
+        <w:numPr>
+          <w:ilvl w:val="0"/>
+          <w:numId w:val="11"/>
+        </w:numPr>
+      </w:pPr>
+      <w:r>
+        <w:t xml:space="preserve">Loads the website, I press add to basket </w:t>
+      </w:r>
+    </w:p>
+    <w:p>
+      <w:pPr>
+        <w:pStyle w:val="ListParagraph"/>
+        <w:numPr>
+          <w:ilvl w:val="0"/>
+          <w:numId w:val="11"/>
+        </w:numPr>
+      </w:pPr>
+      <w:r>
+        <w:drawing>
+          <wp:inline distT="0" distB="0" distL="0" distR="0" wp14:anchorId="5880C84F" wp14:editId="2A494581">
+            <wp:extent cx="5943600" cy="3735070"/>
+            <wp:effectExtent l="0" t="0" r="0" b="0"/>
+            <wp:docPr id="41" name="Picture 41"/>
+            <wp:cNvGraphicFramePr>
+              <a:graphicFrameLocks xmlns:a="http://schemas.openxmlformats.org/drawingml/2006/main" noChangeAspect="1"/>
+            </wp:cNvGraphicFramePr>
+            <a:graphic xmlns:a="http://schemas.openxmlformats.org/drawingml/2006/main">
+              <a:graphicData uri="http://schemas.openxmlformats.org/drawingml/2006/picture">
+                <pic:pic xmlns:pic="http://schemas.openxmlformats.org/drawingml/2006/picture">
+                  <pic:nvPicPr>
+                    <pic:cNvPr id="1" name=""/>
+                    <pic:cNvPicPr/>
+                  </pic:nvPicPr>
+                  <pic:blipFill>
+                    <a:blip r:embed="rId44"/>
+                    <a:stretch>
+                      <a:fillRect/>
+                    </a:stretch>
+                  </pic:blipFill>
+                  <pic:spPr>
+                    <a:xfrm>
+                      <a:off x="0" y="0"/>
+                      <a:ext cx="5943600" cy="3735070"/>
+                    </a:xfrm>
+                    <a:prstGeom prst="rect">
+                      <a:avLst/>
+                    </a:prstGeom>
+                  </pic:spPr>
+                </pic:pic>
+              </a:graphicData>
+            </a:graphic>
+          </wp:inline>
+        </w:drawing>
+      </w:r>
+    </w:p>
+    <w:p>
+      <w:pPr>
+        <w:pStyle w:val="ListParagraph"/>
+        <w:numPr>
+          <w:ilvl w:val="0"/>
+          <w:numId w:val="11"/>
+        </w:numPr>
+      </w:pPr>
+      <w:r>
+        <w:t>Error!!</w:t>
+      </w:r>
+    </w:p>
+    <w:p>
+      <w:pPr>
+        <w:pStyle w:val="ListParagraph"/>
+        <w:numPr>
+          <w:ilvl w:val="0"/>
+          <w:numId w:val="11"/>
+        </w:numPr>
+      </w:pPr>
+      <w:r>
+        <w:lastRenderedPageBreak/>
+        <w:t>I asked AI what was the issue and it said it was because I wasn’t logged in as the return unauthorized creates an error 401 error</w:t>
+      </w:r>
+    </w:p>
+    <w:p>
+      <w:pPr>
+        <w:pStyle w:val="ListParagraph"/>
+        <w:numPr>
+          <w:ilvl w:val="0"/>
+          <w:numId w:val="11"/>
+        </w:numPr>
+      </w:pPr>
+      <w:r>
+        <w:t>Run the application and test out the basket again</w:t>
+      </w:r>
+    </w:p>
+    <w:p>
+      <w:pPr>
+        <w:pStyle w:val="ListParagraph"/>
+        <w:numPr>
+          <w:ilvl w:val="0"/>
+          <w:numId w:val="11"/>
+        </w:numPr>
+      </w:pPr>
+      <w:r>
+        <w:drawing>
+          <wp:inline distT="0" distB="0" distL="0" distR="0" wp14:anchorId="27A91C7B" wp14:editId="6B6A6D4B">
+            <wp:extent cx="5943600" cy="1320165"/>
+            <wp:effectExtent l="0" t="0" r="0" b="0"/>
+            <wp:docPr id="42" name="Picture 42"/>
+            <wp:cNvGraphicFramePr>
+              <a:graphicFrameLocks xmlns:a="http://schemas.openxmlformats.org/drawingml/2006/main" noChangeAspect="1"/>
+            </wp:cNvGraphicFramePr>
+            <a:graphic xmlns:a="http://schemas.openxmlformats.org/drawingml/2006/main">
+              <a:graphicData uri="http://schemas.openxmlformats.org/drawingml/2006/picture">
+                <pic:pic xmlns:pic="http://schemas.openxmlformats.org/drawingml/2006/picture">
+                  <pic:nvPicPr>
+                    <pic:cNvPr id="1" name=""/>
+                    <pic:cNvPicPr/>
+                  </pic:nvPicPr>
+                  <pic:blipFill>
+                    <a:blip r:embed="rId45"/>
+                    <a:stretch>
+                      <a:fillRect/>
+                    </a:stretch>
+                  </pic:blipFill>
+                  <pic:spPr>
+                    <a:xfrm>
+                      <a:off x="0" y="0"/>
+                      <a:ext cx="5943600" cy="1320165"/>
+                    </a:xfrm>
+                    <a:prstGeom prst="rect">
+                      <a:avLst/>
+                    </a:prstGeom>
+                  </pic:spPr>
+                </pic:pic>
+              </a:graphicData>
+            </a:graphic>
+          </wp:inline>
+        </w:drawing>
+      </w:r>
+    </w:p>
+    <w:p>
+      <w:pPr>
+        <w:pStyle w:val="ListParagraph"/>
+        <w:numPr>
+          <w:ilvl w:val="0"/>
+          <w:numId w:val="11"/>
+        </w:numPr>
+      </w:pPr>
+      <w:r>
+        <w:t>It works!!</w:t>
+      </w:r>
+    </w:p>
+    <w:p>
+      <w:pPr>
+        <w:pStyle w:val="ListParagraph"/>
+        <w:numPr>
+          <w:ilvl w:val="0"/>
+          <w:numId w:val="11"/>
+        </w:numPr>
+      </w:pPr>
+      <w:r>
+        <w:t>I go to the baskets controller and find index so I am able to add the information of the products the user would actually want to see</w:t>
+      </w:r>
+    </w:p>
+    <w:p>
+      <w:pPr>
+        <w:pStyle w:val="ListParagraph"/>
+        <w:numPr>
+          <w:ilvl w:val="0"/>
+          <w:numId w:val="11"/>
+        </w:numPr>
+      </w:pPr>
+      <w:r>
+        <w:drawing>
+          <wp:inline distT="0" distB="0" distL="0" distR="0" wp14:anchorId="59067A88" wp14:editId="68979F87">
+            <wp:extent cx="5658640" cy="4382112"/>
+            <wp:effectExtent l="0" t="0" r="0" b="0"/>
+            <wp:docPr id="44" name="Picture 44"/>
+            <wp:cNvGraphicFramePr>
+              <a:graphicFrameLocks xmlns:a="http://schemas.openxmlformats.org/drawingml/2006/main" noChangeAspect="1"/>
+            </wp:cNvGraphicFramePr>
+            <a:graphic xmlns:a="http://schemas.openxmlformats.org/drawingml/2006/main">
+              <a:graphicData uri="http://schemas.openxmlformats.org/drawingml/2006/picture">
+                <pic:pic xmlns:pic="http://schemas.openxmlformats.org/drawingml/2006/picture">
+                  <pic:nvPicPr>
+                    <pic:cNvPr id="1" name=""/>
+                    <pic:cNvPicPr/>
+                  </pic:nvPicPr>
+                  <pic:blipFill>
+                    <a:blip r:embed="rId46"/>
+                    <a:stretch>
+                      <a:fillRect/>
+                    </a:stretch>
+                  </pic:blipFill>
+                  <pic:spPr>
+                    <a:xfrm>
+                      <a:off x="0" y="0"/>
+                      <a:ext cx="5658640" cy="4382112"/>
+                    </a:xfrm>
+                    <a:prstGeom prst="rect">
+                      <a:avLst/>
+                    </a:prstGeom>
+                  </pic:spPr>
+                </pic:pic>
+              </a:graphicData>
+            </a:graphic>
+          </wp:inline>
+        </w:drawing>
+      </w:r>
+    </w:p>
+    <w:p>
+      <w:pPr>
+        <w:pStyle w:val="ListParagraph"/>
+        <w:numPr>
+          <w:ilvl w:val="0"/>
+          <w:numId w:val="11"/>
+        </w:numPr>
+      </w:pPr>
+      <w:r>
+        <w:t>I find in the logged in user, then check if they have a basket, and if they don’t then the code creates one for them</w:t>
+      </w:r>
+    </w:p>
+    <w:p>
+      <w:pPr>
+        <w:pStyle w:val="ListParagraph"/>
+        <w:numPr>
+          <w:ilvl w:val="0"/>
+          <w:numId w:val="11"/>
+        </w:numPr>
+      </w:pPr>
+      <w:r>
+        <w:lastRenderedPageBreak/>
+        <w:drawing>
+          <wp:inline distT="0" distB="0" distL="0" distR="0" wp14:anchorId="28432A49" wp14:editId="20B8913C">
+            <wp:extent cx="5943600" cy="1736725"/>
+            <wp:effectExtent l="0" t="0" r="0" b="0"/>
+            <wp:docPr id="45" name="Picture 45"/>
+            <wp:cNvGraphicFramePr>
+              <a:graphicFrameLocks xmlns:a="http://schemas.openxmlformats.org/drawingml/2006/main" noChangeAspect="1"/>
+            </wp:cNvGraphicFramePr>
+            <a:graphic xmlns:a="http://schemas.openxmlformats.org/drawingml/2006/main">
+              <a:graphicData uri="http://schemas.openxmlformats.org/drawingml/2006/picture">
+                <pic:pic xmlns:pic="http://schemas.openxmlformats.org/drawingml/2006/picture">
+                  <pic:nvPicPr>
+                    <pic:cNvPr id="1" name=""/>
+                    <pic:cNvPicPr/>
+                  </pic:nvPicPr>
+                  <pic:blipFill>
+                    <a:blip r:embed="rId47"/>
+                    <a:stretch>
+                      <a:fillRect/>
+                    </a:stretch>
+                  </pic:blipFill>
+                  <pic:spPr>
+                    <a:xfrm>
+                      <a:off x="0" y="0"/>
+                      <a:ext cx="5943600" cy="1736725"/>
+                    </a:xfrm>
+                    <a:prstGeom prst="rect">
+                      <a:avLst/>
+                    </a:prstGeom>
+                  </pic:spPr>
+                </pic:pic>
+              </a:graphicData>
+            </a:graphic>
+          </wp:inline>
+        </w:drawing>
+      </w:r>
+    </w:p>
+    <w:p>
+      <w:pPr>
+        <w:pStyle w:val="ListParagraph"/>
+        <w:numPr>
+          <w:ilvl w:val="0"/>
+          <w:numId w:val="11"/>
+        </w:numPr>
+      </w:pPr>
+      <w:r>
+        <w:t>I find all the products in the basket and calculate the subtotal</w:t>
+      </w:r>
+    </w:p>
+    <w:p>
+      <w:pPr>
+        <w:pStyle w:val="ListParagraph"/>
+        <w:numPr>
+          <w:ilvl w:val="0"/>
+          <w:numId w:val="11"/>
+        </w:numPr>
+      </w:pPr>
+      <w:r>
+        <w:drawing>
+          <wp:inline distT="0" distB="0" distL="0" distR="0" wp14:anchorId="3B79701F" wp14:editId="3CCF1F84">
+            <wp:extent cx="4953691" cy="4906060"/>
+            <wp:effectExtent l="0" t="0" r="0" b="8890"/>
+            <wp:docPr id="46" name="Picture 46"/>
+            <wp:cNvGraphicFramePr>
+              <a:graphicFrameLocks xmlns:a="http://schemas.openxmlformats.org/drawingml/2006/main" noChangeAspect="1"/>
+            </wp:cNvGraphicFramePr>
+            <a:graphic xmlns:a="http://schemas.openxmlformats.org/drawingml/2006/main">
+              <a:graphicData uri="http://schemas.openxmlformats.org/drawingml/2006/picture">
+                <pic:pic xmlns:pic="http://schemas.openxmlformats.org/drawingml/2006/picture">
+                  <pic:nvPicPr>
+                    <pic:cNvPr id="1" name=""/>
+                    <pic:cNvPicPr/>
+                  </pic:nvPicPr>
+                  <pic:blipFill>
+                    <a:blip r:embed="rId48"/>
+                    <a:stretch>
+                      <a:fillRect/>
+                    </a:stretch>
+                  </pic:blipFill>
+                  <pic:spPr>
+                    <a:xfrm>
+                      <a:off x="0" y="0"/>
+                      <a:ext cx="4953691" cy="4906060"/>
+                    </a:xfrm>
+                    <a:prstGeom prst="rect">
+                      <a:avLst/>
+                    </a:prstGeom>
+                  </pic:spPr>
+                </pic:pic>
+              </a:graphicData>
+            </a:graphic>
+          </wp:inline>
+        </w:drawing>
+      </w:r>
+    </w:p>
+    <w:p>
+      <w:pPr>
+        <w:pStyle w:val="ListParagraph"/>
+        <w:numPr>
+          <w:ilvl w:val="0"/>
+          <w:numId w:val="11"/>
+        </w:numPr>
+      </w:pPr>
+      <w:r>
+        <w:t>I get the users loyalty account and work out a discount based off their tier</w:t>
+      </w:r>
+    </w:p>
+    <w:p>
+      <w:pPr>
+        <w:pStyle w:val="ListParagraph"/>
+        <w:numPr>
+          <w:ilvl w:val="0"/>
+          <w:numId w:val="11"/>
+        </w:numPr>
+      </w:pPr>
+      <w:r>
+        <w:t>In the basket index I change it so it shows u the product, price, quantity and the total bought</w:t>
+      </w:r>
+    </w:p>
+    <w:p>
+      <w:pPr>
+        <w:pStyle w:val="ListParagraph"/>
+        <w:numPr>
+          <w:ilvl w:val="0"/>
+          <w:numId w:val="11"/>
+        </w:numPr>
+      </w:pPr>
+      <w:r>
+        <w:lastRenderedPageBreak/>
+        <w:drawing>
+          <wp:inline distT="0" distB="0" distL="0" distR="0" wp14:anchorId="3651E349" wp14:editId="584EDC05">
+            <wp:extent cx="5943600" cy="4519295"/>
+            <wp:effectExtent l="0" t="0" r="0" b="0"/>
+            <wp:docPr id="47" name="Picture 47"/>
+            <wp:cNvGraphicFramePr>
+              <a:graphicFrameLocks xmlns:a="http://schemas.openxmlformats.org/drawingml/2006/main" noChangeAspect="1"/>
+            </wp:cNvGraphicFramePr>
+            <a:graphic xmlns:a="http://schemas.openxmlformats.org/drawingml/2006/main">
+              <a:graphicData uri="http://schemas.openxmlformats.org/drawingml/2006/picture">
+                <pic:pic xmlns:pic="http://schemas.openxmlformats.org/drawingml/2006/picture">
+                  <pic:nvPicPr>
+                    <pic:cNvPr id="1" name=""/>
+                    <pic:cNvPicPr/>
+                  </pic:nvPicPr>
+                  <pic:blipFill>
+                    <a:blip r:embed="rId49"/>
+                    <a:stretch>
+                      <a:fillRect/>
+                    </a:stretch>
+                  </pic:blipFill>
+                  <pic:spPr>
+                    <a:xfrm>
+                      <a:off x="0" y="0"/>
+                      <a:ext cx="5943600" cy="4519295"/>
+                    </a:xfrm>
+                    <a:prstGeom prst="rect">
+                      <a:avLst/>
+                    </a:prstGeom>
+                  </pic:spPr>
+                </pic:pic>
+              </a:graphicData>
+            </a:graphic>
+          </wp:inline>
+        </w:drawing>
+      </w:r>
+    </w:p>
+    <w:p>
+      <w:pPr>
+        <w:pStyle w:val="ListParagraph"/>
+        <w:numPr>
+          <w:ilvl w:val="0"/>
+          <w:numId w:val="11"/>
+        </w:numPr>
+      </w:pPr>
+      <w:r>
+        <w:drawing>
+          <wp:inline distT="0" distB="0" distL="0" distR="0" wp14:anchorId="1563351B" wp14:editId="712CDAF1">
+            <wp:extent cx="5943600" cy="1368425"/>
+            <wp:effectExtent l="0" t="0" r="0" b="3175"/>
+            <wp:docPr id="48" name="Picture 48"/>
+            <wp:cNvGraphicFramePr>
+              <a:graphicFrameLocks xmlns:a="http://schemas.openxmlformats.org/drawingml/2006/main" noChangeAspect="1"/>
+            </wp:cNvGraphicFramePr>
+            <a:graphic xmlns:a="http://schemas.openxmlformats.org/drawingml/2006/main">
+              <a:graphicData uri="http://schemas.openxmlformats.org/drawingml/2006/picture">
+                <pic:pic xmlns:pic="http://schemas.openxmlformats.org/drawingml/2006/picture">
+                  <pic:nvPicPr>
+                    <pic:cNvPr id="1" name=""/>
+                    <pic:cNvPicPr/>
+                  </pic:nvPicPr>
+                  <pic:blipFill>
+                    <a:blip r:embed="rId50"/>
+                    <a:stretch>
+                      <a:fillRect/>
+                    </a:stretch>
+                  </pic:blipFill>
+                  <pic:spPr>
+                    <a:xfrm>
+                      <a:off x="0" y="0"/>
+                      <a:ext cx="5943600" cy="1368425"/>
+                    </a:xfrm>
+                    <a:prstGeom prst="rect">
+                      <a:avLst/>
+                    </a:prstGeom>
+                  </pic:spPr>
+                </pic:pic>
+              </a:graphicData>
+            </a:graphic>
+          </wp:inline>
+        </w:drawing>
+      </w:r>
+    </w:p>
+    <w:p>
+      <w:pPr>
+        <w:pStyle w:val="ListParagraph"/>
+        <w:numPr>
+          <w:ilvl w:val="0"/>
+          <w:numId w:val="11"/>
+        </w:numPr>
+      </w:pPr>
+      <w:r>
+        <w:t>I run the application to test</w:t>
+      </w:r>
+    </w:p>
+    <w:p>
+      <w:pPr>
+        <w:pStyle w:val="ListParagraph"/>
+        <w:numPr>
+          <w:ilvl w:val="0"/>
+          <w:numId w:val="11"/>
+        </w:numPr>
+      </w:pPr>
+      <w:r>
+        <w:lastRenderedPageBreak/>
+        <w:drawing>
+          <wp:inline distT="0" distB="0" distL="0" distR="0" wp14:anchorId="3F6EAB61" wp14:editId="56E62B98">
+            <wp:extent cx="5943600" cy="2498090"/>
+            <wp:effectExtent l="0" t="0" r="0" b="0"/>
+            <wp:docPr id="49" name="Picture 49"/>
+            <wp:cNvGraphicFramePr>
+              <a:graphicFrameLocks xmlns:a="http://schemas.openxmlformats.org/drawingml/2006/main" noChangeAspect="1"/>
+            </wp:cNvGraphicFramePr>
+            <a:graphic xmlns:a="http://schemas.openxmlformats.org/drawingml/2006/main">
+              <a:graphicData uri="http://schemas.openxmlformats.org/drawingml/2006/picture">
+                <pic:pic xmlns:pic="http://schemas.openxmlformats.org/drawingml/2006/picture">
+                  <pic:nvPicPr>
+                    <pic:cNvPr id="1" name=""/>
+                    <pic:cNvPicPr/>
+                  </pic:nvPicPr>
+                  <pic:blipFill>
+                    <a:blip r:embed="rId51"/>
+                    <a:stretch>
+                      <a:fillRect/>
+                    </a:stretch>
+                  </pic:blipFill>
+                  <pic:spPr>
+                    <a:xfrm>
+                      <a:off x="0" y="0"/>
+                      <a:ext cx="5943600" cy="2498090"/>
+                    </a:xfrm>
+                    <a:prstGeom prst="rect">
+                      <a:avLst/>
+                    </a:prstGeom>
+                  </pic:spPr>
+                </pic:pic>
+              </a:graphicData>
+            </a:graphic>
+          </wp:inline>
+        </w:drawing>
+      </w:r>
+    </w:p>
+    <w:p>
+      <w:pPr>
+        <w:pStyle w:val="ListParagraph"/>
+        <w:numPr>
+          <w:ilvl w:val="0"/>
+          <w:numId w:val="11"/>
+        </w:numPr>
+      </w:pPr>
+      <w:r>
+        <w:t>It works!!!</w:t>
+      </w:r>
+    </w:p>
+    <w:p>
+      <w:pPr>
+        <w:pStyle w:val="ListParagraph"/>
+        <w:numPr>
+          <w:ilvl w:val="0"/>
+          <w:numId w:val="11"/>
+        </w:numPr>
+      </w:pPr>
+      <w:r>
+        <w:t>Time to try and make checkout work</w:t>
+      </w:r>
+    </w:p>
+    <w:p>
+      <w:pPr>
+        <w:pStyle w:val="ListParagraph"/>
+        <w:numPr>
+          <w:ilvl w:val="0"/>
+          <w:numId w:val="11"/>
+        </w:numPr>
+      </w:pPr>
+    </w:p>
+    <w:p/>
+    <w:p/>
+    <w:p>
+      <w:r>
+        <w:t>Versions of the Program – You can Title each entry from today, Version 1.1, 1.2, 1.3 and so on</w:t>
+      </w:r>
+    </w:p>
+    <w:p>
+      <w:pPr>
+        <w:pStyle w:val="ListParagraph"/>
+        <w:numPr>
+          <w:ilvl w:val="0"/>
+          <w:numId w:val="4"/>
+        </w:numPr>
+      </w:pPr>
+      <w:r>
+        <w:t>Treat this like a Diary with each session being a different version.</w:t>
+      </w:r>
+    </w:p>
+    <w:p>
+      <w:pPr>
+        <w:pStyle w:val="ListParagraph"/>
+        <w:numPr>
+          <w:ilvl w:val="0"/>
+          <w:numId w:val="3"/>
+        </w:numPr>
+      </w:pPr>
+      <w:r>
+        <w:t>Walk me through how you built the software justifying decisions you made along the way</w:t>
+      </w:r>
+    </w:p>
+    <w:p>
+      <w:pPr>
+        <w:pStyle w:val="ListParagraph"/>
+        <w:numPr>
+          <w:ilvl w:val="0"/>
+          <w:numId w:val="2"/>
+        </w:numPr>
+      </w:pPr>
+      <w:r>
+        <w:t>Talk about errors that you encountered and issues</w:t>
+      </w:r>
+      <w:r>
+        <w:t xml:space="preserve"> that you had and how you solved these issues</w:t>
+      </w:r>
+    </w:p>
+    <w:p>
+      <w:pPr>
+        <w:pStyle w:val="ListParagraph"/>
+        <w:numPr>
+          <w:ilvl w:val="0"/>
+          <w:numId w:val="1"/>
+        </w:numPr>
+      </w:pPr>
+      <w:r>
+        <w:t>Use Screenshots</w:t>
+      </w:r>
+    </w:p>
+    <w:p>
+      <w:pPr>
+        <w:jc w:val="center"/>
+        <w:rPr>
+          <w:b/>
+          <w:bCs/>
+          <w:sz w:val="28"/>
+          <w:szCs w:val="28"/>
+        </w:rPr>
+      </w:pPr>
+      <w:r>
+        <w:rPr>
+          <w:b/>
+          <w:bCs/>
+          <w:sz w:val="28"/>
+          <w:szCs w:val="28"/>
         </w:rPr>
         <w:t>Overall Documentation of Code</w:t>
       </w:r>
@@ -2362,6 +3850,7 @@
         </w:numPr>
       </w:pPr>
       <w:r>
+        <w:lastRenderedPageBreak/>
         <w:t>Explain and mention the language of the code</w:t>
       </w:r>
     </w:p>
@@ -4144,6 +5633,7 @@
   <w:style w:type="character" w:default="1" w:styleId="DefaultParagraphFont">
     <w:name w:val="Default Paragraph Font"/>
     <w:uiPriority w:val="1"/>
+    <w:semiHidden/>
     <w:unhideWhenUsed/>
   </w:style>
   <w:style w:type="table" w:default="1" w:styleId="TableNormal">

--- a/Task2/Task 2 Development Template.docx
+++ b/Task2/Task 2 Development Template.docx
@@ -2321,6 +2321,7 @@
         <w:rPr>
           <w:b/>
           <w:bCs/>
+          <w:noProof/>
           <w:u w:val="single"/>
         </w:rPr>
         <w:drawing>
@@ -2414,6 +2415,7 @@
         <w:rPr>
           <w:b/>
           <w:bCs/>
+          <w:noProof/>
           <w:u w:val="single"/>
         </w:rPr>
         <w:drawing>
@@ -2503,6 +2505,7 @@
         <w:rPr>
           <w:b/>
           <w:bCs/>
+          <w:noProof/>
           <w:u w:val="single"/>
         </w:rPr>
         <w:drawing>
@@ -2585,6 +2588,7 @@
         <w:rPr>
           <w:b/>
           <w:bCs/>
+          <w:noProof/>
           <w:u w:val="single"/>
         </w:rPr>
         <w:drawing>
@@ -2691,6 +2695,9 @@
         </w:numPr>
       </w:pPr>
       <w:r>
+        <w:rPr>
+          <w:noProof/>
+        </w:rPr>
         <w:drawing>
           <wp:inline distT="0" distB="0" distL="0" distR="0" wp14:anchorId="3F0AC222" wp14:editId="1AC65F28">
             <wp:extent cx="5096586" cy="2819794"/>
@@ -2749,6 +2756,9 @@
         </w:numPr>
       </w:pPr>
       <w:r>
+        <w:rPr>
+          <w:noProof/>
+        </w:rPr>
         <w:lastRenderedPageBreak/>
         <w:drawing>
           <wp:inline distT="0" distB="0" distL="0" distR="0" wp14:anchorId="310E1FB5" wp14:editId="75F169CB">
@@ -2836,6 +2846,9 @@
         </w:numPr>
       </w:pPr>
       <w:r>
+        <w:rPr>
+          <w:noProof/>
+        </w:rPr>
         <w:drawing>
           <wp:inline distT="0" distB="0" distL="0" distR="0" wp14:anchorId="54F9D520" wp14:editId="0F7202CC">
             <wp:extent cx="4382112" cy="2610214"/>
@@ -2902,6 +2915,9 @@
         </w:numPr>
       </w:pPr>
       <w:r>
+        <w:rPr>
+          <w:noProof/>
+        </w:rPr>
         <w:lastRenderedPageBreak/>
         <w:drawing>
           <wp:inline distT="0" distB="0" distL="0" distR="0" wp14:anchorId="5E6B8042" wp14:editId="5D244921">
@@ -2961,6 +2977,9 @@
         </w:numPr>
       </w:pPr>
       <w:r>
+        <w:rPr>
+          <w:noProof/>
+        </w:rPr>
         <w:drawing>
           <wp:inline distT="0" distB="0" distL="0" distR="0" wp14:anchorId="30CFF017" wp14:editId="7D42CD8D">
             <wp:extent cx="5943600" cy="821055"/>
@@ -3019,6 +3038,9 @@
         </w:numPr>
       </w:pPr>
       <w:r>
+        <w:rPr>
+          <w:noProof/>
+        </w:rPr>
         <w:drawing>
           <wp:inline distT="0" distB="0" distL="0" distR="0" wp14:anchorId="02546797" wp14:editId="7B16AB2C">
             <wp:extent cx="3801005" cy="581106"/>
@@ -3077,6 +3099,9 @@
         </w:numPr>
       </w:pPr>
       <w:r>
+        <w:rPr>
+          <w:noProof/>
+        </w:rPr>
         <w:lastRenderedPageBreak/>
         <w:drawing>
           <wp:inline distT="0" distB="0" distL="0" distR="0" wp14:anchorId="70DF4FE9" wp14:editId="4C0AAA66">
@@ -3136,6 +3161,9 @@
         </w:numPr>
       </w:pPr>
       <w:r>
+        <w:rPr>
+          <w:noProof/>
+        </w:rPr>
         <w:drawing>
           <wp:inline distT="0" distB="0" distL="0" distR="0" wp14:anchorId="5880C84F" wp14:editId="2A494581">
             <wp:extent cx="5943600" cy="3735070"/>
@@ -3219,6 +3247,9 @@
         </w:numPr>
       </w:pPr>
       <w:r>
+        <w:rPr>
+          <w:noProof/>
+        </w:rPr>
         <w:drawing>
           <wp:inline distT="0" distB="0" distL="0" distR="0" wp14:anchorId="27A91C7B" wp14:editId="6B6A6D4B">
             <wp:extent cx="5943600" cy="1320165"/>
@@ -3289,6 +3320,9 @@
         </w:numPr>
       </w:pPr>
       <w:r>
+        <w:rPr>
+          <w:noProof/>
+        </w:rPr>
         <w:drawing>
           <wp:inline distT="0" distB="0" distL="0" distR="0" wp14:anchorId="59067A88" wp14:editId="68979F87">
             <wp:extent cx="5658640" cy="4382112"/>
@@ -3347,6 +3381,9 @@
         </w:numPr>
       </w:pPr>
       <w:r>
+        <w:rPr>
+          <w:noProof/>
+        </w:rPr>
         <w:lastRenderedPageBreak/>
         <w:drawing>
           <wp:inline distT="0" distB="0" distL="0" distR="0" wp14:anchorId="28432A49" wp14:editId="20B8913C">
@@ -3406,6 +3443,9 @@
         </w:numPr>
       </w:pPr>
       <w:r>
+        <w:rPr>
+          <w:noProof/>
+        </w:rPr>
         <w:drawing>
           <wp:inline distT="0" distB="0" distL="0" distR="0" wp14:anchorId="3B79701F" wp14:editId="3CCF1F84">
             <wp:extent cx="4953691" cy="4906060"/>
@@ -3476,6 +3516,9 @@
         </w:numPr>
       </w:pPr>
       <w:r>
+        <w:rPr>
+          <w:noProof/>
+        </w:rPr>
         <w:lastRenderedPageBreak/>
         <w:drawing>
           <wp:inline distT="0" distB="0" distL="0" distR="0" wp14:anchorId="3651E349" wp14:editId="584EDC05">
@@ -3523,6 +3566,9 @@
         </w:numPr>
       </w:pPr>
       <w:r>
+        <w:rPr>
+          <w:noProof/>
+        </w:rPr>
         <w:drawing>
           <wp:inline distT="0" distB="0" distL="0" distR="0" wp14:anchorId="1563351B" wp14:editId="712CDAF1">
             <wp:extent cx="5943600" cy="1368425"/>
@@ -3581,6 +3627,9 @@
         </w:numPr>
       </w:pPr>
       <w:r>
+        <w:rPr>
+          <w:noProof/>
+        </w:rPr>
         <w:lastRenderedPageBreak/>
         <w:drawing>
           <wp:inline distT="0" distB="0" distL="0" distR="0" wp14:anchorId="3F6EAB61" wp14:editId="56E62B98">
@@ -3633,24 +3682,4303 @@
     </w:p>
     <w:p>
       <w:pPr>
-        <w:pStyle w:val="ListParagraph"/>
-        <w:numPr>
-          <w:ilvl w:val="0"/>
-          <w:numId w:val="11"/>
-        </w:numPr>
-      </w:pPr>
-      <w:r>
-        <w:t>Time to try and make checkout work</w:t>
-      </w:r>
-    </w:p>
-    <w:p>
-      <w:pPr>
-        <w:pStyle w:val="ListParagraph"/>
-        <w:numPr>
-          <w:ilvl w:val="0"/>
-          <w:numId w:val="11"/>
-        </w:numPr>
-      </w:pPr>
+        <w:ind w:left="360"/>
+        <w:rPr>
+          <w:b/>
+          <w:bCs/>
+          <w:sz w:val="28"/>
+          <w:szCs w:val="28"/>
+          <w:u w:val="single"/>
+        </w:rPr>
+      </w:pPr>
+      <w:r>
+        <w:rPr>
+          <w:b/>
+          <w:bCs/>
+          <w:sz w:val="28"/>
+          <w:szCs w:val="28"/>
+          <w:u w:val="single"/>
+        </w:rPr>
+        <w:t>Version 1.3 – Day 3</w:t>
+      </w:r>
+    </w:p>
+    <w:p>
+      <w:pPr>
+        <w:pStyle w:val="ListParagraph"/>
+        <w:numPr>
+          <w:ilvl w:val="0"/>
+          <w:numId w:val="11"/>
+        </w:numPr>
+        <w:rPr>
+          <w:sz w:val="28"/>
+          <w:szCs w:val="28"/>
+        </w:rPr>
+      </w:pPr>
+      <w:r>
+        <w:t>I go to the basket index view and delete everything</w:t>
+      </w:r>
+      <w:r>
+        <w:t>, then write code that displays a message if the basket is empty, and if it isn’t then it displays the price and quantity of each item</w:t>
+      </w:r>
+      <w:r>
+        <w:t xml:space="preserve"> </w:t>
+      </w:r>
+    </w:p>
+    <w:p>
+      <w:pPr>
+        <w:pStyle w:val="ListParagraph"/>
+        <w:numPr>
+          <w:ilvl w:val="0"/>
+          <w:numId w:val="11"/>
+        </w:numPr>
+        <w:rPr>
+          <w:sz w:val="28"/>
+          <w:szCs w:val="28"/>
+        </w:rPr>
+      </w:pPr>
+    </w:p>
+    <w:p>
+      <w:pPr>
+        <w:pStyle w:val="ListParagraph"/>
+        <w:numPr>
+          <w:ilvl w:val="0"/>
+          <w:numId w:val="11"/>
+        </w:numPr>
+        <w:rPr>
+          <w:sz w:val="28"/>
+          <w:szCs w:val="28"/>
+        </w:rPr>
+      </w:pPr>
+      <w:r>
+        <w:t>I run the application to test if it works</w:t>
+      </w:r>
+    </w:p>
+    <w:p>
+      <w:pPr>
+        <w:pStyle w:val="ListParagraph"/>
+        <w:numPr>
+          <w:ilvl w:val="0"/>
+          <w:numId w:val="11"/>
+        </w:numPr>
+        <w:rPr>
+          <w:sz w:val="28"/>
+          <w:szCs w:val="28"/>
+        </w:rPr>
+      </w:pPr>
+      <w:r>
+        <w:rPr>
+          <w:sz w:val="28"/>
+          <w:szCs w:val="28"/>
+        </w:rPr>
+        <w:drawing>
+          <wp:inline distT="0" distB="0" distL="0" distR="0" wp14:anchorId="20E2157F" wp14:editId="225CBB92">
+            <wp:extent cx="5943600" cy="3298825"/>
+            <wp:effectExtent l="0" t="0" r="0" b="0"/>
+            <wp:docPr id="43" name="Picture 43"/>
+            <wp:cNvGraphicFramePr>
+              <a:graphicFrameLocks xmlns:a="http://schemas.openxmlformats.org/drawingml/2006/main" noChangeAspect="1"/>
+            </wp:cNvGraphicFramePr>
+            <a:graphic xmlns:a="http://schemas.openxmlformats.org/drawingml/2006/main">
+              <a:graphicData uri="http://schemas.openxmlformats.org/drawingml/2006/picture">
+                <pic:pic xmlns:pic="http://schemas.openxmlformats.org/drawingml/2006/picture">
+                  <pic:nvPicPr>
+                    <pic:cNvPr id="1" name=""/>
+                    <pic:cNvPicPr/>
+                  </pic:nvPicPr>
+                  <pic:blipFill>
+                    <a:blip r:embed="rId52"/>
+                    <a:stretch>
+                      <a:fillRect/>
+                    </a:stretch>
+                  </pic:blipFill>
+                  <pic:spPr>
+                    <a:xfrm>
+                      <a:off x="0" y="0"/>
+                      <a:ext cx="5943600" cy="3298825"/>
+                    </a:xfrm>
+                    <a:prstGeom prst="rect">
+                      <a:avLst/>
+                    </a:prstGeom>
+                  </pic:spPr>
+                </pic:pic>
+              </a:graphicData>
+            </a:graphic>
+          </wp:inline>
+        </w:drawing>
+      </w:r>
+    </w:p>
+    <w:p>
+      <w:pPr>
+        <w:pStyle w:val="ListParagraph"/>
+        <w:numPr>
+          <w:ilvl w:val="0"/>
+          <w:numId w:val="11"/>
+        </w:numPr>
+      </w:pPr>
+      <w:r>
+        <w:t>It works!!</w:t>
+      </w:r>
+    </w:p>
+    <w:p>
+      <w:pPr>
+        <w:pStyle w:val="ListParagraph"/>
+        <w:numPr>
+          <w:ilvl w:val="0"/>
+          <w:numId w:val="11"/>
+        </w:numPr>
+      </w:pPr>
+      <w:r>
+        <w:t>I add the checkout button in basket index view but an error occurs</w:t>
+      </w:r>
+    </w:p>
+    <w:p>
+      <w:pPr>
+        <w:pStyle w:val="ListParagraph"/>
+        <w:numPr>
+          <w:ilvl w:val="0"/>
+          <w:numId w:val="11"/>
+        </w:numPr>
+      </w:pPr>
+      <w:r>
+        <w:lastRenderedPageBreak/>
+        <w:drawing>
+          <wp:inline distT="0" distB="0" distL="0" distR="0" wp14:anchorId="573F6AFA" wp14:editId="36F7E0E6">
+            <wp:extent cx="5458587" cy="2219635"/>
+            <wp:effectExtent l="0" t="0" r="8890" b="9525"/>
+            <wp:docPr id="51" name="Picture 51"/>
+            <wp:cNvGraphicFramePr>
+              <a:graphicFrameLocks xmlns:a="http://schemas.openxmlformats.org/drawingml/2006/main" noChangeAspect="1"/>
+            </wp:cNvGraphicFramePr>
+            <a:graphic xmlns:a="http://schemas.openxmlformats.org/drawingml/2006/main">
+              <a:graphicData uri="http://schemas.openxmlformats.org/drawingml/2006/picture">
+                <pic:pic xmlns:pic="http://schemas.openxmlformats.org/drawingml/2006/picture">
+                  <pic:nvPicPr>
+                    <pic:cNvPr id="1" name=""/>
+                    <pic:cNvPicPr/>
+                  </pic:nvPicPr>
+                  <pic:blipFill>
+                    <a:blip r:embed="rId53"/>
+                    <a:stretch>
+                      <a:fillRect/>
+                    </a:stretch>
+                  </pic:blipFill>
+                  <pic:spPr>
+                    <a:xfrm>
+                      <a:off x="0" y="0"/>
+                      <a:ext cx="5458587" cy="2219635"/>
+                    </a:xfrm>
+                    <a:prstGeom prst="rect">
+                      <a:avLst/>
+                    </a:prstGeom>
+                  </pic:spPr>
+                </pic:pic>
+              </a:graphicData>
+            </a:graphic>
+          </wp:inline>
+        </w:drawing>
+      </w:r>
+    </w:p>
+    <w:p>
+      <w:pPr>
+        <w:pStyle w:val="ListParagraph"/>
+        <w:numPr>
+          <w:ilvl w:val="0"/>
+          <w:numId w:val="11"/>
+        </w:numPr>
+      </w:pPr>
+      <w:r>
+        <w:t>I ask ai why the error happened and how to fix it</w:t>
+      </w:r>
+    </w:p>
+    <w:p>
+      <w:pPr>
+        <w:pStyle w:val="ListParagraph"/>
+        <w:numPr>
+          <w:ilvl w:val="0"/>
+          <w:numId w:val="11"/>
+        </w:numPr>
+      </w:pPr>
+      <w:r>
+        <w:drawing>
+          <wp:inline distT="0" distB="0" distL="0" distR="0" wp14:anchorId="5D6363A6" wp14:editId="48F2BF9B">
+            <wp:extent cx="2657846" cy="695422"/>
+            <wp:effectExtent l="0" t="0" r="9525" b="9525"/>
+            <wp:docPr id="52" name="Picture 52"/>
+            <wp:cNvGraphicFramePr>
+              <a:graphicFrameLocks xmlns:a="http://schemas.openxmlformats.org/drawingml/2006/main" noChangeAspect="1"/>
+            </wp:cNvGraphicFramePr>
+            <a:graphic xmlns:a="http://schemas.openxmlformats.org/drawingml/2006/main">
+              <a:graphicData uri="http://schemas.openxmlformats.org/drawingml/2006/picture">
+                <pic:pic xmlns:pic="http://schemas.openxmlformats.org/drawingml/2006/picture">
+                  <pic:nvPicPr>
+                    <pic:cNvPr id="1" name=""/>
+                    <pic:cNvPicPr/>
+                  </pic:nvPicPr>
+                  <pic:blipFill>
+                    <a:blip r:embed="rId54"/>
+                    <a:stretch>
+                      <a:fillRect/>
+                    </a:stretch>
+                  </pic:blipFill>
+                  <pic:spPr>
+                    <a:xfrm>
+                      <a:off x="0" y="0"/>
+                      <a:ext cx="2657846" cy="695422"/>
+                    </a:xfrm>
+                    <a:prstGeom prst="rect">
+                      <a:avLst/>
+                    </a:prstGeom>
+                  </pic:spPr>
+                </pic:pic>
+              </a:graphicData>
+            </a:graphic>
+          </wp:inline>
+        </w:drawing>
+      </w:r>
+    </w:p>
+    <w:p>
+      <w:pPr>
+        <w:pStyle w:val="ListParagraph"/>
+        <w:numPr>
+          <w:ilvl w:val="0"/>
+          <w:numId w:val="11"/>
+        </w:numPr>
+      </w:pPr>
+      <w:r>
+        <w:t xml:space="preserve">I change it to </w:t>
+      </w:r>
+      <w:proofErr w:type="spellStart"/>
+      <w:r>
+        <w:t>Viewbag</w:t>
+      </w:r>
+      <w:proofErr w:type="spellEnd"/>
+      <w:r>
+        <w:t xml:space="preserve"> and it works!</w:t>
+      </w:r>
+    </w:p>
+    <w:p>
+      <w:pPr>
+        <w:pStyle w:val="ListParagraph"/>
+        <w:numPr>
+          <w:ilvl w:val="0"/>
+          <w:numId w:val="11"/>
+        </w:numPr>
+      </w:pPr>
+      <w:r>
+        <w:t xml:space="preserve">I go to orders views </w:t>
+      </w:r>
+      <w:proofErr w:type="spellStart"/>
+      <w:proofErr w:type="gramStart"/>
+      <w:r>
+        <w:t>create.cshtml</w:t>
+      </w:r>
+      <w:proofErr w:type="spellEnd"/>
+      <w:proofErr w:type="gramEnd"/>
+      <w:r>
+        <w:t xml:space="preserve"> and delete everything inside</w:t>
+      </w:r>
+    </w:p>
+    <w:p>
+      <w:pPr>
+        <w:pStyle w:val="ListParagraph"/>
+        <w:numPr>
+          <w:ilvl w:val="0"/>
+          <w:numId w:val="11"/>
+        </w:numPr>
+      </w:pPr>
+      <w:r>
+        <w:drawing>
+          <wp:inline distT="0" distB="0" distL="0" distR="0" wp14:anchorId="374BB9E6" wp14:editId="6F277A07">
+            <wp:extent cx="4229690" cy="2019582"/>
+            <wp:effectExtent l="0" t="0" r="0" b="0"/>
+            <wp:docPr id="53" name="Picture 53"/>
+            <wp:cNvGraphicFramePr>
+              <a:graphicFrameLocks xmlns:a="http://schemas.openxmlformats.org/drawingml/2006/main" noChangeAspect="1"/>
+            </wp:cNvGraphicFramePr>
+            <a:graphic xmlns:a="http://schemas.openxmlformats.org/drawingml/2006/main">
+              <a:graphicData uri="http://schemas.openxmlformats.org/drawingml/2006/picture">
+                <pic:pic xmlns:pic="http://schemas.openxmlformats.org/drawingml/2006/picture">
+                  <pic:nvPicPr>
+                    <pic:cNvPr id="1" name=""/>
+                    <pic:cNvPicPr/>
+                  </pic:nvPicPr>
+                  <pic:blipFill>
+                    <a:blip r:embed="rId55"/>
+                    <a:stretch>
+                      <a:fillRect/>
+                    </a:stretch>
+                  </pic:blipFill>
+                  <pic:spPr>
+                    <a:xfrm>
+                      <a:off x="0" y="0"/>
+                      <a:ext cx="4229690" cy="2019582"/>
+                    </a:xfrm>
+                    <a:prstGeom prst="rect">
+                      <a:avLst/>
+                    </a:prstGeom>
+                  </pic:spPr>
+                </pic:pic>
+              </a:graphicData>
+            </a:graphic>
+          </wp:inline>
+        </w:drawing>
+      </w:r>
+    </w:p>
+    <w:p>
+      <w:pPr>
+        <w:pStyle w:val="ListParagraph"/>
+        <w:numPr>
+          <w:ilvl w:val="0"/>
+          <w:numId w:val="11"/>
+        </w:numPr>
+      </w:pPr>
+      <w:r>
+        <w:t>I start creating the checkout form</w:t>
+      </w:r>
+    </w:p>
+    <w:p>
+      <w:pPr>
+        <w:pStyle w:val="ListParagraph"/>
+        <w:numPr>
+          <w:ilvl w:val="0"/>
+          <w:numId w:val="11"/>
+        </w:numPr>
+      </w:pPr>
+      <w:r>
+        <w:lastRenderedPageBreak/>
+        <w:drawing>
+          <wp:inline distT="0" distB="0" distL="0" distR="0" wp14:anchorId="00B6A5D3" wp14:editId="0F71E8B2">
+            <wp:extent cx="5943600" cy="5672455"/>
+            <wp:effectExtent l="0" t="0" r="0" b="4445"/>
+            <wp:docPr id="54" name="Picture 54"/>
+            <wp:cNvGraphicFramePr>
+              <a:graphicFrameLocks xmlns:a="http://schemas.openxmlformats.org/drawingml/2006/main" noChangeAspect="1"/>
+            </wp:cNvGraphicFramePr>
+            <a:graphic xmlns:a="http://schemas.openxmlformats.org/drawingml/2006/main">
+              <a:graphicData uri="http://schemas.openxmlformats.org/drawingml/2006/picture">
+                <pic:pic xmlns:pic="http://schemas.openxmlformats.org/drawingml/2006/picture">
+                  <pic:nvPicPr>
+                    <pic:cNvPr id="1" name=""/>
+                    <pic:cNvPicPr/>
+                  </pic:nvPicPr>
+                  <pic:blipFill>
+                    <a:blip r:embed="rId56"/>
+                    <a:stretch>
+                      <a:fillRect/>
+                    </a:stretch>
+                  </pic:blipFill>
+                  <pic:spPr>
+                    <a:xfrm>
+                      <a:off x="0" y="0"/>
+                      <a:ext cx="5943600" cy="5672455"/>
+                    </a:xfrm>
+                    <a:prstGeom prst="rect">
+                      <a:avLst/>
+                    </a:prstGeom>
+                  </pic:spPr>
+                </pic:pic>
+              </a:graphicData>
+            </a:graphic>
+          </wp:inline>
+        </w:drawing>
+      </w:r>
+    </w:p>
+    <w:p>
+      <w:pPr>
+        <w:pStyle w:val="ListParagraph"/>
+        <w:numPr>
+          <w:ilvl w:val="0"/>
+          <w:numId w:val="11"/>
+        </w:numPr>
+      </w:pPr>
+      <w:r>
+        <w:t xml:space="preserve">Then I add </w:t>
+      </w:r>
+      <w:proofErr w:type="spellStart"/>
+      <w:r>
+        <w:t>javasccript</w:t>
+      </w:r>
+      <w:proofErr w:type="spellEnd"/>
+      <w:r>
+        <w:t xml:space="preserve"> at the bottom to show/hide </w:t>
+      </w:r>
+      <w:proofErr w:type="spellStart"/>
+      <w:r>
+        <w:t>deliverygrouptype</w:t>
+      </w:r>
+      <w:proofErr w:type="spellEnd"/>
+      <w:r>
+        <w:t xml:space="preserve"> and collection date when the user checks on delivery or collection</w:t>
+      </w:r>
+    </w:p>
+    <w:p>
+      <w:pPr>
+        <w:pStyle w:val="ListParagraph"/>
+        <w:numPr>
+          <w:ilvl w:val="0"/>
+          <w:numId w:val="11"/>
+        </w:numPr>
+      </w:pPr>
+      <w:r>
+        <w:lastRenderedPageBreak/>
+        <w:drawing>
+          <wp:inline distT="0" distB="0" distL="0" distR="0" wp14:anchorId="38E36CE4" wp14:editId="07D5416C">
+            <wp:extent cx="5134692" cy="5830114"/>
+            <wp:effectExtent l="0" t="0" r="8890" b="0"/>
+            <wp:docPr id="55" name="Picture 55"/>
+            <wp:cNvGraphicFramePr>
+              <a:graphicFrameLocks xmlns:a="http://schemas.openxmlformats.org/drawingml/2006/main" noChangeAspect="1"/>
+            </wp:cNvGraphicFramePr>
+            <a:graphic xmlns:a="http://schemas.openxmlformats.org/drawingml/2006/main">
+              <a:graphicData uri="http://schemas.openxmlformats.org/drawingml/2006/picture">
+                <pic:pic xmlns:pic="http://schemas.openxmlformats.org/drawingml/2006/picture">
+                  <pic:nvPicPr>
+                    <pic:cNvPr id="1" name=""/>
+                    <pic:cNvPicPr/>
+                  </pic:nvPicPr>
+                  <pic:blipFill>
+                    <a:blip r:embed="rId57"/>
+                    <a:stretch>
+                      <a:fillRect/>
+                    </a:stretch>
+                  </pic:blipFill>
+                  <pic:spPr>
+                    <a:xfrm>
+                      <a:off x="0" y="0"/>
+                      <a:ext cx="5134692" cy="5830114"/>
+                    </a:xfrm>
+                    <a:prstGeom prst="rect">
+                      <a:avLst/>
+                    </a:prstGeom>
+                  </pic:spPr>
+                </pic:pic>
+              </a:graphicData>
+            </a:graphic>
+          </wp:inline>
+        </w:drawing>
+      </w:r>
+    </w:p>
+    <w:p>
+      <w:pPr>
+        <w:pStyle w:val="ListParagraph"/>
+        <w:numPr>
+          <w:ilvl w:val="0"/>
+          <w:numId w:val="11"/>
+        </w:numPr>
+      </w:pPr>
+      <w:r>
+        <w:t>I run and test the application</w:t>
+      </w:r>
+    </w:p>
+    <w:p>
+      <w:pPr>
+        <w:pStyle w:val="ListParagraph"/>
+        <w:numPr>
+          <w:ilvl w:val="0"/>
+          <w:numId w:val="11"/>
+        </w:numPr>
+      </w:pPr>
+    </w:p>
+    <w:p>
+      <w:pPr>
+        <w:pStyle w:val="ListParagraph"/>
+        <w:numPr>
+          <w:ilvl w:val="0"/>
+          <w:numId w:val="11"/>
+        </w:numPr>
+      </w:pPr>
+      <w:r>
+        <w:t>Realize I don’t have a proceed to checkout button</w:t>
+      </w:r>
+    </w:p>
+    <w:p/>
+    <w:p>
+      <w:pPr>
+        <w:pStyle w:val="ListParagraph"/>
+        <w:numPr>
+          <w:ilvl w:val="0"/>
+          <w:numId w:val="11"/>
+        </w:numPr>
+      </w:pPr>
+      <w:r>
+        <w:lastRenderedPageBreak/>
+        <w:drawing>
+          <wp:inline distT="0" distB="0" distL="0" distR="0" wp14:anchorId="6895CE90" wp14:editId="7FEB0A18">
+            <wp:extent cx="5943600" cy="3793490"/>
+            <wp:effectExtent l="0" t="0" r="0" b="0"/>
+            <wp:docPr id="56" name="Picture 56"/>
+            <wp:cNvGraphicFramePr>
+              <a:graphicFrameLocks xmlns:a="http://schemas.openxmlformats.org/drawingml/2006/main" noChangeAspect="1"/>
+            </wp:cNvGraphicFramePr>
+            <a:graphic xmlns:a="http://schemas.openxmlformats.org/drawingml/2006/main">
+              <a:graphicData uri="http://schemas.openxmlformats.org/drawingml/2006/picture">
+                <pic:pic xmlns:pic="http://schemas.openxmlformats.org/drawingml/2006/picture">
+                  <pic:nvPicPr>
+                    <pic:cNvPr id="1" name=""/>
+                    <pic:cNvPicPr/>
+                  </pic:nvPicPr>
+                  <pic:blipFill>
+                    <a:blip r:embed="rId58"/>
+                    <a:stretch>
+                      <a:fillRect/>
+                    </a:stretch>
+                  </pic:blipFill>
+                  <pic:spPr>
+                    <a:xfrm>
+                      <a:off x="0" y="0"/>
+                      <a:ext cx="5943600" cy="3793490"/>
+                    </a:xfrm>
+                    <a:prstGeom prst="rect">
+                      <a:avLst/>
+                    </a:prstGeom>
+                  </pic:spPr>
+                </pic:pic>
+              </a:graphicData>
+            </a:graphic>
+          </wp:inline>
+        </w:drawing>
+      </w:r>
+    </w:p>
+    <w:p>
+      <w:pPr>
+        <w:pStyle w:val="ListParagraph"/>
+        <w:numPr>
+          <w:ilvl w:val="0"/>
+          <w:numId w:val="11"/>
+        </w:numPr>
+      </w:pPr>
+      <w:r>
+        <w:t>I ask ai what the issue is</w:t>
+      </w:r>
+    </w:p>
+    <w:p>
+      <w:pPr>
+        <w:pStyle w:val="ListParagraph"/>
+        <w:numPr>
+          <w:ilvl w:val="0"/>
+          <w:numId w:val="11"/>
+        </w:numPr>
+      </w:pPr>
+      <w:r>
+        <w:drawing>
+          <wp:inline distT="0" distB="0" distL="0" distR="0" wp14:anchorId="347B978C" wp14:editId="0471AF67">
+            <wp:extent cx="4420217" cy="2924583"/>
+            <wp:effectExtent l="0" t="0" r="0" b="9525"/>
+            <wp:docPr id="57" name="Picture 57"/>
+            <wp:cNvGraphicFramePr>
+              <a:graphicFrameLocks xmlns:a="http://schemas.openxmlformats.org/drawingml/2006/main" noChangeAspect="1"/>
+            </wp:cNvGraphicFramePr>
+            <a:graphic xmlns:a="http://schemas.openxmlformats.org/drawingml/2006/main">
+              <a:graphicData uri="http://schemas.openxmlformats.org/drawingml/2006/picture">
+                <pic:pic xmlns:pic="http://schemas.openxmlformats.org/drawingml/2006/picture">
+                  <pic:nvPicPr>
+                    <pic:cNvPr id="1" name=""/>
+                    <pic:cNvPicPr/>
+                  </pic:nvPicPr>
+                  <pic:blipFill>
+                    <a:blip r:embed="rId59"/>
+                    <a:stretch>
+                      <a:fillRect/>
+                    </a:stretch>
+                  </pic:blipFill>
+                  <pic:spPr>
+                    <a:xfrm>
+                      <a:off x="0" y="0"/>
+                      <a:ext cx="4420217" cy="2924583"/>
+                    </a:xfrm>
+                    <a:prstGeom prst="rect">
+                      <a:avLst/>
+                    </a:prstGeom>
+                  </pic:spPr>
+                </pic:pic>
+              </a:graphicData>
+            </a:graphic>
+          </wp:inline>
+        </w:drawing>
+      </w:r>
+    </w:p>
+    <w:p>
+      <w:pPr>
+        <w:pStyle w:val="ListParagraph"/>
+        <w:numPr>
+          <w:ilvl w:val="0"/>
+          <w:numId w:val="11"/>
+        </w:numPr>
+      </w:pPr>
+      <w:r>
+        <w:t>I moved both continue shopping and proceed to checkout to the bottom of basket index view</w:t>
+      </w:r>
+    </w:p>
+    <w:p>
+      <w:pPr>
+        <w:pStyle w:val="ListParagraph"/>
+        <w:numPr>
+          <w:ilvl w:val="0"/>
+          <w:numId w:val="11"/>
+        </w:numPr>
+      </w:pPr>
+      <w:r>
+        <w:t>I run the application again</w:t>
+      </w:r>
+    </w:p>
+    <w:p>
+      <w:pPr>
+        <w:pStyle w:val="ListParagraph"/>
+        <w:numPr>
+          <w:ilvl w:val="0"/>
+          <w:numId w:val="11"/>
+        </w:numPr>
+      </w:pPr>
+      <w:r>
+        <w:lastRenderedPageBreak/>
+        <w:drawing>
+          <wp:inline distT="0" distB="0" distL="0" distR="0" wp14:anchorId="7F6184A7" wp14:editId="3699C230">
+            <wp:extent cx="5943600" cy="3056255"/>
+            <wp:effectExtent l="0" t="0" r="0" b="0"/>
+            <wp:docPr id="58" name="Picture 58"/>
+            <wp:cNvGraphicFramePr>
+              <a:graphicFrameLocks xmlns:a="http://schemas.openxmlformats.org/drawingml/2006/main" noChangeAspect="1"/>
+            </wp:cNvGraphicFramePr>
+            <a:graphic xmlns:a="http://schemas.openxmlformats.org/drawingml/2006/main">
+              <a:graphicData uri="http://schemas.openxmlformats.org/drawingml/2006/picture">
+                <pic:pic xmlns:pic="http://schemas.openxmlformats.org/drawingml/2006/picture">
+                  <pic:nvPicPr>
+                    <pic:cNvPr id="1" name=""/>
+                    <pic:cNvPicPr/>
+                  </pic:nvPicPr>
+                  <pic:blipFill>
+                    <a:blip r:embed="rId60"/>
+                    <a:stretch>
+                      <a:fillRect/>
+                    </a:stretch>
+                  </pic:blipFill>
+                  <pic:spPr>
+                    <a:xfrm>
+                      <a:off x="0" y="0"/>
+                      <a:ext cx="5943600" cy="3056255"/>
+                    </a:xfrm>
+                    <a:prstGeom prst="rect">
+                      <a:avLst/>
+                    </a:prstGeom>
+                  </pic:spPr>
+                </pic:pic>
+              </a:graphicData>
+            </a:graphic>
+          </wp:inline>
+        </w:drawing>
+      </w:r>
+    </w:p>
+    <w:p>
+      <w:pPr>
+        <w:pStyle w:val="ListParagraph"/>
+        <w:numPr>
+          <w:ilvl w:val="0"/>
+          <w:numId w:val="11"/>
+        </w:numPr>
+      </w:pPr>
+      <w:r>
+        <w:t>The button appears!!</w:t>
+      </w:r>
+    </w:p>
+    <w:p>
+      <w:pPr>
+        <w:pStyle w:val="ListParagraph"/>
+        <w:numPr>
+          <w:ilvl w:val="0"/>
+          <w:numId w:val="11"/>
+        </w:numPr>
+      </w:pPr>
+      <w:r>
+        <w:drawing>
+          <wp:inline distT="0" distB="0" distL="0" distR="0" wp14:anchorId="13BF087B" wp14:editId="22B50D29">
+            <wp:extent cx="4629796" cy="2686425"/>
+            <wp:effectExtent l="0" t="0" r="0" b="0"/>
+            <wp:docPr id="59" name="Picture 59"/>
+            <wp:cNvGraphicFramePr>
+              <a:graphicFrameLocks xmlns:a="http://schemas.openxmlformats.org/drawingml/2006/main" noChangeAspect="1"/>
+            </wp:cNvGraphicFramePr>
+            <a:graphic xmlns:a="http://schemas.openxmlformats.org/drawingml/2006/main">
+              <a:graphicData uri="http://schemas.openxmlformats.org/drawingml/2006/picture">
+                <pic:pic xmlns:pic="http://schemas.openxmlformats.org/drawingml/2006/picture">
+                  <pic:nvPicPr>
+                    <pic:cNvPr id="1" name=""/>
+                    <pic:cNvPicPr/>
+                  </pic:nvPicPr>
+                  <pic:blipFill>
+                    <a:blip r:embed="rId61"/>
+                    <a:stretch>
+                      <a:fillRect/>
+                    </a:stretch>
+                  </pic:blipFill>
+                  <pic:spPr>
+                    <a:xfrm>
+                      <a:off x="0" y="0"/>
+                      <a:ext cx="4629796" cy="2686425"/>
+                    </a:xfrm>
+                    <a:prstGeom prst="rect">
+                      <a:avLst/>
+                    </a:prstGeom>
+                  </pic:spPr>
+                </pic:pic>
+              </a:graphicData>
+            </a:graphic>
+          </wp:inline>
+        </w:drawing>
+      </w:r>
+    </w:p>
+    <w:p>
+      <w:pPr>
+        <w:pStyle w:val="ListParagraph"/>
+        <w:numPr>
+          <w:ilvl w:val="0"/>
+          <w:numId w:val="11"/>
+        </w:numPr>
+      </w:pPr>
+      <w:r>
+        <w:t>The checkout appears too</w:t>
+      </w:r>
+    </w:p>
+    <w:p>
+      <w:pPr>
+        <w:pStyle w:val="ListParagraph"/>
+        <w:numPr>
+          <w:ilvl w:val="0"/>
+          <w:numId w:val="11"/>
+        </w:numPr>
+      </w:pPr>
+      <w:r>
+        <w:t>I go to Post orders/create</w:t>
+      </w:r>
+    </w:p>
+    <w:p>
+      <w:pPr>
+        <w:pStyle w:val="ListParagraph"/>
+        <w:numPr>
+          <w:ilvl w:val="0"/>
+          <w:numId w:val="11"/>
+        </w:numPr>
+      </w:pPr>
+      <w:r>
+        <w:drawing>
+          <wp:inline distT="0" distB="0" distL="0" distR="0" wp14:anchorId="1F5667DF" wp14:editId="12A2DA58">
+            <wp:extent cx="5943600" cy="1229995"/>
+            <wp:effectExtent l="0" t="0" r="0" b="8255"/>
+            <wp:docPr id="61" name="Picture 61"/>
+            <wp:cNvGraphicFramePr>
+              <a:graphicFrameLocks xmlns:a="http://schemas.openxmlformats.org/drawingml/2006/main" noChangeAspect="1"/>
+            </wp:cNvGraphicFramePr>
+            <a:graphic xmlns:a="http://schemas.openxmlformats.org/drawingml/2006/main">
+              <a:graphicData uri="http://schemas.openxmlformats.org/drawingml/2006/picture">
+                <pic:pic xmlns:pic="http://schemas.openxmlformats.org/drawingml/2006/picture">
+                  <pic:nvPicPr>
+                    <pic:cNvPr id="1" name=""/>
+                    <pic:cNvPicPr/>
+                  </pic:nvPicPr>
+                  <pic:blipFill>
+                    <a:blip r:embed="rId62"/>
+                    <a:stretch>
+                      <a:fillRect/>
+                    </a:stretch>
+                  </pic:blipFill>
+                  <pic:spPr>
+                    <a:xfrm>
+                      <a:off x="0" y="0"/>
+                      <a:ext cx="5943600" cy="1229995"/>
+                    </a:xfrm>
+                    <a:prstGeom prst="rect">
+                      <a:avLst/>
+                    </a:prstGeom>
+                  </pic:spPr>
+                </pic:pic>
+              </a:graphicData>
+            </a:graphic>
+          </wp:inline>
+        </w:drawing>
+      </w:r>
+    </w:p>
+    <w:p>
+      <w:pPr>
+        <w:pStyle w:val="ListParagraph"/>
+        <w:numPr>
+          <w:ilvl w:val="0"/>
+          <w:numId w:val="11"/>
+        </w:numPr>
+      </w:pPr>
+      <w:r>
+        <w:t>I change the parameters to find the currently logged in user and assign values for the order of the user</w:t>
+      </w:r>
+    </w:p>
+    <w:p>
+      <w:pPr>
+        <w:pStyle w:val="ListParagraph"/>
+        <w:numPr>
+          <w:ilvl w:val="0"/>
+          <w:numId w:val="11"/>
+        </w:numPr>
+      </w:pPr>
+      <w:r>
+        <w:lastRenderedPageBreak/>
+        <w:drawing>
+          <wp:inline distT="0" distB="0" distL="0" distR="0" wp14:anchorId="0B792711" wp14:editId="41DC5B37">
+            <wp:extent cx="5715798" cy="2067213"/>
+            <wp:effectExtent l="0" t="0" r="0" b="9525"/>
+            <wp:docPr id="62" name="Picture 62"/>
+            <wp:cNvGraphicFramePr>
+              <a:graphicFrameLocks xmlns:a="http://schemas.openxmlformats.org/drawingml/2006/main" noChangeAspect="1"/>
+            </wp:cNvGraphicFramePr>
+            <a:graphic xmlns:a="http://schemas.openxmlformats.org/drawingml/2006/main">
+              <a:graphicData uri="http://schemas.openxmlformats.org/drawingml/2006/picture">
+                <pic:pic xmlns:pic="http://schemas.openxmlformats.org/drawingml/2006/picture">
+                  <pic:nvPicPr>
+                    <pic:cNvPr id="1" name=""/>
+                    <pic:cNvPicPr/>
+                  </pic:nvPicPr>
+                  <pic:blipFill>
+                    <a:blip r:embed="rId63"/>
+                    <a:stretch>
+                      <a:fillRect/>
+                    </a:stretch>
+                  </pic:blipFill>
+                  <pic:spPr>
+                    <a:xfrm>
+                      <a:off x="0" y="0"/>
+                      <a:ext cx="5715798" cy="2067213"/>
+                    </a:xfrm>
+                    <a:prstGeom prst="rect">
+                      <a:avLst/>
+                    </a:prstGeom>
+                  </pic:spPr>
+                </pic:pic>
+              </a:graphicData>
+            </a:graphic>
+          </wp:inline>
+        </w:drawing>
+      </w:r>
+    </w:p>
+    <w:p>
+      <w:pPr>
+        <w:pStyle w:val="ListParagraph"/>
+        <w:numPr>
+          <w:ilvl w:val="0"/>
+          <w:numId w:val="11"/>
+        </w:numPr>
+      </w:pPr>
+      <w:r>
+        <w:t>I set the order date and tracking status</w:t>
+      </w:r>
+    </w:p>
+    <w:p>
+      <w:pPr>
+        <w:pStyle w:val="ListParagraph"/>
+        <w:numPr>
+          <w:ilvl w:val="0"/>
+          <w:numId w:val="11"/>
+        </w:numPr>
+      </w:pPr>
+      <w:r>
+        <w:t>Then I find all the items in the basket</w:t>
+      </w:r>
+    </w:p>
+    <w:p>
+      <w:pPr>
+        <w:pStyle w:val="ListParagraph"/>
+        <w:numPr>
+          <w:ilvl w:val="0"/>
+          <w:numId w:val="11"/>
+        </w:numPr>
+      </w:pPr>
+      <w:r>
+        <w:drawing>
+          <wp:inline distT="0" distB="0" distL="0" distR="0" wp14:anchorId="4018F7B1" wp14:editId="22879984">
+            <wp:extent cx="5943600" cy="2830195"/>
+            <wp:effectExtent l="0" t="0" r="0" b="8255"/>
+            <wp:docPr id="63" name="Picture 63"/>
+            <wp:cNvGraphicFramePr>
+              <a:graphicFrameLocks xmlns:a="http://schemas.openxmlformats.org/drawingml/2006/main" noChangeAspect="1"/>
+            </wp:cNvGraphicFramePr>
+            <a:graphic xmlns:a="http://schemas.openxmlformats.org/drawingml/2006/main">
+              <a:graphicData uri="http://schemas.openxmlformats.org/drawingml/2006/picture">
+                <pic:pic xmlns:pic="http://schemas.openxmlformats.org/drawingml/2006/picture">
+                  <pic:nvPicPr>
+                    <pic:cNvPr id="1" name=""/>
+                    <pic:cNvPicPr/>
+                  </pic:nvPicPr>
+                  <pic:blipFill>
+                    <a:blip r:embed="rId64"/>
+                    <a:stretch>
+                      <a:fillRect/>
+                    </a:stretch>
+                  </pic:blipFill>
+                  <pic:spPr>
+                    <a:xfrm>
+                      <a:off x="0" y="0"/>
+                      <a:ext cx="5943600" cy="2830195"/>
+                    </a:xfrm>
+                    <a:prstGeom prst="rect">
+                      <a:avLst/>
+                    </a:prstGeom>
+                  </pic:spPr>
+                </pic:pic>
+              </a:graphicData>
+            </a:graphic>
+          </wp:inline>
+        </w:drawing>
+      </w:r>
+    </w:p>
+    <w:p>
+      <w:pPr>
+        <w:pStyle w:val="ListParagraph"/>
+        <w:numPr>
+          <w:ilvl w:val="0"/>
+          <w:numId w:val="11"/>
+        </w:numPr>
+      </w:pPr>
+      <w:r>
+        <w:t>Then I calculate the subtotal</w:t>
+      </w:r>
+    </w:p>
+    <w:p>
+      <w:pPr>
+        <w:pStyle w:val="ListParagraph"/>
+        <w:numPr>
+          <w:ilvl w:val="0"/>
+          <w:numId w:val="11"/>
+        </w:numPr>
+      </w:pPr>
+      <w:r>
+        <w:drawing>
+          <wp:inline distT="0" distB="0" distL="0" distR="0" wp14:anchorId="2CA8F8B1" wp14:editId="6C35D3D7">
+            <wp:extent cx="5943600" cy="1087755"/>
+            <wp:effectExtent l="0" t="0" r="0" b="0"/>
+            <wp:docPr id="64" name="Picture 64"/>
+            <wp:cNvGraphicFramePr>
+              <a:graphicFrameLocks xmlns:a="http://schemas.openxmlformats.org/drawingml/2006/main" noChangeAspect="1"/>
+            </wp:cNvGraphicFramePr>
+            <a:graphic xmlns:a="http://schemas.openxmlformats.org/drawingml/2006/main">
+              <a:graphicData uri="http://schemas.openxmlformats.org/drawingml/2006/picture">
+                <pic:pic xmlns:pic="http://schemas.openxmlformats.org/drawingml/2006/picture">
+                  <pic:nvPicPr>
+                    <pic:cNvPr id="1" name=""/>
+                    <pic:cNvPicPr/>
+                  </pic:nvPicPr>
+                  <pic:blipFill>
+                    <a:blip r:embed="rId65"/>
+                    <a:stretch>
+                      <a:fillRect/>
+                    </a:stretch>
+                  </pic:blipFill>
+                  <pic:spPr>
+                    <a:xfrm>
+                      <a:off x="0" y="0"/>
+                      <a:ext cx="5943600" cy="1087755"/>
+                    </a:xfrm>
+                    <a:prstGeom prst="rect">
+                      <a:avLst/>
+                    </a:prstGeom>
+                  </pic:spPr>
+                </pic:pic>
+              </a:graphicData>
+            </a:graphic>
+          </wp:inline>
+        </w:drawing>
+      </w:r>
+    </w:p>
+    <w:p>
+      <w:pPr>
+        <w:pStyle w:val="ListParagraph"/>
+        <w:numPr>
+          <w:ilvl w:val="0"/>
+          <w:numId w:val="11"/>
+        </w:numPr>
+      </w:pPr>
+      <w:r>
+        <w:t>I sort out the discount calculator</w:t>
+      </w:r>
+    </w:p>
+    <w:p>
+      <w:pPr>
+        <w:pStyle w:val="ListParagraph"/>
+        <w:numPr>
+          <w:ilvl w:val="0"/>
+          <w:numId w:val="11"/>
+        </w:numPr>
+      </w:pPr>
+      <w:r>
+        <w:lastRenderedPageBreak/>
+        <w:drawing>
+          <wp:inline distT="0" distB="0" distL="0" distR="0" wp14:anchorId="7E6F274A" wp14:editId="0943399F">
+            <wp:extent cx="5792008" cy="1857634"/>
+            <wp:effectExtent l="0" t="0" r="0" b="9525"/>
+            <wp:docPr id="65" name="Picture 65"/>
+            <wp:cNvGraphicFramePr>
+              <a:graphicFrameLocks xmlns:a="http://schemas.openxmlformats.org/drawingml/2006/main" noChangeAspect="1"/>
+            </wp:cNvGraphicFramePr>
+            <a:graphic xmlns:a="http://schemas.openxmlformats.org/drawingml/2006/main">
+              <a:graphicData uri="http://schemas.openxmlformats.org/drawingml/2006/picture">
+                <pic:pic xmlns:pic="http://schemas.openxmlformats.org/drawingml/2006/picture">
+                  <pic:nvPicPr>
+                    <pic:cNvPr id="1" name=""/>
+                    <pic:cNvPicPr/>
+                  </pic:nvPicPr>
+                  <pic:blipFill>
+                    <a:blip r:embed="rId66"/>
+                    <a:stretch>
+                      <a:fillRect/>
+                    </a:stretch>
+                  </pic:blipFill>
+                  <pic:spPr>
+                    <a:xfrm>
+                      <a:off x="0" y="0"/>
+                      <a:ext cx="5792008" cy="1857634"/>
+                    </a:xfrm>
+                    <a:prstGeom prst="rect">
+                      <a:avLst/>
+                    </a:prstGeom>
+                  </pic:spPr>
+                </pic:pic>
+              </a:graphicData>
+            </a:graphic>
+          </wp:inline>
+        </w:drawing>
+      </w:r>
+    </w:p>
+    <w:p>
+      <w:pPr>
+        <w:pStyle w:val="ListParagraph"/>
+        <w:numPr>
+          <w:ilvl w:val="0"/>
+          <w:numId w:val="11"/>
+        </w:numPr>
+      </w:pPr>
+      <w:r>
+        <w:t>Handle delivery or collections</w:t>
+      </w:r>
+    </w:p>
+    <w:p>
+      <w:pPr>
+        <w:pStyle w:val="ListParagraph"/>
+        <w:numPr>
+          <w:ilvl w:val="0"/>
+          <w:numId w:val="11"/>
+        </w:numPr>
+      </w:pPr>
+      <w:r>
+        <w:drawing>
+          <wp:inline distT="0" distB="0" distL="0" distR="0" wp14:anchorId="75CECBE9" wp14:editId="0F13103C">
+            <wp:extent cx="5943600" cy="4787265"/>
+            <wp:effectExtent l="0" t="0" r="0" b="0"/>
+            <wp:docPr id="66" name="Picture 66"/>
+            <wp:cNvGraphicFramePr>
+              <a:graphicFrameLocks xmlns:a="http://schemas.openxmlformats.org/drawingml/2006/main" noChangeAspect="1"/>
+            </wp:cNvGraphicFramePr>
+            <a:graphic xmlns:a="http://schemas.openxmlformats.org/drawingml/2006/main">
+              <a:graphicData uri="http://schemas.openxmlformats.org/drawingml/2006/picture">
+                <pic:pic xmlns:pic="http://schemas.openxmlformats.org/drawingml/2006/picture">
+                  <pic:nvPicPr>
+                    <pic:cNvPr id="1" name=""/>
+                    <pic:cNvPicPr/>
+                  </pic:nvPicPr>
+                  <pic:blipFill>
+                    <a:blip r:embed="rId67"/>
+                    <a:stretch>
+                      <a:fillRect/>
+                    </a:stretch>
+                  </pic:blipFill>
+                  <pic:spPr>
+                    <a:xfrm>
+                      <a:off x="0" y="0"/>
+                      <a:ext cx="5943600" cy="4787265"/>
+                    </a:xfrm>
+                    <a:prstGeom prst="rect">
+                      <a:avLst/>
+                    </a:prstGeom>
+                  </pic:spPr>
+                </pic:pic>
+              </a:graphicData>
+            </a:graphic>
+          </wp:inline>
+        </w:drawing>
+      </w:r>
+    </w:p>
+    <w:p>
+      <w:pPr>
+        <w:pStyle w:val="ListParagraph"/>
+        <w:numPr>
+          <w:ilvl w:val="0"/>
+          <w:numId w:val="11"/>
+        </w:numPr>
+      </w:pPr>
+      <w:r>
+        <w:t>Then I error check</w:t>
+      </w:r>
+    </w:p>
+    <w:p>
+      <w:pPr>
+        <w:pStyle w:val="ListParagraph"/>
+        <w:numPr>
+          <w:ilvl w:val="0"/>
+          <w:numId w:val="11"/>
+        </w:numPr>
+      </w:pPr>
+      <w:r>
+        <w:drawing>
+          <wp:inline distT="0" distB="0" distL="0" distR="0" wp14:anchorId="1966AA7C" wp14:editId="12A71F5B">
+            <wp:extent cx="2629267" cy="971686"/>
+            <wp:effectExtent l="0" t="0" r="0" b="0"/>
+            <wp:docPr id="67" name="Picture 67"/>
+            <wp:cNvGraphicFramePr>
+              <a:graphicFrameLocks xmlns:a="http://schemas.openxmlformats.org/drawingml/2006/main" noChangeAspect="1"/>
+            </wp:cNvGraphicFramePr>
+            <a:graphic xmlns:a="http://schemas.openxmlformats.org/drawingml/2006/main">
+              <a:graphicData uri="http://schemas.openxmlformats.org/drawingml/2006/picture">
+                <pic:pic xmlns:pic="http://schemas.openxmlformats.org/drawingml/2006/picture">
+                  <pic:nvPicPr>
+                    <pic:cNvPr id="1" name=""/>
+                    <pic:cNvPicPr/>
+                  </pic:nvPicPr>
+                  <pic:blipFill>
+                    <a:blip r:embed="rId68"/>
+                    <a:stretch>
+                      <a:fillRect/>
+                    </a:stretch>
+                  </pic:blipFill>
+                  <pic:spPr>
+                    <a:xfrm>
+                      <a:off x="0" y="0"/>
+                      <a:ext cx="2629267" cy="971686"/>
+                    </a:xfrm>
+                    <a:prstGeom prst="rect">
+                      <a:avLst/>
+                    </a:prstGeom>
+                  </pic:spPr>
+                </pic:pic>
+              </a:graphicData>
+            </a:graphic>
+          </wp:inline>
+        </w:drawing>
+      </w:r>
+    </w:p>
+    <w:p>
+      <w:pPr>
+        <w:pStyle w:val="ListParagraph"/>
+        <w:numPr>
+          <w:ilvl w:val="0"/>
+          <w:numId w:val="11"/>
+        </w:numPr>
+      </w:pPr>
+      <w:r>
+        <w:t>I make the order and update stock</w:t>
+      </w:r>
+    </w:p>
+    <w:p>
+      <w:pPr>
+        <w:pStyle w:val="ListParagraph"/>
+        <w:numPr>
+          <w:ilvl w:val="0"/>
+          <w:numId w:val="11"/>
+        </w:numPr>
+      </w:pPr>
+      <w:r>
+        <w:lastRenderedPageBreak/>
+        <w:drawing>
+          <wp:inline distT="0" distB="0" distL="0" distR="0" wp14:anchorId="60AC0819" wp14:editId="7CFAED47">
+            <wp:extent cx="5943600" cy="4030980"/>
+            <wp:effectExtent l="0" t="0" r="0" b="7620"/>
+            <wp:docPr id="68" name="Picture 68"/>
+            <wp:cNvGraphicFramePr>
+              <a:graphicFrameLocks xmlns:a="http://schemas.openxmlformats.org/drawingml/2006/main" noChangeAspect="1"/>
+            </wp:cNvGraphicFramePr>
+            <a:graphic xmlns:a="http://schemas.openxmlformats.org/drawingml/2006/main">
+              <a:graphicData uri="http://schemas.openxmlformats.org/drawingml/2006/picture">
+                <pic:pic xmlns:pic="http://schemas.openxmlformats.org/drawingml/2006/picture">
+                  <pic:nvPicPr>
+                    <pic:cNvPr id="1" name=""/>
+                    <pic:cNvPicPr/>
+                  </pic:nvPicPr>
+                  <pic:blipFill>
+                    <a:blip r:embed="rId69"/>
+                    <a:stretch>
+                      <a:fillRect/>
+                    </a:stretch>
+                  </pic:blipFill>
+                  <pic:spPr>
+                    <a:xfrm>
+                      <a:off x="0" y="0"/>
+                      <a:ext cx="5943600" cy="4030980"/>
+                    </a:xfrm>
+                    <a:prstGeom prst="rect">
+                      <a:avLst/>
+                    </a:prstGeom>
+                  </pic:spPr>
+                </pic:pic>
+              </a:graphicData>
+            </a:graphic>
+          </wp:inline>
+        </w:drawing>
+      </w:r>
+    </w:p>
+    <w:p>
+      <w:pPr>
+        <w:pStyle w:val="ListParagraph"/>
+        <w:numPr>
+          <w:ilvl w:val="0"/>
+          <w:numId w:val="11"/>
+        </w:numPr>
+      </w:pPr>
+      <w:r>
+        <w:t>I run the application and create an order</w:t>
+      </w:r>
+    </w:p>
+    <w:p>
+      <w:pPr>
+        <w:pStyle w:val="ListParagraph"/>
+        <w:numPr>
+          <w:ilvl w:val="0"/>
+          <w:numId w:val="11"/>
+        </w:numPr>
+      </w:pPr>
+      <w:r>
+        <w:t xml:space="preserve">I press delivery </w:t>
+      </w:r>
+      <w:r>
+        <w:t xml:space="preserve">and place order </w:t>
+      </w:r>
+      <w:r>
+        <w:t>and it redirects me to the home index page</w:t>
+      </w:r>
+    </w:p>
+    <w:p>
+      <w:pPr>
+        <w:pStyle w:val="ListParagraph"/>
+        <w:numPr>
+          <w:ilvl w:val="0"/>
+          <w:numId w:val="11"/>
+        </w:numPr>
+      </w:pPr>
+      <w:r>
+        <w:t>I go to the orders page and the order appears!</w:t>
+      </w:r>
+    </w:p>
+    <w:p>
+      <w:pPr>
+        <w:pStyle w:val="ListParagraph"/>
+        <w:numPr>
+          <w:ilvl w:val="0"/>
+          <w:numId w:val="11"/>
+        </w:numPr>
+      </w:pPr>
+      <w:r>
+        <w:drawing>
+          <wp:inline distT="0" distB="0" distL="0" distR="0" wp14:anchorId="7988D36E" wp14:editId="19A719FF">
+            <wp:extent cx="5943600" cy="1472565"/>
+            <wp:effectExtent l="0" t="0" r="0" b="0"/>
+            <wp:docPr id="60" name="Picture 60"/>
+            <wp:cNvGraphicFramePr>
+              <a:graphicFrameLocks xmlns:a="http://schemas.openxmlformats.org/drawingml/2006/main" noChangeAspect="1"/>
+            </wp:cNvGraphicFramePr>
+            <a:graphic xmlns:a="http://schemas.openxmlformats.org/drawingml/2006/main">
+              <a:graphicData uri="http://schemas.openxmlformats.org/drawingml/2006/picture">
+                <pic:pic xmlns:pic="http://schemas.openxmlformats.org/drawingml/2006/picture">
+                  <pic:nvPicPr>
+                    <pic:cNvPr id="1" name=""/>
+                    <pic:cNvPicPr/>
+                  </pic:nvPicPr>
+                  <pic:blipFill>
+                    <a:blip r:embed="rId70"/>
+                    <a:stretch>
+                      <a:fillRect/>
+                    </a:stretch>
+                  </pic:blipFill>
+                  <pic:spPr>
+                    <a:xfrm>
+                      <a:off x="0" y="0"/>
+                      <a:ext cx="5943600" cy="1472565"/>
+                    </a:xfrm>
+                    <a:prstGeom prst="rect">
+                      <a:avLst/>
+                    </a:prstGeom>
+                  </pic:spPr>
+                </pic:pic>
+              </a:graphicData>
+            </a:graphic>
+          </wp:inline>
+        </w:drawing>
+      </w:r>
+    </w:p>
+    <w:p>
+      <w:pPr>
+        <w:pStyle w:val="ListParagraph"/>
+        <w:numPr>
+          <w:ilvl w:val="0"/>
+          <w:numId w:val="11"/>
+        </w:numPr>
+      </w:pPr>
+      <w:r>
+        <w:t>Next feature I implement is editing the order index so it shows orders, then when clicking on details it shows a breakdown of the products in orders</w:t>
+      </w:r>
+    </w:p>
+    <w:p>
+      <w:pPr>
+        <w:pStyle w:val="ListParagraph"/>
+        <w:numPr>
+          <w:ilvl w:val="0"/>
+          <w:numId w:val="11"/>
+        </w:numPr>
+      </w:pPr>
+      <w:r>
+        <w:t>I go to orders, details cs.html page</w:t>
+      </w:r>
+    </w:p>
+    <w:p>
+      <w:pPr>
+        <w:pStyle w:val="ListParagraph"/>
+        <w:numPr>
+          <w:ilvl w:val="0"/>
+          <w:numId w:val="11"/>
+        </w:numPr>
+      </w:pPr>
+      <w:r>
+        <w:lastRenderedPageBreak/>
+        <w:drawing>
+          <wp:inline distT="0" distB="0" distL="0" distR="0" wp14:anchorId="2C733578" wp14:editId="1181979B">
+            <wp:extent cx="5943600" cy="5427345"/>
+            <wp:effectExtent l="0" t="0" r="0" b="1905"/>
+            <wp:docPr id="69" name="Picture 69"/>
+            <wp:cNvGraphicFramePr>
+              <a:graphicFrameLocks xmlns:a="http://schemas.openxmlformats.org/drawingml/2006/main" noChangeAspect="1"/>
+            </wp:cNvGraphicFramePr>
+            <a:graphic xmlns:a="http://schemas.openxmlformats.org/drawingml/2006/main">
+              <a:graphicData uri="http://schemas.openxmlformats.org/drawingml/2006/picture">
+                <pic:pic xmlns:pic="http://schemas.openxmlformats.org/drawingml/2006/picture">
+                  <pic:nvPicPr>
+                    <pic:cNvPr id="1" name=""/>
+                    <pic:cNvPicPr/>
+                  </pic:nvPicPr>
+                  <pic:blipFill>
+                    <a:blip r:embed="rId71"/>
+                    <a:stretch>
+                      <a:fillRect/>
+                    </a:stretch>
+                  </pic:blipFill>
+                  <pic:spPr>
+                    <a:xfrm>
+                      <a:off x="0" y="0"/>
+                      <a:ext cx="5943600" cy="5427345"/>
+                    </a:xfrm>
+                    <a:prstGeom prst="rect">
+                      <a:avLst/>
+                    </a:prstGeom>
+                  </pic:spPr>
+                </pic:pic>
+              </a:graphicData>
+            </a:graphic>
+          </wp:inline>
+        </w:drawing>
+      </w:r>
+    </w:p>
+    <w:p>
+      <w:pPr>
+        <w:pStyle w:val="ListParagraph"/>
+        <w:numPr>
+          <w:ilvl w:val="0"/>
+          <w:numId w:val="11"/>
+        </w:numPr>
+      </w:pPr>
+      <w:r>
+        <w:t>Then I change the orders details get controller method</w:t>
+      </w:r>
+    </w:p>
+    <w:p>
+      <w:pPr>
+        <w:pStyle w:val="ListParagraph"/>
+        <w:numPr>
+          <w:ilvl w:val="0"/>
+          <w:numId w:val="11"/>
+        </w:numPr>
+      </w:pPr>
+      <w:r>
+        <w:lastRenderedPageBreak/>
+        <w:drawing>
+          <wp:inline distT="0" distB="0" distL="0" distR="0" wp14:anchorId="337CB94F" wp14:editId="52DDD727">
+            <wp:extent cx="3296110" cy="2724530"/>
+            <wp:effectExtent l="0" t="0" r="0" b="0"/>
+            <wp:docPr id="70" name="Picture 70"/>
+            <wp:cNvGraphicFramePr>
+              <a:graphicFrameLocks xmlns:a="http://schemas.openxmlformats.org/drawingml/2006/main" noChangeAspect="1"/>
+            </wp:cNvGraphicFramePr>
+            <a:graphic xmlns:a="http://schemas.openxmlformats.org/drawingml/2006/main">
+              <a:graphicData uri="http://schemas.openxmlformats.org/drawingml/2006/picture">
+                <pic:pic xmlns:pic="http://schemas.openxmlformats.org/drawingml/2006/picture">
+                  <pic:nvPicPr>
+                    <pic:cNvPr id="1" name=""/>
+                    <pic:cNvPicPr/>
+                  </pic:nvPicPr>
+                  <pic:blipFill>
+                    <a:blip r:embed="rId72"/>
+                    <a:stretch>
+                      <a:fillRect/>
+                    </a:stretch>
+                  </pic:blipFill>
+                  <pic:spPr>
+                    <a:xfrm>
+                      <a:off x="0" y="0"/>
+                      <a:ext cx="3296110" cy="2724530"/>
+                    </a:xfrm>
+                    <a:prstGeom prst="rect">
+                      <a:avLst/>
+                    </a:prstGeom>
+                  </pic:spPr>
+                </pic:pic>
+              </a:graphicData>
+            </a:graphic>
+          </wp:inline>
+        </w:drawing>
+      </w:r>
+    </w:p>
+    <w:p>
+      <w:pPr>
+        <w:pStyle w:val="ListParagraph"/>
+        <w:numPr>
+          <w:ilvl w:val="0"/>
+          <w:numId w:val="11"/>
+        </w:numPr>
+      </w:pPr>
+      <w:r>
+        <w:t>I run the application to test it</w:t>
+      </w:r>
+    </w:p>
+    <w:p>
+      <w:pPr>
+        <w:pStyle w:val="ListParagraph"/>
+        <w:numPr>
+          <w:ilvl w:val="0"/>
+          <w:numId w:val="11"/>
+        </w:numPr>
+      </w:pPr>
+      <w:r>
+        <w:drawing>
+          <wp:inline distT="0" distB="0" distL="0" distR="0" wp14:anchorId="11598481" wp14:editId="323D1152">
+            <wp:extent cx="5029902" cy="3943900"/>
+            <wp:effectExtent l="0" t="0" r="0" b="0"/>
+            <wp:docPr id="71" name="Picture 71"/>
+            <wp:cNvGraphicFramePr>
+              <a:graphicFrameLocks xmlns:a="http://schemas.openxmlformats.org/drawingml/2006/main" noChangeAspect="1"/>
+            </wp:cNvGraphicFramePr>
+            <a:graphic xmlns:a="http://schemas.openxmlformats.org/drawingml/2006/main">
+              <a:graphicData uri="http://schemas.openxmlformats.org/drawingml/2006/picture">
+                <pic:pic xmlns:pic="http://schemas.openxmlformats.org/drawingml/2006/picture">
+                  <pic:nvPicPr>
+                    <pic:cNvPr id="1" name=""/>
+                    <pic:cNvPicPr/>
+                  </pic:nvPicPr>
+                  <pic:blipFill>
+                    <a:blip r:embed="rId73"/>
+                    <a:stretch>
+                      <a:fillRect/>
+                    </a:stretch>
+                  </pic:blipFill>
+                  <pic:spPr>
+                    <a:xfrm>
+                      <a:off x="0" y="0"/>
+                      <a:ext cx="5029902" cy="3943900"/>
+                    </a:xfrm>
+                    <a:prstGeom prst="rect">
+                      <a:avLst/>
+                    </a:prstGeom>
+                  </pic:spPr>
+                </pic:pic>
+              </a:graphicData>
+            </a:graphic>
+          </wp:inline>
+        </w:drawing>
+      </w:r>
+    </w:p>
+    <w:p>
+      <w:pPr>
+        <w:pStyle w:val="ListParagraph"/>
+        <w:numPr>
+          <w:ilvl w:val="0"/>
+          <w:numId w:val="11"/>
+        </w:numPr>
+      </w:pPr>
+      <w:r>
+        <w:t>It works!!!!</w:t>
+      </w:r>
+    </w:p>
+    <w:p>
+      <w:pPr>
+        <w:pStyle w:val="ListParagraph"/>
+        <w:numPr>
+          <w:ilvl w:val="0"/>
+          <w:numId w:val="11"/>
+        </w:numPr>
+      </w:pPr>
+      <w:r>
+        <w:t xml:space="preserve">I go to orders controller index </w:t>
+      </w:r>
+      <w:proofErr w:type="spellStart"/>
+      <w:r>
+        <w:t>mothid</w:t>
+      </w:r>
+      <w:proofErr w:type="spellEnd"/>
+    </w:p>
+    <w:p>
+      <w:pPr>
+        <w:pStyle w:val="ListParagraph"/>
+        <w:numPr>
+          <w:ilvl w:val="0"/>
+          <w:numId w:val="11"/>
+        </w:numPr>
+      </w:pPr>
+      <w:r>
+        <w:lastRenderedPageBreak/>
+        <w:drawing>
+          <wp:inline distT="0" distB="0" distL="0" distR="0" wp14:anchorId="7F6F5B06" wp14:editId="6E03E1D3">
+            <wp:extent cx="4744112" cy="2457793"/>
+            <wp:effectExtent l="0" t="0" r="0" b="0"/>
+            <wp:docPr id="72" name="Picture 72"/>
+            <wp:cNvGraphicFramePr>
+              <a:graphicFrameLocks xmlns:a="http://schemas.openxmlformats.org/drawingml/2006/main" noChangeAspect="1"/>
+            </wp:cNvGraphicFramePr>
+            <a:graphic xmlns:a="http://schemas.openxmlformats.org/drawingml/2006/main">
+              <a:graphicData uri="http://schemas.openxmlformats.org/drawingml/2006/picture">
+                <pic:pic xmlns:pic="http://schemas.openxmlformats.org/drawingml/2006/picture">
+                  <pic:nvPicPr>
+                    <pic:cNvPr id="1" name=""/>
+                    <pic:cNvPicPr/>
+                  </pic:nvPicPr>
+                  <pic:blipFill>
+                    <a:blip r:embed="rId74"/>
+                    <a:stretch>
+                      <a:fillRect/>
+                    </a:stretch>
+                  </pic:blipFill>
+                  <pic:spPr>
+                    <a:xfrm>
+                      <a:off x="0" y="0"/>
+                      <a:ext cx="4744112" cy="2457793"/>
+                    </a:xfrm>
+                    <a:prstGeom prst="rect">
+                      <a:avLst/>
+                    </a:prstGeom>
+                  </pic:spPr>
+                </pic:pic>
+              </a:graphicData>
+            </a:graphic>
+          </wp:inline>
+        </w:drawing>
+      </w:r>
+    </w:p>
+    <w:p>
+      <w:pPr>
+        <w:pStyle w:val="ListParagraph"/>
+        <w:numPr>
+          <w:ilvl w:val="0"/>
+          <w:numId w:val="11"/>
+        </w:numPr>
+      </w:pPr>
+      <w:r>
+        <w:t>Only shows the current users order history</w:t>
+      </w:r>
+    </w:p>
+    <w:p>
+      <w:pPr>
+        <w:pStyle w:val="ListParagraph"/>
+        <w:numPr>
+          <w:ilvl w:val="0"/>
+          <w:numId w:val="11"/>
+        </w:numPr>
+      </w:pPr>
+      <w:r>
+        <w:t xml:space="preserve">However, admins and farmers should see all of </w:t>
+      </w:r>
+      <w:proofErr w:type="spellStart"/>
+      <w:r>
+        <w:t>everyones</w:t>
+      </w:r>
+      <w:proofErr w:type="spellEnd"/>
+      <w:r>
+        <w:t xml:space="preserve"> orders</w:t>
+      </w:r>
+    </w:p>
+    <w:p>
+      <w:pPr>
+        <w:pStyle w:val="ListParagraph"/>
+        <w:numPr>
+          <w:ilvl w:val="0"/>
+          <w:numId w:val="11"/>
+        </w:numPr>
+      </w:pPr>
+      <w:r>
+        <w:lastRenderedPageBreak/>
+        <w:drawing>
+          <wp:inline distT="0" distB="0" distL="0" distR="0" wp14:anchorId="080EDD71" wp14:editId="3D51F4F8">
+            <wp:extent cx="5725324" cy="5582429"/>
+            <wp:effectExtent l="0" t="0" r="8890" b="0"/>
+            <wp:docPr id="73" name="Picture 73"/>
+            <wp:cNvGraphicFramePr>
+              <a:graphicFrameLocks xmlns:a="http://schemas.openxmlformats.org/drawingml/2006/main" noChangeAspect="1"/>
+            </wp:cNvGraphicFramePr>
+            <a:graphic xmlns:a="http://schemas.openxmlformats.org/drawingml/2006/main">
+              <a:graphicData uri="http://schemas.openxmlformats.org/drawingml/2006/picture">
+                <pic:pic xmlns:pic="http://schemas.openxmlformats.org/drawingml/2006/picture">
+                  <pic:nvPicPr>
+                    <pic:cNvPr id="1" name=""/>
+                    <pic:cNvPicPr/>
+                  </pic:nvPicPr>
+                  <pic:blipFill>
+                    <a:blip r:embed="rId75"/>
+                    <a:stretch>
+                      <a:fillRect/>
+                    </a:stretch>
+                  </pic:blipFill>
+                  <pic:spPr>
+                    <a:xfrm>
+                      <a:off x="0" y="0"/>
+                      <a:ext cx="5725324" cy="5582429"/>
+                    </a:xfrm>
+                    <a:prstGeom prst="rect">
+                      <a:avLst/>
+                    </a:prstGeom>
+                  </pic:spPr>
+                </pic:pic>
+              </a:graphicData>
+            </a:graphic>
+          </wp:inline>
+        </w:drawing>
+      </w:r>
+    </w:p>
+    <w:p>
+      <w:pPr>
+        <w:pStyle w:val="ListParagraph"/>
+        <w:numPr>
+          <w:ilvl w:val="0"/>
+          <w:numId w:val="11"/>
+        </w:numPr>
+      </w:pPr>
+      <w:r>
+        <w:t>Time to create the farmer dashboard</w:t>
+      </w:r>
+    </w:p>
+    <w:p>
+      <w:pPr>
+        <w:pStyle w:val="ListParagraph"/>
+        <w:numPr>
+          <w:ilvl w:val="0"/>
+          <w:numId w:val="11"/>
+        </w:numPr>
+      </w:pPr>
+      <w:r>
+        <w:t xml:space="preserve">I create a new controller, naming it </w:t>
+      </w:r>
+      <w:proofErr w:type="spellStart"/>
+      <w:r>
+        <w:t>FarmerDashboardController</w:t>
+      </w:r>
+      <w:proofErr w:type="spellEnd"/>
+    </w:p>
+    <w:p>
+      <w:pPr>
+        <w:pStyle w:val="ListParagraph"/>
+        <w:numPr>
+          <w:ilvl w:val="0"/>
+          <w:numId w:val="11"/>
+        </w:numPr>
+      </w:pPr>
+      <w:r>
+        <w:lastRenderedPageBreak/>
+        <w:drawing>
+          <wp:inline distT="0" distB="0" distL="0" distR="0" wp14:anchorId="09A7D54B" wp14:editId="760684EE">
+            <wp:extent cx="5943600" cy="3777615"/>
+            <wp:effectExtent l="0" t="0" r="0" b="0"/>
+            <wp:docPr id="74" name="Picture 74"/>
+            <wp:cNvGraphicFramePr>
+              <a:graphicFrameLocks xmlns:a="http://schemas.openxmlformats.org/drawingml/2006/main" noChangeAspect="1"/>
+            </wp:cNvGraphicFramePr>
+            <a:graphic xmlns:a="http://schemas.openxmlformats.org/drawingml/2006/main">
+              <a:graphicData uri="http://schemas.openxmlformats.org/drawingml/2006/picture">
+                <pic:pic xmlns:pic="http://schemas.openxmlformats.org/drawingml/2006/picture">
+                  <pic:nvPicPr>
+                    <pic:cNvPr id="1" name=""/>
+                    <pic:cNvPicPr/>
+                  </pic:nvPicPr>
+                  <pic:blipFill>
+                    <a:blip r:embed="rId76"/>
+                    <a:stretch>
+                      <a:fillRect/>
+                    </a:stretch>
+                  </pic:blipFill>
+                  <pic:spPr>
+                    <a:xfrm>
+                      <a:off x="0" y="0"/>
+                      <a:ext cx="5943600" cy="3777615"/>
+                    </a:xfrm>
+                    <a:prstGeom prst="rect">
+                      <a:avLst/>
+                    </a:prstGeom>
+                  </pic:spPr>
+                </pic:pic>
+              </a:graphicData>
+            </a:graphic>
+          </wp:inline>
+        </w:drawing>
+      </w:r>
+    </w:p>
+    <w:p>
+      <w:pPr>
+        <w:pStyle w:val="ListParagraph"/>
+        <w:numPr>
+          <w:ilvl w:val="0"/>
+          <w:numId w:val="11"/>
+        </w:numPr>
+      </w:pPr>
+      <w:r>
+        <w:t>I create a new folder in views called “</w:t>
+      </w:r>
+      <w:proofErr w:type="spellStart"/>
+      <w:r>
+        <w:t>FarmerDashboard</w:t>
+      </w:r>
+      <w:proofErr w:type="spellEnd"/>
+      <w:r>
+        <w:t>”</w:t>
+      </w:r>
+    </w:p>
+    <w:p>
+      <w:pPr>
+        <w:pStyle w:val="ListParagraph"/>
+        <w:numPr>
+          <w:ilvl w:val="0"/>
+          <w:numId w:val="11"/>
+        </w:numPr>
+      </w:pPr>
+      <w:r>
+        <w:drawing>
+          <wp:inline distT="0" distB="0" distL="0" distR="0" wp14:anchorId="40F6742F" wp14:editId="49D400D2">
+            <wp:extent cx="2753109" cy="1857634"/>
+            <wp:effectExtent l="0" t="0" r="9525" b="9525"/>
+            <wp:docPr id="75" name="Picture 75"/>
+            <wp:cNvGraphicFramePr>
+              <a:graphicFrameLocks xmlns:a="http://schemas.openxmlformats.org/drawingml/2006/main" noChangeAspect="1"/>
+            </wp:cNvGraphicFramePr>
+            <a:graphic xmlns:a="http://schemas.openxmlformats.org/drawingml/2006/main">
+              <a:graphicData uri="http://schemas.openxmlformats.org/drawingml/2006/picture">
+                <pic:pic xmlns:pic="http://schemas.openxmlformats.org/drawingml/2006/picture">
+                  <pic:nvPicPr>
+                    <pic:cNvPr id="1" name=""/>
+                    <pic:cNvPicPr/>
+                  </pic:nvPicPr>
+                  <pic:blipFill>
+                    <a:blip r:embed="rId77"/>
+                    <a:stretch>
+                      <a:fillRect/>
+                    </a:stretch>
+                  </pic:blipFill>
+                  <pic:spPr>
+                    <a:xfrm>
+                      <a:off x="0" y="0"/>
+                      <a:ext cx="2753109" cy="1857634"/>
+                    </a:xfrm>
+                    <a:prstGeom prst="rect">
+                      <a:avLst/>
+                    </a:prstGeom>
+                  </pic:spPr>
+                </pic:pic>
+              </a:graphicData>
+            </a:graphic>
+          </wp:inline>
+        </w:drawing>
+      </w:r>
+    </w:p>
+    <w:p>
+      <w:pPr>
+        <w:pStyle w:val="ListParagraph"/>
+        <w:numPr>
+          <w:ilvl w:val="0"/>
+          <w:numId w:val="11"/>
+        </w:numPr>
+      </w:pPr>
+      <w:r>
+        <w:t xml:space="preserve">I add an </w:t>
+      </w:r>
+      <w:proofErr w:type="spellStart"/>
+      <w:proofErr w:type="gramStart"/>
+      <w:r>
+        <w:t>index.cshtml</w:t>
+      </w:r>
+      <w:proofErr w:type="spellEnd"/>
+      <w:proofErr w:type="gramEnd"/>
+      <w:r>
+        <w:t xml:space="preserve"> page to the folder</w:t>
+      </w:r>
+    </w:p>
+    <w:p>
+      <w:pPr>
+        <w:pStyle w:val="ListParagraph"/>
+        <w:numPr>
+          <w:ilvl w:val="0"/>
+          <w:numId w:val="11"/>
+        </w:numPr>
+      </w:pPr>
+      <w:r>
+        <w:t xml:space="preserve">In the farmer dashboard </w:t>
+      </w:r>
+      <w:proofErr w:type="gramStart"/>
+      <w:r>
+        <w:t>controller</w:t>
+      </w:r>
+      <w:proofErr w:type="gramEnd"/>
+      <w:r>
+        <w:t xml:space="preserve"> I authorize the whole controller for only farmers</w:t>
+      </w:r>
+    </w:p>
+    <w:p>
+      <w:pPr>
+        <w:pStyle w:val="ListParagraph"/>
+        <w:numPr>
+          <w:ilvl w:val="0"/>
+          <w:numId w:val="11"/>
+        </w:numPr>
+      </w:pPr>
+      <w:r>
+        <w:lastRenderedPageBreak/>
+        <w:drawing>
+          <wp:inline distT="0" distB="0" distL="0" distR="0" wp14:anchorId="7427CCDE" wp14:editId="35EB6952">
+            <wp:extent cx="4686954" cy="2172003"/>
+            <wp:effectExtent l="0" t="0" r="0" b="0"/>
+            <wp:docPr id="76" name="Picture 76"/>
+            <wp:cNvGraphicFramePr>
+              <a:graphicFrameLocks xmlns:a="http://schemas.openxmlformats.org/drawingml/2006/main" noChangeAspect="1"/>
+            </wp:cNvGraphicFramePr>
+            <a:graphic xmlns:a="http://schemas.openxmlformats.org/drawingml/2006/main">
+              <a:graphicData uri="http://schemas.openxmlformats.org/drawingml/2006/picture">
+                <pic:pic xmlns:pic="http://schemas.openxmlformats.org/drawingml/2006/picture">
+                  <pic:nvPicPr>
+                    <pic:cNvPr id="1" name=""/>
+                    <pic:cNvPicPr/>
+                  </pic:nvPicPr>
+                  <pic:blipFill>
+                    <a:blip r:embed="rId78"/>
+                    <a:stretch>
+                      <a:fillRect/>
+                    </a:stretch>
+                  </pic:blipFill>
+                  <pic:spPr>
+                    <a:xfrm>
+                      <a:off x="0" y="0"/>
+                      <a:ext cx="4686954" cy="2172003"/>
+                    </a:xfrm>
+                    <a:prstGeom prst="rect">
+                      <a:avLst/>
+                    </a:prstGeom>
+                  </pic:spPr>
+                </pic:pic>
+              </a:graphicData>
+            </a:graphic>
+          </wp:inline>
+        </w:drawing>
+      </w:r>
+    </w:p>
+    <w:p>
+      <w:pPr>
+        <w:pStyle w:val="ListParagraph"/>
+        <w:numPr>
+          <w:ilvl w:val="0"/>
+          <w:numId w:val="11"/>
+        </w:numPr>
+      </w:pPr>
+      <w:r>
+        <w:t xml:space="preserve">I then add _context to the controller </w:t>
+      </w:r>
+    </w:p>
+    <w:p>
+      <w:pPr>
+        <w:pStyle w:val="ListParagraph"/>
+        <w:numPr>
+          <w:ilvl w:val="0"/>
+          <w:numId w:val="11"/>
+        </w:numPr>
+      </w:pPr>
+      <w:r>
+        <w:drawing>
+          <wp:inline distT="0" distB="0" distL="0" distR="0" wp14:anchorId="066E69DE" wp14:editId="54E01016">
+            <wp:extent cx="4086795" cy="1209844"/>
+            <wp:effectExtent l="0" t="0" r="0" b="9525"/>
+            <wp:docPr id="77" name="Picture 77"/>
+            <wp:cNvGraphicFramePr>
+              <a:graphicFrameLocks xmlns:a="http://schemas.openxmlformats.org/drawingml/2006/main" noChangeAspect="1"/>
+            </wp:cNvGraphicFramePr>
+            <a:graphic xmlns:a="http://schemas.openxmlformats.org/drawingml/2006/main">
+              <a:graphicData uri="http://schemas.openxmlformats.org/drawingml/2006/picture">
+                <pic:pic xmlns:pic="http://schemas.openxmlformats.org/drawingml/2006/picture">
+                  <pic:nvPicPr>
+                    <pic:cNvPr id="1" name=""/>
+                    <pic:cNvPicPr/>
+                  </pic:nvPicPr>
+                  <pic:blipFill>
+                    <a:blip r:embed="rId79"/>
+                    <a:stretch>
+                      <a:fillRect/>
+                    </a:stretch>
+                  </pic:blipFill>
+                  <pic:spPr>
+                    <a:xfrm>
+                      <a:off x="0" y="0"/>
+                      <a:ext cx="4086795" cy="1209844"/>
+                    </a:xfrm>
+                    <a:prstGeom prst="rect">
+                      <a:avLst/>
+                    </a:prstGeom>
+                  </pic:spPr>
+                </pic:pic>
+              </a:graphicData>
+            </a:graphic>
+          </wp:inline>
+        </w:drawing>
+      </w:r>
+    </w:p>
+    <w:p>
+      <w:pPr>
+        <w:pStyle w:val="ListParagraph"/>
+        <w:numPr>
+          <w:ilvl w:val="0"/>
+          <w:numId w:val="11"/>
+        </w:numPr>
+      </w:pPr>
+      <w:r>
+        <w:drawing>
+          <wp:inline distT="0" distB="0" distL="0" distR="0" wp14:anchorId="3B9CD78A" wp14:editId="0B059291">
+            <wp:extent cx="5458587" cy="3781953"/>
+            <wp:effectExtent l="0" t="0" r="8890" b="9525"/>
+            <wp:docPr id="78" name="Picture 78"/>
+            <wp:cNvGraphicFramePr>
+              <a:graphicFrameLocks xmlns:a="http://schemas.openxmlformats.org/drawingml/2006/main" noChangeAspect="1"/>
+            </wp:cNvGraphicFramePr>
+            <a:graphic xmlns:a="http://schemas.openxmlformats.org/drawingml/2006/main">
+              <a:graphicData uri="http://schemas.openxmlformats.org/drawingml/2006/picture">
+                <pic:pic xmlns:pic="http://schemas.openxmlformats.org/drawingml/2006/picture">
+                  <pic:nvPicPr>
+                    <pic:cNvPr id="1" name=""/>
+                    <pic:cNvPicPr/>
+                  </pic:nvPicPr>
+                  <pic:blipFill>
+                    <a:blip r:embed="rId80"/>
+                    <a:stretch>
+                      <a:fillRect/>
+                    </a:stretch>
+                  </pic:blipFill>
+                  <pic:spPr>
+                    <a:xfrm>
+                      <a:off x="0" y="0"/>
+                      <a:ext cx="5458587" cy="3781953"/>
+                    </a:xfrm>
+                    <a:prstGeom prst="rect">
+                      <a:avLst/>
+                    </a:prstGeom>
+                  </pic:spPr>
+                </pic:pic>
+              </a:graphicData>
+            </a:graphic>
+          </wp:inline>
+        </w:drawing>
+      </w:r>
+    </w:p>
+    <w:p>
+      <w:pPr>
+        <w:pStyle w:val="ListParagraph"/>
+        <w:numPr>
+          <w:ilvl w:val="0"/>
+          <w:numId w:val="11"/>
+        </w:numPr>
+      </w:pPr>
+      <w:r>
+        <w:t xml:space="preserve">I change the index method to get the currently logged in users id, find the farmer </w:t>
+      </w:r>
+      <w:r>
+        <w:t xml:space="preserve">record </w:t>
+      </w:r>
+      <w:r>
+        <w:t xml:space="preserve">linked to the user, loads the products </w:t>
+      </w:r>
+      <w:r>
+        <w:t>belonging</w:t>
+      </w:r>
+      <w:r>
+        <w:t xml:space="preserve"> to the</w:t>
+      </w:r>
+      <w:r>
+        <w:t xml:space="preserve"> farmer</w:t>
+      </w:r>
+      <w:r>
+        <w:t xml:space="preserve">, loads </w:t>
+      </w:r>
+      <w:r>
+        <w:t>all orders that include the farmers products. Calculates the dashboards stats</w:t>
+      </w:r>
+    </w:p>
+    <w:p>
+      <w:pPr>
+        <w:pStyle w:val="ListParagraph"/>
+        <w:numPr>
+          <w:ilvl w:val="0"/>
+          <w:numId w:val="11"/>
+        </w:numPr>
+      </w:pPr>
+      <w:r>
+        <w:t>I go to the farmer dashboard index view</w:t>
+      </w:r>
+    </w:p>
+    <w:p>
+      <w:pPr>
+        <w:pStyle w:val="ListParagraph"/>
+        <w:numPr>
+          <w:ilvl w:val="0"/>
+          <w:numId w:val="11"/>
+        </w:numPr>
+      </w:pPr>
+      <w:r>
+        <w:lastRenderedPageBreak/>
+        <w:drawing>
+          <wp:inline distT="0" distB="0" distL="0" distR="0" wp14:anchorId="672ACC58" wp14:editId="6FEE30F8">
+            <wp:extent cx="5039428" cy="5353797"/>
+            <wp:effectExtent l="0" t="0" r="8890" b="0"/>
+            <wp:docPr id="83" name="Picture 83"/>
+            <wp:cNvGraphicFramePr>
+              <a:graphicFrameLocks xmlns:a="http://schemas.openxmlformats.org/drawingml/2006/main" noChangeAspect="1"/>
+            </wp:cNvGraphicFramePr>
+            <a:graphic xmlns:a="http://schemas.openxmlformats.org/drawingml/2006/main">
+              <a:graphicData uri="http://schemas.openxmlformats.org/drawingml/2006/picture">
+                <pic:pic xmlns:pic="http://schemas.openxmlformats.org/drawingml/2006/picture">
+                  <pic:nvPicPr>
+                    <pic:cNvPr id="1" name=""/>
+                    <pic:cNvPicPr/>
+                  </pic:nvPicPr>
+                  <pic:blipFill>
+                    <a:blip r:embed="rId81"/>
+                    <a:stretch>
+                      <a:fillRect/>
+                    </a:stretch>
+                  </pic:blipFill>
+                  <pic:spPr>
+                    <a:xfrm>
+                      <a:off x="0" y="0"/>
+                      <a:ext cx="5039428" cy="5353797"/>
+                    </a:xfrm>
+                    <a:prstGeom prst="rect">
+                      <a:avLst/>
+                    </a:prstGeom>
+                  </pic:spPr>
+                </pic:pic>
+              </a:graphicData>
+            </a:graphic>
+          </wp:inline>
+        </w:drawing>
+      </w:r>
+    </w:p>
+    <w:p>
+      <w:pPr>
+        <w:pStyle w:val="ListParagraph"/>
+        <w:numPr>
+          <w:ilvl w:val="0"/>
+          <w:numId w:val="11"/>
+        </w:numPr>
+      </w:pPr>
+      <w:r>
+        <w:lastRenderedPageBreak/>
+        <w:drawing>
+          <wp:inline distT="0" distB="0" distL="0" distR="0" wp14:anchorId="5A3AA283" wp14:editId="16796C96">
+            <wp:extent cx="5201376" cy="4048690"/>
+            <wp:effectExtent l="0" t="0" r="0" b="9525"/>
+            <wp:docPr id="84" name="Picture 84"/>
+            <wp:cNvGraphicFramePr>
+              <a:graphicFrameLocks xmlns:a="http://schemas.openxmlformats.org/drawingml/2006/main" noChangeAspect="1"/>
+            </wp:cNvGraphicFramePr>
+            <a:graphic xmlns:a="http://schemas.openxmlformats.org/drawingml/2006/main">
+              <a:graphicData uri="http://schemas.openxmlformats.org/drawingml/2006/picture">
+                <pic:pic xmlns:pic="http://schemas.openxmlformats.org/drawingml/2006/picture">
+                  <pic:nvPicPr>
+                    <pic:cNvPr id="1" name=""/>
+                    <pic:cNvPicPr/>
+                  </pic:nvPicPr>
+                  <pic:blipFill>
+                    <a:blip r:embed="rId82"/>
+                    <a:stretch>
+                      <a:fillRect/>
+                    </a:stretch>
+                  </pic:blipFill>
+                  <pic:spPr>
+                    <a:xfrm>
+                      <a:off x="0" y="0"/>
+                      <a:ext cx="5201376" cy="4048690"/>
+                    </a:xfrm>
+                    <a:prstGeom prst="rect">
+                      <a:avLst/>
+                    </a:prstGeom>
+                  </pic:spPr>
+                </pic:pic>
+              </a:graphicData>
+            </a:graphic>
+          </wp:inline>
+        </w:drawing>
+      </w:r>
+    </w:p>
+    <w:p>
+      <w:pPr>
+        <w:pStyle w:val="ListParagraph"/>
+        <w:numPr>
+          <w:ilvl w:val="0"/>
+          <w:numId w:val="11"/>
+        </w:numPr>
+      </w:pPr>
+      <w:r>
+        <w:t>I run the application</w:t>
+      </w:r>
+    </w:p>
+    <w:p>
+      <w:pPr>
+        <w:pStyle w:val="ListParagraph"/>
+        <w:numPr>
+          <w:ilvl w:val="0"/>
+          <w:numId w:val="11"/>
+        </w:numPr>
+      </w:pPr>
+      <w:r>
+        <w:drawing>
+          <wp:inline distT="0" distB="0" distL="0" distR="0" wp14:anchorId="0E50BB5F" wp14:editId="46DDA974">
+            <wp:extent cx="5943600" cy="1901190"/>
+            <wp:effectExtent l="0" t="0" r="0" b="3810"/>
+            <wp:docPr id="82" name="Picture 82"/>
+            <wp:cNvGraphicFramePr>
+              <a:graphicFrameLocks xmlns:a="http://schemas.openxmlformats.org/drawingml/2006/main" noChangeAspect="1"/>
+            </wp:cNvGraphicFramePr>
+            <a:graphic xmlns:a="http://schemas.openxmlformats.org/drawingml/2006/main">
+              <a:graphicData uri="http://schemas.openxmlformats.org/drawingml/2006/picture">
+                <pic:pic xmlns:pic="http://schemas.openxmlformats.org/drawingml/2006/picture">
+                  <pic:nvPicPr>
+                    <pic:cNvPr id="1" name=""/>
+                    <pic:cNvPicPr/>
+                  </pic:nvPicPr>
+                  <pic:blipFill>
+                    <a:blip r:embed="rId83"/>
+                    <a:stretch>
+                      <a:fillRect/>
+                    </a:stretch>
+                  </pic:blipFill>
+                  <pic:spPr>
+                    <a:xfrm>
+                      <a:off x="0" y="0"/>
+                      <a:ext cx="5943600" cy="1901190"/>
+                    </a:xfrm>
+                    <a:prstGeom prst="rect">
+                      <a:avLst/>
+                    </a:prstGeom>
+                  </pic:spPr>
+                </pic:pic>
+              </a:graphicData>
+            </a:graphic>
+          </wp:inline>
+        </w:drawing>
+      </w:r>
+    </w:p>
+    <w:p>
+      <w:pPr>
+        <w:pStyle w:val="ListParagraph"/>
+        <w:numPr>
+          <w:ilvl w:val="0"/>
+          <w:numId w:val="11"/>
+        </w:numPr>
+      </w:pPr>
+      <w:r>
+        <w:t>Access denied on a normal user account, time to log in as a farmer account</w:t>
+      </w:r>
+    </w:p>
+    <w:p>
+      <w:pPr>
+        <w:pStyle w:val="ListParagraph"/>
+        <w:numPr>
+          <w:ilvl w:val="0"/>
+          <w:numId w:val="11"/>
+        </w:numPr>
+      </w:pPr>
+      <w:r>
+        <w:t xml:space="preserve">Log in with </w:t>
+      </w:r>
+      <w:hyperlink r:id="rId84" w:history="1">
+        <w:r>
+          <w:rPr>
+            <w:rStyle w:val="Hyperlink"/>
+          </w:rPr>
+          <w:t>farmer@example.com</w:t>
+        </w:r>
+      </w:hyperlink>
+    </w:p>
+    <w:p>
+      <w:pPr>
+        <w:pStyle w:val="ListParagraph"/>
+        <w:numPr>
+          <w:ilvl w:val="0"/>
+          <w:numId w:val="11"/>
+        </w:numPr>
+      </w:pPr>
+      <w:r>
+        <w:drawing>
+          <wp:inline distT="0" distB="0" distL="0" distR="0" wp14:anchorId="0543EC0E" wp14:editId="2D46D20F">
+            <wp:extent cx="5943600" cy="1529715"/>
+            <wp:effectExtent l="0" t="0" r="0" b="0"/>
+            <wp:docPr id="85" name="Picture 85"/>
+            <wp:cNvGraphicFramePr>
+              <a:graphicFrameLocks xmlns:a="http://schemas.openxmlformats.org/drawingml/2006/main" noChangeAspect="1"/>
+            </wp:cNvGraphicFramePr>
+            <a:graphic xmlns:a="http://schemas.openxmlformats.org/drawingml/2006/main">
+              <a:graphicData uri="http://schemas.openxmlformats.org/drawingml/2006/picture">
+                <pic:pic xmlns:pic="http://schemas.openxmlformats.org/drawingml/2006/picture">
+                  <pic:nvPicPr>
+                    <pic:cNvPr id="1" name=""/>
+                    <pic:cNvPicPr/>
+                  </pic:nvPicPr>
+                  <pic:blipFill>
+                    <a:blip r:embed="rId85"/>
+                    <a:stretch>
+                      <a:fillRect/>
+                    </a:stretch>
+                  </pic:blipFill>
+                  <pic:spPr>
+                    <a:xfrm>
+                      <a:off x="0" y="0"/>
+                      <a:ext cx="5943600" cy="1529715"/>
+                    </a:xfrm>
+                    <a:prstGeom prst="rect">
+                      <a:avLst/>
+                    </a:prstGeom>
+                  </pic:spPr>
+                </pic:pic>
+              </a:graphicData>
+            </a:graphic>
+          </wp:inline>
+        </w:drawing>
+      </w:r>
+    </w:p>
+    <w:p>
+      <w:pPr>
+        <w:pStyle w:val="ListParagraph"/>
+        <w:numPr>
+          <w:ilvl w:val="0"/>
+          <w:numId w:val="11"/>
+        </w:numPr>
+      </w:pPr>
+      <w:r>
+        <w:lastRenderedPageBreak/>
+        <w:t>Access denied…</w:t>
+      </w:r>
+    </w:p>
+    <w:p>
+      <w:pPr>
+        <w:pStyle w:val="ListParagraph"/>
+        <w:numPr>
+          <w:ilvl w:val="0"/>
+          <w:numId w:val="11"/>
+        </w:numPr>
+      </w:pPr>
+      <w:r>
+        <w:drawing>
+          <wp:inline distT="0" distB="0" distL="0" distR="0" wp14:anchorId="3739F130" wp14:editId="44E69607">
+            <wp:extent cx="2057687" cy="390580"/>
+            <wp:effectExtent l="0" t="0" r="0" b="9525"/>
+            <wp:docPr id="86" name="Picture 86"/>
+            <wp:cNvGraphicFramePr>
+              <a:graphicFrameLocks xmlns:a="http://schemas.openxmlformats.org/drawingml/2006/main" noChangeAspect="1"/>
+            </wp:cNvGraphicFramePr>
+            <a:graphic xmlns:a="http://schemas.openxmlformats.org/drawingml/2006/main">
+              <a:graphicData uri="http://schemas.openxmlformats.org/drawingml/2006/picture">
+                <pic:pic xmlns:pic="http://schemas.openxmlformats.org/drawingml/2006/picture">
+                  <pic:nvPicPr>
+                    <pic:cNvPr id="1" name=""/>
+                    <pic:cNvPicPr/>
+                  </pic:nvPicPr>
+                  <pic:blipFill>
+                    <a:blip r:embed="rId86"/>
+                    <a:stretch>
+                      <a:fillRect/>
+                    </a:stretch>
+                  </pic:blipFill>
+                  <pic:spPr>
+                    <a:xfrm>
+                      <a:off x="0" y="0"/>
+                      <a:ext cx="2057687" cy="390580"/>
+                    </a:xfrm>
+                    <a:prstGeom prst="rect">
+                      <a:avLst/>
+                    </a:prstGeom>
+                  </pic:spPr>
+                </pic:pic>
+              </a:graphicData>
+            </a:graphic>
+          </wp:inline>
+        </w:drawing>
+      </w:r>
+    </w:p>
+    <w:p>
+      <w:pPr>
+        <w:pStyle w:val="ListParagraph"/>
+        <w:numPr>
+          <w:ilvl w:val="0"/>
+          <w:numId w:val="11"/>
+        </w:numPr>
+      </w:pPr>
+      <w:r>
+        <w:t>Change from “farmers” to “Farmer”</w:t>
+      </w:r>
+    </w:p>
+    <w:p>
+      <w:pPr>
+        <w:pStyle w:val="ListParagraph"/>
+        <w:numPr>
+          <w:ilvl w:val="0"/>
+          <w:numId w:val="11"/>
+        </w:numPr>
+      </w:pPr>
+      <w:r>
+        <w:t>Run application again</w:t>
+      </w:r>
+    </w:p>
+    <w:p>
+      <w:pPr>
+        <w:pStyle w:val="ListParagraph"/>
+        <w:numPr>
+          <w:ilvl w:val="0"/>
+          <w:numId w:val="11"/>
+        </w:numPr>
+      </w:pPr>
+      <w:r>
+        <w:drawing>
+          <wp:inline distT="0" distB="0" distL="0" distR="0" wp14:anchorId="71F9276F" wp14:editId="09F5042C">
+            <wp:extent cx="5943600" cy="3103880"/>
+            <wp:effectExtent l="0" t="0" r="0" b="1270"/>
+            <wp:docPr id="87" name="Picture 87"/>
+            <wp:cNvGraphicFramePr>
+              <a:graphicFrameLocks xmlns:a="http://schemas.openxmlformats.org/drawingml/2006/main" noChangeAspect="1"/>
+            </wp:cNvGraphicFramePr>
+            <a:graphic xmlns:a="http://schemas.openxmlformats.org/drawingml/2006/main">
+              <a:graphicData uri="http://schemas.openxmlformats.org/drawingml/2006/picture">
+                <pic:pic xmlns:pic="http://schemas.openxmlformats.org/drawingml/2006/picture">
+                  <pic:nvPicPr>
+                    <pic:cNvPr id="1" name=""/>
+                    <pic:cNvPicPr/>
+                  </pic:nvPicPr>
+                  <pic:blipFill>
+                    <a:blip r:embed="rId87"/>
+                    <a:stretch>
+                      <a:fillRect/>
+                    </a:stretch>
+                  </pic:blipFill>
+                  <pic:spPr>
+                    <a:xfrm>
+                      <a:off x="0" y="0"/>
+                      <a:ext cx="5943600" cy="3103880"/>
+                    </a:xfrm>
+                    <a:prstGeom prst="rect">
+                      <a:avLst/>
+                    </a:prstGeom>
+                  </pic:spPr>
+                </pic:pic>
+              </a:graphicData>
+            </a:graphic>
+          </wp:inline>
+        </w:drawing>
+      </w:r>
+    </w:p>
+    <w:p>
+      <w:pPr>
+        <w:pStyle w:val="ListParagraph"/>
+        <w:numPr>
+          <w:ilvl w:val="0"/>
+          <w:numId w:val="11"/>
+        </w:numPr>
+      </w:pPr>
+      <w:r>
+        <w:t>Works!!!</w:t>
+      </w:r>
+    </w:p>
+    <w:p>
+      <w:pPr>
+        <w:pStyle w:val="ListParagraph"/>
+        <w:numPr>
+          <w:ilvl w:val="0"/>
+          <w:numId w:val="11"/>
+        </w:numPr>
+      </w:pPr>
+      <w:r>
+        <w:t>Adding some management buttons like being able to manage stock levels, seeing all their products and not the first 5, updating product details, and viewing all orders</w:t>
+      </w:r>
+    </w:p>
+    <w:p>
+      <w:pPr>
+        <w:pStyle w:val="ListParagraph"/>
+        <w:numPr>
+          <w:ilvl w:val="0"/>
+          <w:numId w:val="11"/>
+        </w:numPr>
+      </w:pPr>
+      <w:r>
+        <w:drawing>
+          <wp:inline distT="0" distB="0" distL="0" distR="0" wp14:anchorId="2864CFD5" wp14:editId="3E85E4A9">
+            <wp:extent cx="4544059" cy="743054"/>
+            <wp:effectExtent l="0" t="0" r="0" b="0"/>
+            <wp:docPr id="88" name="Picture 88"/>
+            <wp:cNvGraphicFramePr>
+              <a:graphicFrameLocks xmlns:a="http://schemas.openxmlformats.org/drawingml/2006/main" noChangeAspect="1"/>
+            </wp:cNvGraphicFramePr>
+            <a:graphic xmlns:a="http://schemas.openxmlformats.org/drawingml/2006/main">
+              <a:graphicData uri="http://schemas.openxmlformats.org/drawingml/2006/picture">
+                <pic:pic xmlns:pic="http://schemas.openxmlformats.org/drawingml/2006/picture">
+                  <pic:nvPicPr>
+                    <pic:cNvPr id="1" name=""/>
+                    <pic:cNvPicPr/>
+                  </pic:nvPicPr>
+                  <pic:blipFill>
+                    <a:blip r:embed="rId88"/>
+                    <a:stretch>
+                      <a:fillRect/>
+                    </a:stretch>
+                  </pic:blipFill>
+                  <pic:spPr>
+                    <a:xfrm>
+                      <a:off x="0" y="0"/>
+                      <a:ext cx="4544059" cy="743054"/>
+                    </a:xfrm>
+                    <a:prstGeom prst="rect">
+                      <a:avLst/>
+                    </a:prstGeom>
+                  </pic:spPr>
+                </pic:pic>
+              </a:graphicData>
+            </a:graphic>
+          </wp:inline>
+        </w:drawing>
+      </w:r>
+    </w:p>
+    <w:p>
+      <w:pPr>
+        <w:pStyle w:val="ListParagraph"/>
+        <w:numPr>
+          <w:ilvl w:val="0"/>
+          <w:numId w:val="11"/>
+        </w:numPr>
+      </w:pPr>
+      <w:r>
+        <w:t>Adding a button at the bottom of the index page of farmer dashboard</w:t>
+      </w:r>
+    </w:p>
+    <w:p>
+      <w:pPr>
+        <w:pStyle w:val="ListParagraph"/>
+        <w:numPr>
+          <w:ilvl w:val="0"/>
+          <w:numId w:val="11"/>
+        </w:numPr>
+      </w:pPr>
+      <w:r>
+        <w:t>Run application</w:t>
+      </w:r>
+    </w:p>
+    <w:p>
+      <w:pPr>
+        <w:pStyle w:val="ListParagraph"/>
+        <w:numPr>
+          <w:ilvl w:val="0"/>
+          <w:numId w:val="11"/>
+        </w:numPr>
+      </w:pPr>
+      <w:r>
+        <w:lastRenderedPageBreak/>
+        <w:drawing>
+          <wp:inline distT="0" distB="0" distL="0" distR="0" wp14:anchorId="417B6EFC" wp14:editId="0FE05C2B">
+            <wp:extent cx="5943600" cy="2827020"/>
+            <wp:effectExtent l="0" t="0" r="0" b="0"/>
+            <wp:docPr id="89" name="Picture 89"/>
+            <wp:cNvGraphicFramePr>
+              <a:graphicFrameLocks xmlns:a="http://schemas.openxmlformats.org/drawingml/2006/main" noChangeAspect="1"/>
+            </wp:cNvGraphicFramePr>
+            <a:graphic xmlns:a="http://schemas.openxmlformats.org/drawingml/2006/main">
+              <a:graphicData uri="http://schemas.openxmlformats.org/drawingml/2006/picture">
+                <pic:pic xmlns:pic="http://schemas.openxmlformats.org/drawingml/2006/picture">
+                  <pic:nvPicPr>
+                    <pic:cNvPr id="1" name=""/>
+                    <pic:cNvPicPr/>
+                  </pic:nvPicPr>
+                  <pic:blipFill>
+                    <a:blip r:embed="rId89"/>
+                    <a:stretch>
+                      <a:fillRect/>
+                    </a:stretch>
+                  </pic:blipFill>
+                  <pic:spPr>
+                    <a:xfrm>
+                      <a:off x="0" y="0"/>
+                      <a:ext cx="5943600" cy="2827020"/>
+                    </a:xfrm>
+                    <a:prstGeom prst="rect">
+                      <a:avLst/>
+                    </a:prstGeom>
+                  </pic:spPr>
+                </pic:pic>
+              </a:graphicData>
+            </a:graphic>
+          </wp:inline>
+        </w:drawing>
+      </w:r>
+    </w:p>
+    <w:p>
+      <w:pPr>
+        <w:pStyle w:val="ListParagraph"/>
+        <w:numPr>
+          <w:ilvl w:val="0"/>
+          <w:numId w:val="11"/>
+        </w:numPr>
+      </w:pPr>
+      <w:r>
+        <w:t>Button appears!</w:t>
+      </w:r>
+    </w:p>
+    <w:p>
+      <w:pPr>
+        <w:pStyle w:val="ListParagraph"/>
+        <w:numPr>
+          <w:ilvl w:val="0"/>
+          <w:numId w:val="11"/>
+        </w:numPr>
+      </w:pPr>
+      <w:r>
+        <w:drawing>
+          <wp:inline distT="0" distB="0" distL="0" distR="0" wp14:anchorId="609814F7" wp14:editId="2BEAE0D1">
+            <wp:extent cx="5943600" cy="1575435"/>
+            <wp:effectExtent l="0" t="0" r="0" b="5715"/>
+            <wp:docPr id="90" name="Picture 90"/>
+            <wp:cNvGraphicFramePr>
+              <a:graphicFrameLocks xmlns:a="http://schemas.openxmlformats.org/drawingml/2006/main" noChangeAspect="1"/>
+            </wp:cNvGraphicFramePr>
+            <a:graphic xmlns:a="http://schemas.openxmlformats.org/drawingml/2006/main">
+              <a:graphicData uri="http://schemas.openxmlformats.org/drawingml/2006/picture">
+                <pic:pic xmlns:pic="http://schemas.openxmlformats.org/drawingml/2006/picture">
+                  <pic:nvPicPr>
+                    <pic:cNvPr id="1" name=""/>
+                    <pic:cNvPicPr/>
+                  </pic:nvPicPr>
+                  <pic:blipFill>
+                    <a:blip r:embed="rId90"/>
+                    <a:stretch>
+                      <a:fillRect/>
+                    </a:stretch>
+                  </pic:blipFill>
+                  <pic:spPr>
+                    <a:xfrm>
+                      <a:off x="0" y="0"/>
+                      <a:ext cx="5943600" cy="1575435"/>
+                    </a:xfrm>
+                    <a:prstGeom prst="rect">
+                      <a:avLst/>
+                    </a:prstGeom>
+                  </pic:spPr>
+                </pic:pic>
+              </a:graphicData>
+            </a:graphic>
+          </wp:inline>
+        </w:drawing>
+      </w:r>
+    </w:p>
+    <w:p>
+      <w:pPr>
+        <w:pStyle w:val="ListParagraph"/>
+        <w:numPr>
+          <w:ilvl w:val="0"/>
+          <w:numId w:val="11"/>
+        </w:numPr>
+      </w:pPr>
+      <w:r>
+        <w:t>When I press the button</w:t>
+      </w:r>
+    </w:p>
+    <w:p>
+      <w:pPr>
+        <w:pStyle w:val="ListParagraph"/>
+        <w:numPr>
+          <w:ilvl w:val="0"/>
+          <w:numId w:val="11"/>
+        </w:numPr>
+      </w:pPr>
+      <w:r>
+        <w:drawing>
+          <wp:inline distT="0" distB="0" distL="0" distR="0" wp14:anchorId="2D551C60" wp14:editId="352E644B">
+            <wp:extent cx="4601217" cy="619211"/>
+            <wp:effectExtent l="0" t="0" r="8890" b="9525"/>
+            <wp:docPr id="91" name="Picture 91"/>
+            <wp:cNvGraphicFramePr>
+              <a:graphicFrameLocks xmlns:a="http://schemas.openxmlformats.org/drawingml/2006/main" noChangeAspect="1"/>
+            </wp:cNvGraphicFramePr>
+            <a:graphic xmlns:a="http://schemas.openxmlformats.org/drawingml/2006/main">
+              <a:graphicData uri="http://schemas.openxmlformats.org/drawingml/2006/picture">
+                <pic:pic xmlns:pic="http://schemas.openxmlformats.org/drawingml/2006/picture">
+                  <pic:nvPicPr>
+                    <pic:cNvPr id="1" name=""/>
+                    <pic:cNvPicPr/>
+                  </pic:nvPicPr>
+                  <pic:blipFill>
+                    <a:blip r:embed="rId91"/>
+                    <a:stretch>
+                      <a:fillRect/>
+                    </a:stretch>
+                  </pic:blipFill>
+                  <pic:spPr>
+                    <a:xfrm>
+                      <a:off x="0" y="0"/>
+                      <a:ext cx="4601217" cy="619211"/>
+                    </a:xfrm>
+                    <a:prstGeom prst="rect">
+                      <a:avLst/>
+                    </a:prstGeom>
+                  </pic:spPr>
+                </pic:pic>
+              </a:graphicData>
+            </a:graphic>
+          </wp:inline>
+        </w:drawing>
+      </w:r>
+    </w:p>
+    <w:p>
+      <w:pPr>
+        <w:pStyle w:val="ListParagraph"/>
+        <w:numPr>
+          <w:ilvl w:val="0"/>
+          <w:numId w:val="11"/>
+        </w:numPr>
+      </w:pPr>
+      <w:r>
+        <w:t>Add that above orders</w:t>
+      </w:r>
+    </w:p>
+    <w:p>
+      <w:pPr>
+        <w:pStyle w:val="ListParagraph"/>
+        <w:numPr>
+          <w:ilvl w:val="0"/>
+          <w:numId w:val="11"/>
+        </w:numPr>
+      </w:pPr>
+      <w:r>
+        <w:t>I go to products controller index endpoint</w:t>
+      </w:r>
+    </w:p>
+    <w:p>
+      <w:pPr>
+        <w:pStyle w:val="ListParagraph"/>
+        <w:numPr>
+          <w:ilvl w:val="0"/>
+          <w:numId w:val="11"/>
+        </w:numPr>
+      </w:pPr>
+      <w:r>
+        <w:lastRenderedPageBreak/>
+        <w:drawing>
+          <wp:inline distT="0" distB="0" distL="0" distR="0" wp14:anchorId="741054D2" wp14:editId="3192E052">
+            <wp:extent cx="5611008" cy="4182059"/>
+            <wp:effectExtent l="0" t="0" r="0" b="9525"/>
+            <wp:docPr id="92" name="Picture 92"/>
+            <wp:cNvGraphicFramePr>
+              <a:graphicFrameLocks xmlns:a="http://schemas.openxmlformats.org/drawingml/2006/main" noChangeAspect="1"/>
+            </wp:cNvGraphicFramePr>
+            <a:graphic xmlns:a="http://schemas.openxmlformats.org/drawingml/2006/main">
+              <a:graphicData uri="http://schemas.openxmlformats.org/drawingml/2006/picture">
+                <pic:pic xmlns:pic="http://schemas.openxmlformats.org/drawingml/2006/picture">
+                  <pic:nvPicPr>
+                    <pic:cNvPr id="1" name=""/>
+                    <pic:cNvPicPr/>
+                  </pic:nvPicPr>
+                  <pic:blipFill>
+                    <a:blip r:embed="rId92"/>
+                    <a:stretch>
+                      <a:fillRect/>
+                    </a:stretch>
+                  </pic:blipFill>
+                  <pic:spPr>
+                    <a:xfrm>
+                      <a:off x="0" y="0"/>
+                      <a:ext cx="5611008" cy="4182059"/>
+                    </a:xfrm>
+                    <a:prstGeom prst="rect">
+                      <a:avLst/>
+                    </a:prstGeom>
+                  </pic:spPr>
+                </pic:pic>
+              </a:graphicData>
+            </a:graphic>
+          </wp:inline>
+        </w:drawing>
+      </w:r>
+    </w:p>
+    <w:p>
+      <w:pPr>
+        <w:pStyle w:val="ListParagraph"/>
+        <w:numPr>
+          <w:ilvl w:val="0"/>
+          <w:numId w:val="11"/>
+        </w:numPr>
+      </w:pPr>
+      <w:r>
+        <w:t>I run the application</w:t>
+      </w:r>
+    </w:p>
+    <w:p>
+      <w:pPr>
+        <w:pStyle w:val="ListParagraph"/>
+        <w:numPr>
+          <w:ilvl w:val="0"/>
+          <w:numId w:val="11"/>
+        </w:numPr>
+      </w:pPr>
+      <w:r>
+        <w:drawing>
+          <wp:inline distT="0" distB="0" distL="0" distR="0" wp14:anchorId="40842C1D" wp14:editId="04D1D19E">
+            <wp:extent cx="5943600" cy="3225800"/>
+            <wp:effectExtent l="0" t="0" r="0" b="0"/>
+            <wp:docPr id="93" name="Picture 93"/>
+            <wp:cNvGraphicFramePr>
+              <a:graphicFrameLocks xmlns:a="http://schemas.openxmlformats.org/drawingml/2006/main" noChangeAspect="1"/>
+            </wp:cNvGraphicFramePr>
+            <a:graphic xmlns:a="http://schemas.openxmlformats.org/drawingml/2006/main">
+              <a:graphicData uri="http://schemas.openxmlformats.org/drawingml/2006/picture">
+                <pic:pic xmlns:pic="http://schemas.openxmlformats.org/drawingml/2006/picture">
+                  <pic:nvPicPr>
+                    <pic:cNvPr id="1" name=""/>
+                    <pic:cNvPicPr/>
+                  </pic:nvPicPr>
+                  <pic:blipFill>
+                    <a:blip r:embed="rId93"/>
+                    <a:stretch>
+                      <a:fillRect/>
+                    </a:stretch>
+                  </pic:blipFill>
+                  <pic:spPr>
+                    <a:xfrm>
+                      <a:off x="0" y="0"/>
+                      <a:ext cx="5943600" cy="3225800"/>
+                    </a:xfrm>
+                    <a:prstGeom prst="rect">
+                      <a:avLst/>
+                    </a:prstGeom>
+                  </pic:spPr>
+                </pic:pic>
+              </a:graphicData>
+            </a:graphic>
+          </wp:inline>
+        </w:drawing>
+      </w:r>
+    </w:p>
+    <w:p>
+      <w:pPr>
+        <w:pStyle w:val="ListParagraph"/>
+        <w:numPr>
+          <w:ilvl w:val="0"/>
+          <w:numId w:val="11"/>
+        </w:numPr>
+      </w:pPr>
+      <w:r>
+        <w:t>Both buttons appear</w:t>
+      </w:r>
+    </w:p>
+    <w:p>
+      <w:pPr>
+        <w:pStyle w:val="ListParagraph"/>
+        <w:numPr>
+          <w:ilvl w:val="0"/>
+          <w:numId w:val="11"/>
+        </w:numPr>
+      </w:pPr>
+      <w:r>
+        <w:t xml:space="preserve">I change the placement of view all products </w:t>
+      </w:r>
+    </w:p>
+    <w:p>
+      <w:pPr>
+        <w:pStyle w:val="ListParagraph"/>
+        <w:numPr>
+          <w:ilvl w:val="0"/>
+          <w:numId w:val="11"/>
+        </w:numPr>
+      </w:pPr>
+      <w:r>
+        <w:lastRenderedPageBreak/>
+        <w:drawing>
+          <wp:inline distT="0" distB="0" distL="0" distR="0" wp14:anchorId="13665C05" wp14:editId="58E4E762">
+            <wp:extent cx="5906324" cy="6182588"/>
+            <wp:effectExtent l="0" t="0" r="0" b="8890"/>
+            <wp:docPr id="94" name="Picture 94"/>
+            <wp:cNvGraphicFramePr>
+              <a:graphicFrameLocks xmlns:a="http://schemas.openxmlformats.org/drawingml/2006/main" noChangeAspect="1"/>
+            </wp:cNvGraphicFramePr>
+            <a:graphic xmlns:a="http://schemas.openxmlformats.org/drawingml/2006/main">
+              <a:graphicData uri="http://schemas.openxmlformats.org/drawingml/2006/picture">
+                <pic:pic xmlns:pic="http://schemas.openxmlformats.org/drawingml/2006/picture">
+                  <pic:nvPicPr>
+                    <pic:cNvPr id="1" name=""/>
+                    <pic:cNvPicPr/>
+                  </pic:nvPicPr>
+                  <pic:blipFill>
+                    <a:blip r:embed="rId94"/>
+                    <a:stretch>
+                      <a:fillRect/>
+                    </a:stretch>
+                  </pic:blipFill>
+                  <pic:spPr>
+                    <a:xfrm>
+                      <a:off x="0" y="0"/>
+                      <a:ext cx="5906324" cy="6182588"/>
+                    </a:xfrm>
+                    <a:prstGeom prst="rect">
+                      <a:avLst/>
+                    </a:prstGeom>
+                  </pic:spPr>
+                </pic:pic>
+              </a:graphicData>
+            </a:graphic>
+          </wp:inline>
+        </w:drawing>
+      </w:r>
+    </w:p>
+    <w:p>
+      <w:pPr>
+        <w:pStyle w:val="ListParagraph"/>
+        <w:numPr>
+          <w:ilvl w:val="0"/>
+          <w:numId w:val="11"/>
+        </w:numPr>
+      </w:pPr>
+      <w:r>
+        <w:t>Change the edit and delete options to only be viewable as a farmer</w:t>
+      </w:r>
+    </w:p>
+    <w:p>
+      <w:pPr>
+        <w:pStyle w:val="ListParagraph"/>
+        <w:numPr>
+          <w:ilvl w:val="0"/>
+          <w:numId w:val="11"/>
+        </w:numPr>
+      </w:pPr>
+      <w:r>
+        <w:drawing>
+          <wp:inline distT="0" distB="0" distL="0" distR="0" wp14:anchorId="174CD096" wp14:editId="78EACAA1">
+            <wp:extent cx="5163271" cy="1295581"/>
+            <wp:effectExtent l="0" t="0" r="0" b="0"/>
+            <wp:docPr id="95" name="Picture 95"/>
+            <wp:cNvGraphicFramePr>
+              <a:graphicFrameLocks xmlns:a="http://schemas.openxmlformats.org/drawingml/2006/main" noChangeAspect="1"/>
+            </wp:cNvGraphicFramePr>
+            <a:graphic xmlns:a="http://schemas.openxmlformats.org/drawingml/2006/main">
+              <a:graphicData uri="http://schemas.openxmlformats.org/drawingml/2006/picture">
+                <pic:pic xmlns:pic="http://schemas.openxmlformats.org/drawingml/2006/picture">
+                  <pic:nvPicPr>
+                    <pic:cNvPr id="1" name=""/>
+                    <pic:cNvPicPr/>
+                  </pic:nvPicPr>
+                  <pic:blipFill>
+                    <a:blip r:embed="rId95"/>
+                    <a:stretch>
+                      <a:fillRect/>
+                    </a:stretch>
+                  </pic:blipFill>
+                  <pic:spPr>
+                    <a:xfrm>
+                      <a:off x="0" y="0"/>
+                      <a:ext cx="5163271" cy="1295581"/>
+                    </a:xfrm>
+                    <a:prstGeom prst="rect">
+                      <a:avLst/>
+                    </a:prstGeom>
+                  </pic:spPr>
+                </pic:pic>
+              </a:graphicData>
+            </a:graphic>
+          </wp:inline>
+        </w:drawing>
+      </w:r>
+    </w:p>
+    <w:p>
+      <w:pPr>
+        <w:pStyle w:val="ListParagraph"/>
+        <w:numPr>
+          <w:ilvl w:val="0"/>
+          <w:numId w:val="11"/>
+        </w:numPr>
+      </w:pPr>
+      <w:r>
+        <w:t xml:space="preserve">I remove </w:t>
+      </w:r>
+      <w:proofErr w:type="spellStart"/>
+      <w:r>
+        <w:t>farmersid</w:t>
+      </w:r>
+      <w:proofErr w:type="spellEnd"/>
+      <w:r>
+        <w:t xml:space="preserve"> from the edit form</w:t>
+      </w:r>
+    </w:p>
+    <w:p>
+      <w:pPr>
+        <w:pStyle w:val="ListParagraph"/>
+        <w:numPr>
+          <w:ilvl w:val="0"/>
+          <w:numId w:val="11"/>
+        </w:numPr>
+      </w:pPr>
+      <w:r>
+        <w:lastRenderedPageBreak/>
+        <w:drawing>
+          <wp:inline distT="0" distB="0" distL="0" distR="0" wp14:anchorId="45CA23C9" wp14:editId="76CBA2F8">
+            <wp:extent cx="4896533" cy="2200582"/>
+            <wp:effectExtent l="0" t="0" r="0" b="9525"/>
+            <wp:docPr id="96" name="Picture 96"/>
+            <wp:cNvGraphicFramePr>
+              <a:graphicFrameLocks xmlns:a="http://schemas.openxmlformats.org/drawingml/2006/main" noChangeAspect="1"/>
+            </wp:cNvGraphicFramePr>
+            <a:graphic xmlns:a="http://schemas.openxmlformats.org/drawingml/2006/main">
+              <a:graphicData uri="http://schemas.openxmlformats.org/drawingml/2006/picture">
+                <pic:pic xmlns:pic="http://schemas.openxmlformats.org/drawingml/2006/picture">
+                  <pic:nvPicPr>
+                    <pic:cNvPr id="1" name=""/>
+                    <pic:cNvPicPr/>
+                  </pic:nvPicPr>
+                  <pic:blipFill>
+                    <a:blip r:embed="rId96"/>
+                    <a:stretch>
+                      <a:fillRect/>
+                    </a:stretch>
+                  </pic:blipFill>
+                  <pic:spPr>
+                    <a:xfrm>
+                      <a:off x="0" y="0"/>
+                      <a:ext cx="4896533" cy="2200582"/>
+                    </a:xfrm>
+                    <a:prstGeom prst="rect">
+                      <a:avLst/>
+                    </a:prstGeom>
+                  </pic:spPr>
+                </pic:pic>
+              </a:graphicData>
+            </a:graphic>
+          </wp:inline>
+        </w:drawing>
+      </w:r>
+    </w:p>
+    <w:p>
+      <w:pPr>
+        <w:pStyle w:val="ListParagraph"/>
+        <w:numPr>
+          <w:ilvl w:val="0"/>
+          <w:numId w:val="11"/>
+        </w:numPr>
+      </w:pPr>
+      <w:r>
+        <w:t>I go to the products controller and remove</w:t>
+      </w:r>
+      <w:r>
+        <w:t xml:space="preserve"> the highlighted line</w:t>
+      </w:r>
+    </w:p>
+    <w:p>
+      <w:pPr>
+        <w:pStyle w:val="ListParagraph"/>
+        <w:numPr>
+          <w:ilvl w:val="0"/>
+          <w:numId w:val="11"/>
+        </w:numPr>
+      </w:pPr>
+      <w:r>
+        <w:drawing>
+          <wp:inline distT="0" distB="0" distL="0" distR="0" wp14:anchorId="3B1EAEE3" wp14:editId="5FFAE47F">
+            <wp:extent cx="5943600" cy="2053590"/>
+            <wp:effectExtent l="0" t="0" r="0" b="3810"/>
+            <wp:docPr id="97" name="Picture 97"/>
+            <wp:cNvGraphicFramePr>
+              <a:graphicFrameLocks xmlns:a="http://schemas.openxmlformats.org/drawingml/2006/main" noChangeAspect="1"/>
+            </wp:cNvGraphicFramePr>
+            <a:graphic xmlns:a="http://schemas.openxmlformats.org/drawingml/2006/main">
+              <a:graphicData uri="http://schemas.openxmlformats.org/drawingml/2006/picture">
+                <pic:pic xmlns:pic="http://schemas.openxmlformats.org/drawingml/2006/picture">
+                  <pic:nvPicPr>
+                    <pic:cNvPr id="1" name=""/>
+                    <pic:cNvPicPr/>
+                  </pic:nvPicPr>
+                  <pic:blipFill>
+                    <a:blip r:embed="rId97"/>
+                    <a:stretch>
+                      <a:fillRect/>
+                    </a:stretch>
+                  </pic:blipFill>
+                  <pic:spPr>
+                    <a:xfrm>
+                      <a:off x="0" y="0"/>
+                      <a:ext cx="5943600" cy="2053590"/>
+                    </a:xfrm>
+                    <a:prstGeom prst="rect">
+                      <a:avLst/>
+                    </a:prstGeom>
+                  </pic:spPr>
+                </pic:pic>
+              </a:graphicData>
+            </a:graphic>
+          </wp:inline>
+        </w:drawing>
+      </w:r>
+    </w:p>
+    <w:p>
+      <w:pPr>
+        <w:pStyle w:val="ListParagraph"/>
+        <w:numPr>
+          <w:ilvl w:val="0"/>
+          <w:numId w:val="11"/>
+        </w:numPr>
+      </w:pPr>
+      <w:r>
+        <w:t xml:space="preserve">I remove </w:t>
+      </w:r>
+      <w:proofErr w:type="spellStart"/>
+      <w:r>
+        <w:t>FarmersId</w:t>
+      </w:r>
+      <w:proofErr w:type="spellEnd"/>
+      <w:r>
+        <w:t xml:space="preserve"> from the POST edit method</w:t>
+      </w:r>
+    </w:p>
+    <w:p>
+      <w:pPr>
+        <w:pStyle w:val="ListParagraph"/>
+        <w:numPr>
+          <w:ilvl w:val="0"/>
+          <w:numId w:val="11"/>
+        </w:numPr>
+      </w:pPr>
+      <w:r>
+        <w:drawing>
+          <wp:inline distT="0" distB="0" distL="0" distR="0" wp14:anchorId="3BA77149" wp14:editId="54EFDA17">
+            <wp:extent cx="5943600" cy="1934845"/>
+            <wp:effectExtent l="0" t="0" r="0" b="8255"/>
+            <wp:docPr id="98" name="Picture 98"/>
+            <wp:cNvGraphicFramePr>
+              <a:graphicFrameLocks xmlns:a="http://schemas.openxmlformats.org/drawingml/2006/main" noChangeAspect="1"/>
+            </wp:cNvGraphicFramePr>
+            <a:graphic xmlns:a="http://schemas.openxmlformats.org/drawingml/2006/main">
+              <a:graphicData uri="http://schemas.openxmlformats.org/drawingml/2006/picture">
+                <pic:pic xmlns:pic="http://schemas.openxmlformats.org/drawingml/2006/picture">
+                  <pic:nvPicPr>
+                    <pic:cNvPr id="1" name=""/>
+                    <pic:cNvPicPr/>
+                  </pic:nvPicPr>
+                  <pic:blipFill>
+                    <a:blip r:embed="rId98"/>
+                    <a:stretch>
+                      <a:fillRect/>
+                    </a:stretch>
+                  </pic:blipFill>
+                  <pic:spPr>
+                    <a:xfrm>
+                      <a:off x="0" y="0"/>
+                      <a:ext cx="5943600" cy="1934845"/>
+                    </a:xfrm>
+                    <a:prstGeom prst="rect">
+                      <a:avLst/>
+                    </a:prstGeom>
+                  </pic:spPr>
+                </pic:pic>
+              </a:graphicData>
+            </a:graphic>
+          </wp:inline>
+        </w:drawing>
+      </w:r>
+    </w:p>
+    <w:p>
+      <w:pPr>
+        <w:pStyle w:val="ListParagraph"/>
+        <w:numPr>
+          <w:ilvl w:val="0"/>
+          <w:numId w:val="11"/>
+        </w:numPr>
+      </w:pPr>
+      <w:r>
+        <w:t>Add this to post edit method</w:t>
+      </w:r>
+    </w:p>
+    <w:p>
+      <w:pPr>
+        <w:pStyle w:val="ListParagraph"/>
+        <w:numPr>
+          <w:ilvl w:val="0"/>
+          <w:numId w:val="11"/>
+        </w:numPr>
+      </w:pPr>
+      <w:r>
+        <w:t>Did the same for deleting the products</w:t>
+      </w:r>
+    </w:p>
+    <w:p>
+      <w:pPr>
+        <w:pStyle w:val="ListParagraph"/>
+        <w:numPr>
+          <w:ilvl w:val="0"/>
+          <w:numId w:val="11"/>
+        </w:numPr>
+      </w:pPr>
+      <w:r>
+        <w:lastRenderedPageBreak/>
+        <w:drawing>
+          <wp:inline distT="0" distB="0" distL="0" distR="0" wp14:anchorId="2E05B4F4" wp14:editId="2BFBD167">
+            <wp:extent cx="5353797" cy="4648849"/>
+            <wp:effectExtent l="0" t="0" r="0" b="0"/>
+            <wp:docPr id="99" name="Picture 99"/>
+            <wp:cNvGraphicFramePr>
+              <a:graphicFrameLocks xmlns:a="http://schemas.openxmlformats.org/drawingml/2006/main" noChangeAspect="1"/>
+            </wp:cNvGraphicFramePr>
+            <a:graphic xmlns:a="http://schemas.openxmlformats.org/drawingml/2006/main">
+              <a:graphicData uri="http://schemas.openxmlformats.org/drawingml/2006/picture">
+                <pic:pic xmlns:pic="http://schemas.openxmlformats.org/drawingml/2006/picture">
+                  <pic:nvPicPr>
+                    <pic:cNvPr id="1" name=""/>
+                    <pic:cNvPicPr/>
+                  </pic:nvPicPr>
+                  <pic:blipFill>
+                    <a:blip r:embed="rId99"/>
+                    <a:stretch>
+                      <a:fillRect/>
+                    </a:stretch>
+                  </pic:blipFill>
+                  <pic:spPr>
+                    <a:xfrm>
+                      <a:off x="0" y="0"/>
+                      <a:ext cx="5353797" cy="4648849"/>
+                    </a:xfrm>
+                    <a:prstGeom prst="rect">
+                      <a:avLst/>
+                    </a:prstGeom>
+                  </pic:spPr>
+                </pic:pic>
+              </a:graphicData>
+            </a:graphic>
+          </wp:inline>
+        </w:drawing>
+      </w:r>
+    </w:p>
+    <w:p>
+      <w:pPr>
+        <w:pStyle w:val="ListParagraph"/>
+        <w:numPr>
+          <w:ilvl w:val="0"/>
+          <w:numId w:val="11"/>
+        </w:numPr>
+      </w:pPr>
+      <w:r>
+        <w:t>Run application to see if it works</w:t>
+      </w:r>
+    </w:p>
+    <w:p>
+      <w:pPr>
+        <w:pStyle w:val="ListParagraph"/>
+        <w:numPr>
+          <w:ilvl w:val="0"/>
+          <w:numId w:val="11"/>
+        </w:numPr>
+      </w:pPr>
+      <w:r>
+        <w:drawing>
+          <wp:inline distT="0" distB="0" distL="0" distR="0" wp14:anchorId="52BB43A8" wp14:editId="39FB4DC9">
+            <wp:extent cx="5943600" cy="2703195"/>
+            <wp:effectExtent l="0" t="0" r="0" b="1905"/>
+            <wp:docPr id="100" name="Picture 100"/>
+            <wp:cNvGraphicFramePr>
+              <a:graphicFrameLocks xmlns:a="http://schemas.openxmlformats.org/drawingml/2006/main" noChangeAspect="1"/>
+            </wp:cNvGraphicFramePr>
+            <a:graphic xmlns:a="http://schemas.openxmlformats.org/drawingml/2006/main">
+              <a:graphicData uri="http://schemas.openxmlformats.org/drawingml/2006/picture">
+                <pic:pic xmlns:pic="http://schemas.openxmlformats.org/drawingml/2006/picture">
+                  <pic:nvPicPr>
+                    <pic:cNvPr id="1" name=""/>
+                    <pic:cNvPicPr/>
+                  </pic:nvPicPr>
+                  <pic:blipFill>
+                    <a:blip r:embed="rId100"/>
+                    <a:stretch>
+                      <a:fillRect/>
+                    </a:stretch>
+                  </pic:blipFill>
+                  <pic:spPr>
+                    <a:xfrm>
+                      <a:off x="0" y="0"/>
+                      <a:ext cx="5943600" cy="2703195"/>
+                    </a:xfrm>
+                    <a:prstGeom prst="rect">
+                      <a:avLst/>
+                    </a:prstGeom>
+                  </pic:spPr>
+                </pic:pic>
+              </a:graphicData>
+            </a:graphic>
+          </wp:inline>
+        </w:drawing>
+      </w:r>
+    </w:p>
+    <w:p>
+      <w:pPr>
+        <w:pStyle w:val="ListParagraph"/>
+        <w:numPr>
+          <w:ilvl w:val="0"/>
+          <w:numId w:val="11"/>
+        </w:numPr>
+      </w:pPr>
+      <w:r>
+        <w:t>In details, the normal user can edit</w:t>
+      </w:r>
+    </w:p>
+    <w:p>
+      <w:pPr>
+        <w:pStyle w:val="ListParagraph"/>
+        <w:numPr>
+          <w:ilvl w:val="0"/>
+          <w:numId w:val="11"/>
+        </w:numPr>
+      </w:pPr>
+      <w:r>
+        <w:t>Added authorize to edit get</w:t>
+      </w:r>
+      <w:r>
+        <w:t xml:space="preserve"> in products controller</w:t>
+      </w:r>
+    </w:p>
+    <w:p>
+      <w:pPr>
+        <w:pStyle w:val="ListParagraph"/>
+        <w:numPr>
+          <w:ilvl w:val="0"/>
+          <w:numId w:val="11"/>
+        </w:numPr>
+      </w:pPr>
+      <w:r>
+        <w:lastRenderedPageBreak/>
+        <w:drawing>
+          <wp:inline distT="0" distB="0" distL="0" distR="0" wp14:anchorId="6F76504D" wp14:editId="28F3838C">
+            <wp:extent cx="5887272" cy="1457528"/>
+            <wp:effectExtent l="0" t="0" r="0" b="9525"/>
+            <wp:docPr id="102" name="Picture 102"/>
+            <wp:cNvGraphicFramePr>
+              <a:graphicFrameLocks xmlns:a="http://schemas.openxmlformats.org/drawingml/2006/main" noChangeAspect="1"/>
+            </wp:cNvGraphicFramePr>
+            <a:graphic xmlns:a="http://schemas.openxmlformats.org/drawingml/2006/main">
+              <a:graphicData uri="http://schemas.openxmlformats.org/drawingml/2006/picture">
+                <pic:pic xmlns:pic="http://schemas.openxmlformats.org/drawingml/2006/picture">
+                  <pic:nvPicPr>
+                    <pic:cNvPr id="1" name=""/>
+                    <pic:cNvPicPr/>
+                  </pic:nvPicPr>
+                  <pic:blipFill>
+                    <a:blip r:embed="rId101"/>
+                    <a:stretch>
+                      <a:fillRect/>
+                    </a:stretch>
+                  </pic:blipFill>
+                  <pic:spPr>
+                    <a:xfrm>
+                      <a:off x="0" y="0"/>
+                      <a:ext cx="5887272" cy="1457528"/>
+                    </a:xfrm>
+                    <a:prstGeom prst="rect">
+                      <a:avLst/>
+                    </a:prstGeom>
+                  </pic:spPr>
+                </pic:pic>
+              </a:graphicData>
+            </a:graphic>
+          </wp:inline>
+        </w:drawing>
+      </w:r>
+    </w:p>
+    <w:p>
+      <w:pPr>
+        <w:pStyle w:val="ListParagraph"/>
+        <w:numPr>
+          <w:ilvl w:val="0"/>
+          <w:numId w:val="11"/>
+        </w:numPr>
+      </w:pPr>
+      <w:r>
+        <w:t>Added this to</w:t>
+      </w:r>
+      <w:r>
+        <w:t xml:space="preserve"> product</w:t>
+      </w:r>
+      <w:r>
+        <w:t xml:space="preserve"> detail view</w:t>
+      </w:r>
+    </w:p>
+    <w:p>
+      <w:pPr>
+        <w:pStyle w:val="ListParagraph"/>
+        <w:numPr>
+          <w:ilvl w:val="0"/>
+          <w:numId w:val="11"/>
+        </w:numPr>
+      </w:pPr>
+      <w:r>
+        <w:t>Run the application</w:t>
+      </w:r>
+    </w:p>
+    <w:p>
+      <w:pPr>
+        <w:pStyle w:val="ListParagraph"/>
+        <w:numPr>
+          <w:ilvl w:val="0"/>
+          <w:numId w:val="11"/>
+        </w:numPr>
+      </w:pPr>
+      <w:r>
+        <w:drawing>
+          <wp:inline distT="0" distB="0" distL="0" distR="0" wp14:anchorId="7FA23527" wp14:editId="438291D7">
+            <wp:extent cx="5943600" cy="3881755"/>
+            <wp:effectExtent l="0" t="0" r="0" b="4445"/>
+            <wp:docPr id="103" name="Picture 103"/>
+            <wp:cNvGraphicFramePr>
+              <a:graphicFrameLocks xmlns:a="http://schemas.openxmlformats.org/drawingml/2006/main" noChangeAspect="1"/>
+            </wp:cNvGraphicFramePr>
+            <a:graphic xmlns:a="http://schemas.openxmlformats.org/drawingml/2006/main">
+              <a:graphicData uri="http://schemas.openxmlformats.org/drawingml/2006/picture">
+                <pic:pic xmlns:pic="http://schemas.openxmlformats.org/drawingml/2006/picture">
+                  <pic:nvPicPr>
+                    <pic:cNvPr id="1" name=""/>
+                    <pic:cNvPicPr/>
+                  </pic:nvPicPr>
+                  <pic:blipFill>
+                    <a:blip r:embed="rId102"/>
+                    <a:stretch>
+                      <a:fillRect/>
+                    </a:stretch>
+                  </pic:blipFill>
+                  <pic:spPr>
+                    <a:xfrm>
+                      <a:off x="0" y="0"/>
+                      <a:ext cx="5943600" cy="3881755"/>
+                    </a:xfrm>
+                    <a:prstGeom prst="rect">
+                      <a:avLst/>
+                    </a:prstGeom>
+                  </pic:spPr>
+                </pic:pic>
+              </a:graphicData>
+            </a:graphic>
+          </wp:inline>
+        </w:drawing>
+      </w:r>
+    </w:p>
+    <w:p>
+      <w:pPr>
+        <w:pStyle w:val="ListParagraph"/>
+        <w:numPr>
+          <w:ilvl w:val="0"/>
+          <w:numId w:val="11"/>
+        </w:numPr>
+      </w:pPr>
+      <w:r>
+        <w:t>Works!</w:t>
+      </w:r>
+    </w:p>
+    <w:p>
+      <w:pPr>
+        <w:pStyle w:val="ListParagraph"/>
+        <w:numPr>
+          <w:ilvl w:val="0"/>
+          <w:numId w:val="11"/>
+        </w:numPr>
+      </w:pPr>
+      <w:r>
+        <w:drawing>
+          <wp:inline distT="0" distB="0" distL="0" distR="0" wp14:anchorId="527D159E" wp14:editId="23B3228C">
+            <wp:extent cx="5077534" cy="1505160"/>
+            <wp:effectExtent l="0" t="0" r="8890" b="0"/>
+            <wp:docPr id="104" name="Picture 104"/>
+            <wp:cNvGraphicFramePr>
+              <a:graphicFrameLocks xmlns:a="http://schemas.openxmlformats.org/drawingml/2006/main" noChangeAspect="1"/>
+            </wp:cNvGraphicFramePr>
+            <a:graphic xmlns:a="http://schemas.openxmlformats.org/drawingml/2006/main">
+              <a:graphicData uri="http://schemas.openxmlformats.org/drawingml/2006/picture">
+                <pic:pic xmlns:pic="http://schemas.openxmlformats.org/drawingml/2006/picture">
+                  <pic:nvPicPr>
+                    <pic:cNvPr id="1" name=""/>
+                    <pic:cNvPicPr/>
+                  </pic:nvPicPr>
+                  <pic:blipFill>
+                    <a:blip r:embed="rId103"/>
+                    <a:stretch>
+                      <a:fillRect/>
+                    </a:stretch>
+                  </pic:blipFill>
+                  <pic:spPr>
+                    <a:xfrm>
+                      <a:off x="0" y="0"/>
+                      <a:ext cx="5077534" cy="1505160"/>
+                    </a:xfrm>
+                    <a:prstGeom prst="rect">
+                      <a:avLst/>
+                    </a:prstGeom>
+                  </pic:spPr>
+                </pic:pic>
+              </a:graphicData>
+            </a:graphic>
+          </wp:inline>
+        </w:drawing>
+      </w:r>
+    </w:p>
+    <w:p>
+      <w:pPr>
+        <w:pStyle w:val="ListParagraph"/>
+        <w:numPr>
+          <w:ilvl w:val="0"/>
+          <w:numId w:val="11"/>
+        </w:numPr>
+      </w:pPr>
+      <w:r>
+        <w:t>Delete highlighted in edit view in orders</w:t>
+      </w:r>
+    </w:p>
+    <w:p>
+      <w:pPr>
+        <w:pStyle w:val="ListParagraph"/>
+        <w:numPr>
+          <w:ilvl w:val="0"/>
+          <w:numId w:val="11"/>
+        </w:numPr>
+      </w:pPr>
+      <w:r>
+        <w:lastRenderedPageBreak/>
+        <w:drawing>
+          <wp:inline distT="0" distB="0" distL="0" distR="0" wp14:anchorId="289B78FB" wp14:editId="6C0357A3">
+            <wp:extent cx="5943600" cy="2393950"/>
+            <wp:effectExtent l="0" t="0" r="0" b="6350"/>
+            <wp:docPr id="105" name="Picture 105"/>
+            <wp:cNvGraphicFramePr>
+              <a:graphicFrameLocks xmlns:a="http://schemas.openxmlformats.org/drawingml/2006/main" noChangeAspect="1"/>
+            </wp:cNvGraphicFramePr>
+            <a:graphic xmlns:a="http://schemas.openxmlformats.org/drawingml/2006/main">
+              <a:graphicData uri="http://schemas.openxmlformats.org/drawingml/2006/picture">
+                <pic:pic xmlns:pic="http://schemas.openxmlformats.org/drawingml/2006/picture">
+                  <pic:nvPicPr>
+                    <pic:cNvPr id="1" name=""/>
+                    <pic:cNvPicPr/>
+                  </pic:nvPicPr>
+                  <pic:blipFill>
+                    <a:blip r:embed="rId104"/>
+                    <a:stretch>
+                      <a:fillRect/>
+                    </a:stretch>
+                  </pic:blipFill>
+                  <pic:spPr>
+                    <a:xfrm>
+                      <a:off x="0" y="0"/>
+                      <a:ext cx="5943600" cy="2393950"/>
+                    </a:xfrm>
+                    <a:prstGeom prst="rect">
+                      <a:avLst/>
+                    </a:prstGeom>
+                  </pic:spPr>
+                </pic:pic>
+              </a:graphicData>
+            </a:graphic>
+          </wp:inline>
+        </w:drawing>
+      </w:r>
+    </w:p>
+    <w:p>
+      <w:pPr>
+        <w:pStyle w:val="ListParagraph"/>
+        <w:numPr>
+          <w:ilvl w:val="0"/>
+          <w:numId w:val="11"/>
+        </w:numPr>
+      </w:pPr>
+      <w:r>
+        <w:t>Replaced it with this code</w:t>
+      </w:r>
+    </w:p>
+    <w:p>
+      <w:pPr>
+        <w:pStyle w:val="ListParagraph"/>
+        <w:numPr>
+          <w:ilvl w:val="0"/>
+          <w:numId w:val="11"/>
+        </w:numPr>
+      </w:pPr>
+      <w:r>
+        <w:t>I run the code</w:t>
+      </w:r>
+    </w:p>
+    <w:p>
+      <w:pPr>
+        <w:pStyle w:val="ListParagraph"/>
+        <w:numPr>
+          <w:ilvl w:val="0"/>
+          <w:numId w:val="11"/>
+        </w:numPr>
+      </w:pPr>
+      <w:r>
+        <w:t>I realized that farmers aren’t able to see all orders</w:t>
+      </w:r>
+      <w:r>
+        <w:br/>
+      </w:r>
+      <w:r>
+        <w:drawing>
+          <wp:inline distT="0" distB="0" distL="0" distR="0" wp14:anchorId="2303F6C4" wp14:editId="6A1E885B">
+            <wp:extent cx="5039428" cy="2029108"/>
+            <wp:effectExtent l="0" t="0" r="8890" b="9525"/>
+            <wp:docPr id="106" name="Picture 106"/>
+            <wp:cNvGraphicFramePr>
+              <a:graphicFrameLocks xmlns:a="http://schemas.openxmlformats.org/drawingml/2006/main" noChangeAspect="1"/>
+            </wp:cNvGraphicFramePr>
+            <a:graphic xmlns:a="http://schemas.openxmlformats.org/drawingml/2006/main">
+              <a:graphicData uri="http://schemas.openxmlformats.org/drawingml/2006/picture">
+                <pic:pic xmlns:pic="http://schemas.openxmlformats.org/drawingml/2006/picture">
+                  <pic:nvPicPr>
+                    <pic:cNvPr id="1" name=""/>
+                    <pic:cNvPicPr/>
+                  </pic:nvPicPr>
+                  <pic:blipFill>
+                    <a:blip r:embed="rId105"/>
+                    <a:stretch>
+                      <a:fillRect/>
+                    </a:stretch>
+                  </pic:blipFill>
+                  <pic:spPr>
+                    <a:xfrm>
+                      <a:off x="0" y="0"/>
+                      <a:ext cx="5039428" cy="2029108"/>
+                    </a:xfrm>
+                    <a:prstGeom prst="rect">
+                      <a:avLst/>
+                    </a:prstGeom>
+                  </pic:spPr>
+                </pic:pic>
+              </a:graphicData>
+            </a:graphic>
+          </wp:inline>
+        </w:drawing>
+      </w:r>
+    </w:p>
+    <w:p>
+      <w:pPr>
+        <w:pStyle w:val="ListParagraph"/>
+        <w:numPr>
+          <w:ilvl w:val="0"/>
+          <w:numId w:val="11"/>
+        </w:numPr>
+      </w:pPr>
+      <w:r>
+        <w:t>Said suppliers instead of Farmers</w:t>
+      </w:r>
+    </w:p>
+    <w:p>
+      <w:pPr>
+        <w:pStyle w:val="ListParagraph"/>
+        <w:numPr>
+          <w:ilvl w:val="0"/>
+          <w:numId w:val="11"/>
+        </w:numPr>
+      </w:pPr>
+      <w:r>
+        <w:t>Test application again</w:t>
+      </w:r>
+    </w:p>
+    <w:p>
+      <w:pPr>
+        <w:pStyle w:val="ListParagraph"/>
+        <w:numPr>
+          <w:ilvl w:val="0"/>
+          <w:numId w:val="11"/>
+        </w:numPr>
+      </w:pPr>
+      <w:r>
+        <w:drawing>
+          <wp:inline distT="0" distB="0" distL="0" distR="0" wp14:anchorId="03D0F6EC" wp14:editId="321EF10E">
+            <wp:extent cx="5943600" cy="2275840"/>
+            <wp:effectExtent l="0" t="0" r="0" b="0"/>
+            <wp:docPr id="107" name="Picture 107"/>
+            <wp:cNvGraphicFramePr>
+              <a:graphicFrameLocks xmlns:a="http://schemas.openxmlformats.org/drawingml/2006/main" noChangeAspect="1"/>
+            </wp:cNvGraphicFramePr>
+            <a:graphic xmlns:a="http://schemas.openxmlformats.org/drawingml/2006/main">
+              <a:graphicData uri="http://schemas.openxmlformats.org/drawingml/2006/picture">
+                <pic:pic xmlns:pic="http://schemas.openxmlformats.org/drawingml/2006/picture">
+                  <pic:nvPicPr>
+                    <pic:cNvPr id="1" name=""/>
+                    <pic:cNvPicPr/>
+                  </pic:nvPicPr>
+                  <pic:blipFill>
+                    <a:blip r:embed="rId106"/>
+                    <a:stretch>
+                      <a:fillRect/>
+                    </a:stretch>
+                  </pic:blipFill>
+                  <pic:spPr>
+                    <a:xfrm>
+                      <a:off x="0" y="0"/>
+                      <a:ext cx="5943600" cy="2275840"/>
+                    </a:xfrm>
+                    <a:prstGeom prst="rect">
+                      <a:avLst/>
+                    </a:prstGeom>
+                  </pic:spPr>
+                </pic:pic>
+              </a:graphicData>
+            </a:graphic>
+          </wp:inline>
+        </w:drawing>
+      </w:r>
+    </w:p>
+    <w:p>
+      <w:pPr>
+        <w:pStyle w:val="ListParagraph"/>
+        <w:numPr>
+          <w:ilvl w:val="0"/>
+          <w:numId w:val="11"/>
+        </w:numPr>
+      </w:pPr>
+      <w:r>
+        <w:t>Still nothing</w:t>
+      </w:r>
+    </w:p>
+    <w:p>
+      <w:pPr>
+        <w:pStyle w:val="ListParagraph"/>
+        <w:numPr>
+          <w:ilvl w:val="0"/>
+          <w:numId w:val="11"/>
+        </w:numPr>
+      </w:pPr>
+      <w:r>
+        <w:lastRenderedPageBreak/>
+        <w:drawing>
+          <wp:inline distT="0" distB="0" distL="0" distR="0" wp14:anchorId="320FED1C" wp14:editId="236564F5">
+            <wp:extent cx="5943600" cy="1696085"/>
+            <wp:effectExtent l="0" t="0" r="0" b="0"/>
+            <wp:docPr id="108" name="Picture 108"/>
+            <wp:cNvGraphicFramePr>
+              <a:graphicFrameLocks xmlns:a="http://schemas.openxmlformats.org/drawingml/2006/main" noChangeAspect="1"/>
+            </wp:cNvGraphicFramePr>
+            <a:graphic xmlns:a="http://schemas.openxmlformats.org/drawingml/2006/main">
+              <a:graphicData uri="http://schemas.openxmlformats.org/drawingml/2006/picture">
+                <pic:pic xmlns:pic="http://schemas.openxmlformats.org/drawingml/2006/picture">
+                  <pic:nvPicPr>
+                    <pic:cNvPr id="1" name=""/>
+                    <pic:cNvPicPr/>
+                  </pic:nvPicPr>
+                  <pic:blipFill>
+                    <a:blip r:embed="rId107"/>
+                    <a:stretch>
+                      <a:fillRect/>
+                    </a:stretch>
+                  </pic:blipFill>
+                  <pic:spPr>
+                    <a:xfrm>
+                      <a:off x="0" y="0"/>
+                      <a:ext cx="5943600" cy="1696085"/>
+                    </a:xfrm>
+                    <a:prstGeom prst="rect">
+                      <a:avLst/>
+                    </a:prstGeom>
+                  </pic:spPr>
+                </pic:pic>
+              </a:graphicData>
+            </a:graphic>
+          </wp:inline>
+        </w:drawing>
+      </w:r>
+    </w:p>
+    <w:p>
+      <w:pPr>
+        <w:pStyle w:val="ListParagraph"/>
+        <w:numPr>
+          <w:ilvl w:val="0"/>
+          <w:numId w:val="11"/>
+        </w:numPr>
+      </w:pPr>
+      <w:r>
+        <w:t>Says it on recent orders but not orders index page</w:t>
+      </w:r>
+    </w:p>
+    <w:p>
+      <w:pPr>
+        <w:pStyle w:val="ListParagraph"/>
+        <w:numPr>
+          <w:ilvl w:val="0"/>
+          <w:numId w:val="11"/>
+        </w:numPr>
+      </w:pPr>
+      <w:proofErr w:type="gramStart"/>
+      <w:r>
+        <w:t>Changed  from</w:t>
+      </w:r>
+      <w:proofErr w:type="gramEnd"/>
+      <w:r>
+        <w:t xml:space="preserve"> “Farmers” to “Farmer”</w:t>
+      </w:r>
+    </w:p>
+    <w:p>
+      <w:pPr>
+        <w:pStyle w:val="ListParagraph"/>
+        <w:numPr>
+          <w:ilvl w:val="0"/>
+          <w:numId w:val="11"/>
+        </w:numPr>
+      </w:pPr>
+      <w:r>
+        <w:t>Run application again</w:t>
+      </w:r>
+    </w:p>
+    <w:p>
+      <w:pPr>
+        <w:pStyle w:val="ListParagraph"/>
+        <w:numPr>
+          <w:ilvl w:val="0"/>
+          <w:numId w:val="11"/>
+        </w:numPr>
+      </w:pPr>
+      <w:r>
+        <w:drawing>
+          <wp:inline distT="0" distB="0" distL="0" distR="0" wp14:anchorId="6F56F494" wp14:editId="5837AB42">
+            <wp:extent cx="5943600" cy="2349500"/>
+            <wp:effectExtent l="0" t="0" r="0" b="0"/>
+            <wp:docPr id="110" name="Picture 110"/>
+            <wp:cNvGraphicFramePr>
+              <a:graphicFrameLocks xmlns:a="http://schemas.openxmlformats.org/drawingml/2006/main" noChangeAspect="1"/>
+            </wp:cNvGraphicFramePr>
+            <a:graphic xmlns:a="http://schemas.openxmlformats.org/drawingml/2006/main">
+              <a:graphicData uri="http://schemas.openxmlformats.org/drawingml/2006/picture">
+                <pic:pic xmlns:pic="http://schemas.openxmlformats.org/drawingml/2006/picture">
+                  <pic:nvPicPr>
+                    <pic:cNvPr id="1" name=""/>
+                    <pic:cNvPicPr/>
+                  </pic:nvPicPr>
+                  <pic:blipFill>
+                    <a:blip r:embed="rId108"/>
+                    <a:stretch>
+                      <a:fillRect/>
+                    </a:stretch>
+                  </pic:blipFill>
+                  <pic:spPr>
+                    <a:xfrm>
+                      <a:off x="0" y="0"/>
+                      <a:ext cx="5943600" cy="2349500"/>
+                    </a:xfrm>
+                    <a:prstGeom prst="rect">
+                      <a:avLst/>
+                    </a:prstGeom>
+                  </pic:spPr>
+                </pic:pic>
+              </a:graphicData>
+            </a:graphic>
+          </wp:inline>
+        </w:drawing>
+      </w:r>
+    </w:p>
+    <w:p>
+      <w:pPr>
+        <w:pStyle w:val="ListParagraph"/>
+        <w:numPr>
+          <w:ilvl w:val="0"/>
+          <w:numId w:val="11"/>
+        </w:numPr>
+      </w:pPr>
+      <w:r>
+        <w:t>It works!! Farmers can see all their orders</w:t>
+      </w:r>
+    </w:p>
+    <w:p>
+      <w:pPr>
+        <w:pStyle w:val="ListParagraph"/>
+        <w:numPr>
+          <w:ilvl w:val="0"/>
+          <w:numId w:val="11"/>
+        </w:numPr>
+      </w:pPr>
+      <w:r>
+        <w:t>Now to test if they can change the order tracking status</w:t>
+      </w:r>
+    </w:p>
+    <w:p>
+      <w:pPr>
+        <w:pStyle w:val="ListParagraph"/>
+        <w:numPr>
+          <w:ilvl w:val="0"/>
+          <w:numId w:val="11"/>
+        </w:numPr>
+      </w:pPr>
+      <w:r>
+        <w:lastRenderedPageBreak/>
+        <w:drawing>
+          <wp:inline distT="0" distB="0" distL="0" distR="0" wp14:anchorId="6D675E51" wp14:editId="319A4283">
+            <wp:extent cx="4143953" cy="5801535"/>
+            <wp:effectExtent l="0" t="0" r="9525" b="8890"/>
+            <wp:docPr id="111" name="Picture 111"/>
+            <wp:cNvGraphicFramePr>
+              <a:graphicFrameLocks xmlns:a="http://schemas.openxmlformats.org/drawingml/2006/main" noChangeAspect="1"/>
+            </wp:cNvGraphicFramePr>
+            <a:graphic xmlns:a="http://schemas.openxmlformats.org/drawingml/2006/main">
+              <a:graphicData uri="http://schemas.openxmlformats.org/drawingml/2006/picture">
+                <pic:pic xmlns:pic="http://schemas.openxmlformats.org/drawingml/2006/picture">
+                  <pic:nvPicPr>
+                    <pic:cNvPr id="1" name=""/>
+                    <pic:cNvPicPr/>
+                  </pic:nvPicPr>
+                  <pic:blipFill>
+                    <a:blip r:embed="rId109"/>
+                    <a:stretch>
+                      <a:fillRect/>
+                    </a:stretch>
+                  </pic:blipFill>
+                  <pic:spPr>
+                    <a:xfrm>
+                      <a:off x="0" y="0"/>
+                      <a:ext cx="4143953" cy="5801535"/>
+                    </a:xfrm>
+                    <a:prstGeom prst="rect">
+                      <a:avLst/>
+                    </a:prstGeom>
+                  </pic:spPr>
+                </pic:pic>
+              </a:graphicData>
+            </a:graphic>
+          </wp:inline>
+        </w:drawing>
+      </w:r>
+    </w:p>
+    <w:p>
+      <w:pPr>
+        <w:pStyle w:val="ListParagraph"/>
+        <w:numPr>
+          <w:ilvl w:val="0"/>
+          <w:numId w:val="11"/>
+        </w:numPr>
+      </w:pPr>
+      <w:r>
+        <w:t>It works!!</w:t>
+      </w:r>
+    </w:p>
+    <w:p>
+      <w:pPr>
+        <w:pStyle w:val="ListParagraph"/>
+        <w:numPr>
+          <w:ilvl w:val="0"/>
+          <w:numId w:val="11"/>
+        </w:numPr>
+      </w:pPr>
+      <w:r>
+        <w:t>I add buttons to every page</w:t>
+      </w:r>
+    </w:p>
+    <w:p>
+      <w:pPr>
+        <w:pStyle w:val="ListParagraph"/>
+        <w:numPr>
+          <w:ilvl w:val="0"/>
+          <w:numId w:val="11"/>
+        </w:numPr>
+      </w:pPr>
+      <w:r>
+        <w:lastRenderedPageBreak/>
+        <w:drawing>
+          <wp:inline distT="0" distB="0" distL="0" distR="0" wp14:anchorId="078DE9E4" wp14:editId="7DA697D4">
+            <wp:extent cx="5943600" cy="2484120"/>
+            <wp:effectExtent l="0" t="0" r="0" b="0"/>
+            <wp:docPr id="112" name="Picture 112"/>
+            <wp:cNvGraphicFramePr>
+              <a:graphicFrameLocks xmlns:a="http://schemas.openxmlformats.org/drawingml/2006/main" noChangeAspect="1"/>
+            </wp:cNvGraphicFramePr>
+            <a:graphic xmlns:a="http://schemas.openxmlformats.org/drawingml/2006/main">
+              <a:graphicData uri="http://schemas.openxmlformats.org/drawingml/2006/picture">
+                <pic:pic xmlns:pic="http://schemas.openxmlformats.org/drawingml/2006/picture">
+                  <pic:nvPicPr>
+                    <pic:cNvPr id="1" name=""/>
+                    <pic:cNvPicPr/>
+                  </pic:nvPicPr>
+                  <pic:blipFill>
+                    <a:blip r:embed="rId110"/>
+                    <a:stretch>
+                      <a:fillRect/>
+                    </a:stretch>
+                  </pic:blipFill>
+                  <pic:spPr>
+                    <a:xfrm>
+                      <a:off x="0" y="0"/>
+                      <a:ext cx="5943600" cy="2484120"/>
+                    </a:xfrm>
+                    <a:prstGeom prst="rect">
+                      <a:avLst/>
+                    </a:prstGeom>
+                  </pic:spPr>
+                </pic:pic>
+              </a:graphicData>
+            </a:graphic>
+          </wp:inline>
+        </w:drawing>
+      </w:r>
+    </w:p>
+    <w:p>
+      <w:pPr>
+        <w:pStyle w:val="ListParagraph"/>
+        <w:numPr>
+          <w:ilvl w:val="0"/>
+          <w:numId w:val="11"/>
+        </w:numPr>
+      </w:pPr>
+      <w:r>
+        <w:t>Run application to see if it works</w:t>
+      </w:r>
+    </w:p>
+    <w:p>
+      <w:pPr>
+        <w:pStyle w:val="ListParagraph"/>
+        <w:numPr>
+          <w:ilvl w:val="0"/>
+          <w:numId w:val="11"/>
+        </w:numPr>
+      </w:pPr>
+      <w:r>
+        <w:drawing>
+          <wp:inline distT="0" distB="0" distL="0" distR="0" wp14:anchorId="041681DE" wp14:editId="29AABB17">
+            <wp:extent cx="5943600" cy="982980"/>
+            <wp:effectExtent l="0" t="0" r="0" b="7620"/>
+            <wp:docPr id="113" name="Picture 113"/>
+            <wp:cNvGraphicFramePr>
+              <a:graphicFrameLocks xmlns:a="http://schemas.openxmlformats.org/drawingml/2006/main" noChangeAspect="1"/>
+            </wp:cNvGraphicFramePr>
+            <a:graphic xmlns:a="http://schemas.openxmlformats.org/drawingml/2006/main">
+              <a:graphicData uri="http://schemas.openxmlformats.org/drawingml/2006/picture">
+                <pic:pic xmlns:pic="http://schemas.openxmlformats.org/drawingml/2006/picture">
+                  <pic:nvPicPr>
+                    <pic:cNvPr id="1" name=""/>
+                    <pic:cNvPicPr/>
+                  </pic:nvPicPr>
+                  <pic:blipFill>
+                    <a:blip r:embed="rId111"/>
+                    <a:stretch>
+                      <a:fillRect/>
+                    </a:stretch>
+                  </pic:blipFill>
+                  <pic:spPr>
+                    <a:xfrm>
+                      <a:off x="0" y="0"/>
+                      <a:ext cx="5943600" cy="982980"/>
+                    </a:xfrm>
+                    <a:prstGeom prst="rect">
+                      <a:avLst/>
+                    </a:prstGeom>
+                  </pic:spPr>
+                </pic:pic>
+              </a:graphicData>
+            </a:graphic>
+          </wp:inline>
+        </w:drawing>
+      </w:r>
+    </w:p>
+    <w:p>
+      <w:pPr>
+        <w:pStyle w:val="ListParagraph"/>
+        <w:numPr>
+          <w:ilvl w:val="0"/>
+          <w:numId w:val="11"/>
+        </w:numPr>
+      </w:pPr>
+      <w:r>
+        <w:t>Basket doesn’t work</w:t>
+      </w:r>
+    </w:p>
+    <w:p>
+      <w:pPr>
+        <w:pStyle w:val="ListParagraph"/>
+        <w:numPr>
+          <w:ilvl w:val="0"/>
+          <w:numId w:val="11"/>
+        </w:numPr>
+      </w:pPr>
+      <w:r>
+        <w:t>Needed to add an s to basket in nav bar link</w:t>
+      </w:r>
+    </w:p>
+    <w:p>
+      <w:pPr>
+        <w:pStyle w:val="ListParagraph"/>
+        <w:numPr>
+          <w:ilvl w:val="0"/>
+          <w:numId w:val="11"/>
+        </w:numPr>
+      </w:pPr>
+      <w:r>
+        <w:t>Run application again</w:t>
+      </w:r>
+    </w:p>
+    <w:p>
+      <w:pPr>
+        <w:pStyle w:val="ListParagraph"/>
+        <w:numPr>
+          <w:ilvl w:val="0"/>
+          <w:numId w:val="11"/>
+        </w:numPr>
+      </w:pPr>
+      <w:r>
+        <w:t>All buttons work!!</w:t>
+      </w:r>
+    </w:p>
+    <w:p>
+      <w:pPr>
+        <w:pStyle w:val="ListParagraph"/>
+        <w:numPr>
+          <w:ilvl w:val="0"/>
+          <w:numId w:val="11"/>
+        </w:numPr>
+      </w:pPr>
+      <w:r>
+        <w:t xml:space="preserve">Need to make it so Dashboard only appears </w:t>
+      </w:r>
+      <w:r>
+        <w:t>for farmers</w:t>
+      </w:r>
+    </w:p>
+    <w:p>
+      <w:pPr>
+        <w:pStyle w:val="ListParagraph"/>
+        <w:numPr>
+          <w:ilvl w:val="0"/>
+          <w:numId w:val="11"/>
+        </w:numPr>
+      </w:pPr>
+      <w:r>
+        <w:drawing>
+          <wp:inline distT="0" distB="0" distL="0" distR="0" wp14:anchorId="6C73C280" wp14:editId="4B1DE504">
+            <wp:extent cx="5943600" cy="1049020"/>
+            <wp:effectExtent l="0" t="0" r="0" b="0"/>
+            <wp:docPr id="114" name="Picture 114"/>
+            <wp:cNvGraphicFramePr>
+              <a:graphicFrameLocks xmlns:a="http://schemas.openxmlformats.org/drawingml/2006/main" noChangeAspect="1"/>
+            </wp:cNvGraphicFramePr>
+            <a:graphic xmlns:a="http://schemas.openxmlformats.org/drawingml/2006/main">
+              <a:graphicData uri="http://schemas.openxmlformats.org/drawingml/2006/picture">
+                <pic:pic xmlns:pic="http://schemas.openxmlformats.org/drawingml/2006/picture">
+                  <pic:nvPicPr>
+                    <pic:cNvPr id="1" name=""/>
+                    <pic:cNvPicPr/>
+                  </pic:nvPicPr>
+                  <pic:blipFill>
+                    <a:blip r:embed="rId112"/>
+                    <a:stretch>
+                      <a:fillRect/>
+                    </a:stretch>
+                  </pic:blipFill>
+                  <pic:spPr>
+                    <a:xfrm>
+                      <a:off x="0" y="0"/>
+                      <a:ext cx="5943600" cy="1049020"/>
+                    </a:xfrm>
+                    <a:prstGeom prst="rect">
+                      <a:avLst/>
+                    </a:prstGeom>
+                  </pic:spPr>
+                </pic:pic>
+              </a:graphicData>
+            </a:graphic>
+          </wp:inline>
+        </w:drawing>
+      </w:r>
+    </w:p>
+    <w:p>
+      <w:pPr>
+        <w:pStyle w:val="ListParagraph"/>
+        <w:numPr>
+          <w:ilvl w:val="0"/>
+          <w:numId w:val="11"/>
+        </w:numPr>
+      </w:pPr>
+      <w:r>
+        <w:t>Run application to test</w:t>
+      </w:r>
+    </w:p>
+    <w:p>
+      <w:pPr>
+        <w:pStyle w:val="ListParagraph"/>
+        <w:numPr>
+          <w:ilvl w:val="0"/>
+          <w:numId w:val="11"/>
+        </w:numPr>
+      </w:pPr>
+      <w:r>
+        <w:drawing>
+          <wp:inline distT="0" distB="0" distL="0" distR="0" wp14:anchorId="482EAB93" wp14:editId="4178FF31">
+            <wp:extent cx="5172797" cy="1028844"/>
+            <wp:effectExtent l="0" t="0" r="0" b="0"/>
+            <wp:docPr id="115" name="Picture 115"/>
+            <wp:cNvGraphicFramePr>
+              <a:graphicFrameLocks xmlns:a="http://schemas.openxmlformats.org/drawingml/2006/main" noChangeAspect="1"/>
+            </wp:cNvGraphicFramePr>
+            <a:graphic xmlns:a="http://schemas.openxmlformats.org/drawingml/2006/main">
+              <a:graphicData uri="http://schemas.openxmlformats.org/drawingml/2006/picture">
+                <pic:pic xmlns:pic="http://schemas.openxmlformats.org/drawingml/2006/picture">
+                  <pic:nvPicPr>
+                    <pic:cNvPr id="1" name=""/>
+                    <pic:cNvPicPr/>
+                  </pic:nvPicPr>
+                  <pic:blipFill>
+                    <a:blip r:embed="rId113"/>
+                    <a:stretch>
+                      <a:fillRect/>
+                    </a:stretch>
+                  </pic:blipFill>
+                  <pic:spPr>
+                    <a:xfrm>
+                      <a:off x="0" y="0"/>
+                      <a:ext cx="5172797" cy="1028844"/>
+                    </a:xfrm>
+                    <a:prstGeom prst="rect">
+                      <a:avLst/>
+                    </a:prstGeom>
+                  </pic:spPr>
+                </pic:pic>
+              </a:graphicData>
+            </a:graphic>
+          </wp:inline>
+        </w:drawing>
+      </w:r>
+    </w:p>
+    <w:p>
+      <w:pPr>
+        <w:pStyle w:val="ListParagraph"/>
+        <w:numPr>
+          <w:ilvl w:val="0"/>
+          <w:numId w:val="11"/>
+        </w:numPr>
+      </w:pPr>
+      <w:r>
+        <w:t>When not on a farmer account</w:t>
+      </w:r>
+    </w:p>
+    <w:p>
+      <w:pPr>
+        <w:pStyle w:val="ListParagraph"/>
+        <w:numPr>
+          <w:ilvl w:val="0"/>
+          <w:numId w:val="11"/>
+        </w:numPr>
+      </w:pPr>
+      <w:r>
+        <w:drawing>
+          <wp:inline distT="0" distB="0" distL="0" distR="0" wp14:anchorId="3BAE370E" wp14:editId="2582F5A5">
+            <wp:extent cx="5172797" cy="1057423"/>
+            <wp:effectExtent l="0" t="0" r="0" b="9525"/>
+            <wp:docPr id="116" name="Picture 116"/>
+            <wp:cNvGraphicFramePr>
+              <a:graphicFrameLocks xmlns:a="http://schemas.openxmlformats.org/drawingml/2006/main" noChangeAspect="1"/>
+            </wp:cNvGraphicFramePr>
+            <a:graphic xmlns:a="http://schemas.openxmlformats.org/drawingml/2006/main">
+              <a:graphicData uri="http://schemas.openxmlformats.org/drawingml/2006/picture">
+                <pic:pic xmlns:pic="http://schemas.openxmlformats.org/drawingml/2006/picture">
+                  <pic:nvPicPr>
+                    <pic:cNvPr id="1" name=""/>
+                    <pic:cNvPicPr/>
+                  </pic:nvPicPr>
+                  <pic:blipFill>
+                    <a:blip r:embed="rId114"/>
+                    <a:stretch>
+                      <a:fillRect/>
+                    </a:stretch>
+                  </pic:blipFill>
+                  <pic:spPr>
+                    <a:xfrm>
+                      <a:off x="0" y="0"/>
+                      <a:ext cx="5172797" cy="1057423"/>
+                    </a:xfrm>
+                    <a:prstGeom prst="rect">
+                      <a:avLst/>
+                    </a:prstGeom>
+                  </pic:spPr>
+                </pic:pic>
+              </a:graphicData>
+            </a:graphic>
+          </wp:inline>
+        </w:drawing>
+      </w:r>
+    </w:p>
+    <w:p>
+      <w:pPr>
+        <w:pStyle w:val="ListParagraph"/>
+        <w:numPr>
+          <w:ilvl w:val="0"/>
+          <w:numId w:val="11"/>
+        </w:numPr>
+      </w:pPr>
+      <w:r>
+        <w:lastRenderedPageBreak/>
+        <w:t>When on a farmer account!!</w:t>
+      </w:r>
+    </w:p>
+    <w:p>
+      <w:pPr>
+        <w:pStyle w:val="ListParagraph"/>
+        <w:numPr>
+          <w:ilvl w:val="0"/>
+          <w:numId w:val="11"/>
+        </w:numPr>
+      </w:pPr>
+      <w:r>
+        <w:t>Now I need to make it so user id isn’t shown in orders and shows user email instead</w:t>
+      </w:r>
+    </w:p>
+    <w:p>
+      <w:pPr>
+        <w:pStyle w:val="ListParagraph"/>
+        <w:numPr>
+          <w:ilvl w:val="0"/>
+          <w:numId w:val="11"/>
+        </w:numPr>
+      </w:pPr>
+      <w:r>
+        <w:drawing>
+          <wp:inline distT="0" distB="0" distL="0" distR="0" wp14:anchorId="2234D20E" wp14:editId="40BA8CD6">
+            <wp:extent cx="5943600" cy="1490980"/>
+            <wp:effectExtent l="0" t="0" r="0" b="0"/>
+            <wp:docPr id="118" name="Picture 118"/>
+            <wp:cNvGraphicFramePr>
+              <a:graphicFrameLocks xmlns:a="http://schemas.openxmlformats.org/drawingml/2006/main" noChangeAspect="1"/>
+            </wp:cNvGraphicFramePr>
+            <a:graphic xmlns:a="http://schemas.openxmlformats.org/drawingml/2006/main">
+              <a:graphicData uri="http://schemas.openxmlformats.org/drawingml/2006/picture">
+                <pic:pic xmlns:pic="http://schemas.openxmlformats.org/drawingml/2006/picture">
+                  <pic:nvPicPr>
+                    <pic:cNvPr id="1" name=""/>
+                    <pic:cNvPicPr/>
+                  </pic:nvPicPr>
+                  <pic:blipFill>
+                    <a:blip r:embed="rId115"/>
+                    <a:stretch>
+                      <a:fillRect/>
+                    </a:stretch>
+                  </pic:blipFill>
+                  <pic:spPr>
+                    <a:xfrm>
+                      <a:off x="0" y="0"/>
+                      <a:ext cx="5943600" cy="1490980"/>
+                    </a:xfrm>
+                    <a:prstGeom prst="rect">
+                      <a:avLst/>
+                    </a:prstGeom>
+                  </pic:spPr>
+                </pic:pic>
+              </a:graphicData>
+            </a:graphic>
+          </wp:inline>
+        </w:drawing>
+      </w:r>
     </w:p>
     <w:p/>
     <w:p/>
@@ -3850,48 +8178,48 @@
         </w:numPr>
       </w:pPr>
       <w:r>
+        <w:t>Explain and mention the language of the code</w:t>
+      </w:r>
+    </w:p>
+    <w:p>
+      <w:pPr>
+        <w:pStyle w:val="ListParagraph"/>
+        <w:numPr>
+          <w:ilvl w:val="0"/>
+          <w:numId w:val="7"/>
+        </w:numPr>
+      </w:pPr>
+      <w:r>
+        <w:t>Screenshot the code</w:t>
+      </w:r>
+    </w:p>
+    <w:p>
+      <w:r>
+        <w:t>Views</w:t>
+      </w:r>
+    </w:p>
+    <w:p>
+      <w:pPr>
+        <w:pStyle w:val="ListParagraph"/>
+        <w:numPr>
+          <w:ilvl w:val="0"/>
+          <w:numId w:val="6"/>
+        </w:numPr>
+      </w:pPr>
+      <w:r>
+        <w:t>For each view- What is the view, why did you make that specific view and how is it linked with the controllers and models</w:t>
+      </w:r>
+    </w:p>
+    <w:p>
+      <w:pPr>
+        <w:pStyle w:val="ListParagraph"/>
+        <w:numPr>
+          <w:ilvl w:val="0"/>
+          <w:numId w:val="6"/>
+        </w:numPr>
+      </w:pPr>
+      <w:r>
         <w:lastRenderedPageBreak/>
-        <w:t>Explain and mention the language of the code</w:t>
-      </w:r>
-    </w:p>
-    <w:p>
-      <w:pPr>
-        <w:pStyle w:val="ListParagraph"/>
-        <w:numPr>
-          <w:ilvl w:val="0"/>
-          <w:numId w:val="7"/>
-        </w:numPr>
-      </w:pPr>
-      <w:r>
-        <w:t>Screenshot the code</w:t>
-      </w:r>
-    </w:p>
-    <w:p>
-      <w:r>
-        <w:t>Views</w:t>
-      </w:r>
-    </w:p>
-    <w:p>
-      <w:pPr>
-        <w:pStyle w:val="ListParagraph"/>
-        <w:numPr>
-          <w:ilvl w:val="0"/>
-          <w:numId w:val="6"/>
-        </w:numPr>
-      </w:pPr>
-      <w:r>
-        <w:t>For each view- What is the view, why did you make that specific view and how is it linked with the controllers and models</w:t>
-      </w:r>
-    </w:p>
-    <w:p>
-      <w:pPr>
-        <w:pStyle w:val="ListParagraph"/>
-        <w:numPr>
-          <w:ilvl w:val="0"/>
-          <w:numId w:val="6"/>
-        </w:numPr>
-      </w:pPr>
-      <w:r>
         <w:t>Explain the language being used and the content on the page</w:t>
       </w:r>
     </w:p>
@@ -5667,6 +9995,29 @@
       <w:contextualSpacing/>
     </w:pPr>
   </w:style>
+  <w:style w:type="character" w:styleId="Hyperlink">
+    <w:name w:val="Hyperlink"/>
+    <w:basedOn w:val="DefaultParagraphFont"/>
+    <w:uiPriority w:val="99"/>
+    <w:unhideWhenUsed/>
+    <w:rsid w:val="003A4921"/>
+    <w:rPr>
+      <w:color w:val="0563C1" w:themeColor="hyperlink"/>
+      <w:u w:val="single"/>
+    </w:rPr>
+  </w:style>
+  <w:style w:type="character" w:styleId="UnresolvedMention">
+    <w:name w:val="Unresolved Mention"/>
+    <w:basedOn w:val="DefaultParagraphFont"/>
+    <w:uiPriority w:val="99"/>
+    <w:semiHidden/>
+    <w:unhideWhenUsed/>
+    <w:rsid w:val="003A4921"/>
+    <w:rPr>
+      <w:color w:val="605E5C"/>
+      <w:shd w:val="clear" w:color="auto" w:fill="E1DFDD"/>
+    </w:rPr>
+  </w:style>
 </w:styles>
 </file>
 
